--- a/manuscript/Article 118 manuscript - Geomechanics Geoengineering.docx
+++ b/manuscript/Article 118 manuscript - Geomechanics Geoengineering.docx
@@ -1,6 +1,6 @@
 
 <file path=word/document.xml><?xml version="1.0" encoding="utf-8"?>
-<w:document xmlns:wpc="http://schemas.microsoft.com/office/word/2010/wordprocessingCanvas" xmlns:cx="http://schemas.microsoft.com/office/drawing/2014/chartex" xmlns:cx1="http://schemas.microsoft.com/office/drawing/2015/9/8/chartex" xmlns:mc="http://schemas.openxmlformats.org/markup-compatibility/2006" xmlns:o="urn:schemas-microsoft-com:office:office" xmlns:r="http://schemas.openxmlformats.org/officeDocument/2006/relationships" xmlns:m="http://schemas.openxmlformats.org/officeDocument/2006/math" xmlns:v="urn:schemas-microsoft-com:vml" xmlns:wp14="http://schemas.microsoft.com/office/word/2010/wordprocessingDrawing" xmlns:wp="http://schemas.openxmlformats.org/drawingml/2006/wordprocessingDrawing" xmlns:w10="urn:schemas-microsoft-com:office:word" xmlns:w="http://schemas.openxmlformats.org/wordprocessingml/2006/main" xmlns:w14="http://schemas.microsoft.com/office/word/2010/wordml" xmlns:w15="http://schemas.microsoft.com/office/word/2012/wordml" xmlns:w16se="http://schemas.microsoft.com/office/word/2015/wordml/symex" xmlns:wpg="http://schemas.microsoft.com/office/word/2010/wordprocessingGroup" xmlns:wpi="http://schemas.microsoft.com/office/word/2010/wordprocessingInk" xmlns:wne="http://schemas.microsoft.com/office/word/2006/wordml" xmlns:wps="http://schemas.microsoft.com/office/word/2010/wordprocessingShape" mc:Ignorable="w14 w15 w16se wp14">
+<w:document xmlns:ns1="http://schemas.openxmlformats.org/markup-compatibility/2006" xmlns:ns2="http://schemas.openxmlformats.org/drawingml/2006/wordprocessingDrawing" xmlns:ns3="http://schemas.openxmlformats.org/drawingml/2006/main" xmlns:ns4="http://schemas.openxmlformats.org/drawingml/2006/picture" xmlns:ns6="http://schemas.microsoft.com/office/drawing/2010/main" xmlns:r="http://schemas.openxmlformats.org/officeDocument/2006/relationships" xmlns:w="http://schemas.openxmlformats.org/wordprocessingml/2006/main" ns1:Ignorable="w14 w15 w16se wp14">
   <w:body>
     <w:p>
       <w:pPr>
@@ -172,10 +172,17 @@
     </w:p>
     <w:tbl>
       <w:tblPr>
-        <w:tblStyle w:val="TableGrid"/>
-        <w:tblW w:w="0" w:type="auto"/>
+        <w:tblStyle w:val="PlainTable2"/>
         <w:jc w:val="center"/>
         <w:tblLook w:val="04A0" w:firstRow="1" w:lastRow="0" w:firstColumn="1" w:lastColumn="0" w:noHBand="0" w:noVBand="1"/>
+        <w:tblW w:w="5000" w:type="pct"/>
+        <w:tblLayout w:type="autofit"/>
+        <w:tblCellMar>
+          <w:top w:w="40" w:type="dxa"/>
+          <w:bottom w:w="40" w:type="dxa"/>
+          <w:left w:w="60" w:type="dxa"/>
+          <w:right w:w="60" w:type="dxa"/>
+        </w:tblCellMar>
       </w:tblPr>
       <w:tblGrid>
         <w:gridCol w:w="1129"/>
@@ -189,8 +196,8 @@
       </w:tblGrid>
       <w:tr>
         <w:trPr>
-          <w:tblHeader/>
           <w:jc w:val="center"/>
+          <w:tblHeader w:val="true"/>
         </w:trPr>
         <w:tc>
           <w:tcPr>
@@ -203,10 +210,15 @@
             </w:tcMar>
           </w:tcPr>
           <w:p>
-            <w:r>
-              <w:rPr>
-                <w:b/>
-                <w:sz w:val="15"/>
+            <w:pPr>
+              <w:spacing w:before="0" w:after="0" w:line="240" w:lineRule="auto"/>
+            </w:pPr>
+            <w:r>
+              <w:rPr>
+                <w:b w:val="1"/>
+                <w:bCs w:val="1"/>
+                <w:sz w:val="17"/>
+                <w:szCs w:val="17"/>
               </w:rPr>
               <w:t>Study</w:t>
             </w:r>
@@ -223,10 +235,15 @@
             </w:tcMar>
           </w:tcPr>
           <w:p>
-            <w:r>
-              <w:rPr>
-                <w:b/>
-                <w:sz w:val="15"/>
+            <w:pPr>
+              <w:spacing w:before="0" w:after="0" w:line="240" w:lineRule="auto"/>
+            </w:pPr>
+            <w:r>
+              <w:rPr>
+                <w:b w:val="1"/>
+                <w:bCs w:val="1"/>
+                <w:sz w:val="17"/>
+                <w:szCs w:val="17"/>
               </w:rPr>
               <w:t>Scale/data</w:t>
             </w:r>
@@ -243,10 +260,15 @@
             </w:tcMar>
           </w:tcPr>
           <w:p>
-            <w:r>
-              <w:rPr>
-                <w:b/>
-                <w:sz w:val="15"/>
+            <w:pPr>
+              <w:spacing w:before="0" w:after="0" w:line="240" w:lineRule="auto"/>
+            </w:pPr>
+            <w:r>
+              <w:rPr>
+                <w:b w:val="1"/>
+                <w:bCs w:val="1"/>
+                <w:sz w:val="17"/>
+                <w:szCs w:val="17"/>
               </w:rPr>
               <w:t>Uncertainty</w:t>
             </w:r>
@@ -263,10 +285,15 @@
             </w:tcMar>
           </w:tcPr>
           <w:p>
-            <w:r>
-              <w:rPr>
-                <w:b/>
-                <w:sz w:val="15"/>
+            <w:pPr>
+              <w:spacing w:before="0" w:after="0" w:line="240" w:lineRule="auto"/>
+            </w:pPr>
+            <w:r>
+              <w:rPr>
+                <w:b w:val="1"/>
+                <w:bCs w:val="1"/>
+                <w:sz w:val="17"/>
+                <w:szCs w:val="17"/>
               </w:rPr>
               <w:t>Groundwater</w:t>
             </w:r>
@@ -283,10 +310,15 @@
             </w:tcMar>
           </w:tcPr>
           <w:p>
-            <w:r>
-              <w:rPr>
-                <w:b/>
-                <w:sz w:val="15"/>
+            <w:pPr>
+              <w:spacing w:before="0" w:after="0" w:line="240" w:lineRule="auto"/>
+            </w:pPr>
+            <w:r>
+              <w:rPr>
+                <w:b w:val="1"/>
+                <w:bCs w:val="1"/>
+                <w:sz w:val="17"/>
+                <w:szCs w:val="17"/>
               </w:rPr>
               <w:t>Fines/gradation</w:t>
             </w:r>
@@ -303,10 +335,15 @@
             </w:tcMar>
           </w:tcPr>
           <w:p>
-            <w:r>
-              <w:rPr>
-                <w:b/>
-                <w:sz w:val="15"/>
+            <w:pPr>
+              <w:spacing w:before="0" w:after="0" w:line="240" w:lineRule="auto"/>
+            </w:pPr>
+            <w:r>
+              <w:rPr>
+                <w:b w:val="1"/>
+                <w:bCs w:val="1"/>
+                <w:sz w:val="17"/>
+                <w:szCs w:val="17"/>
               </w:rPr>
               <w:t>Temporal treatment</w:t>
             </w:r>
@@ -323,10 +360,15 @@
             </w:tcMar>
           </w:tcPr>
           <w:p>
-            <w:r>
-              <w:rPr>
-                <w:b/>
-                <w:sz w:val="15"/>
+            <w:pPr>
+              <w:spacing w:before="0" w:after="0" w:line="240" w:lineRule="auto"/>
+            </w:pPr>
+            <w:r>
+              <w:rPr>
+                <w:b w:val="1"/>
+                <w:bCs w:val="1"/>
+                <w:sz w:val="17"/>
+                <w:szCs w:val="17"/>
               </w:rPr>
               <w:t>Assessment/reproducibility</w:t>
             </w:r>
@@ -343,10 +385,15 @@
             </w:tcMar>
           </w:tcPr>
           <w:p>
-            <w:r>
-              <w:rPr>
-                <w:b/>
-                <w:sz w:val="15"/>
+            <w:pPr>
+              <w:spacing w:before="0" w:after="0" w:line="240" w:lineRule="auto"/>
+            </w:pPr>
+            <w:r>
+              <w:rPr>
+                <w:b w:val="1"/>
+                <w:bCs w:val="1"/>
+                <w:sz w:val="17"/>
+                <w:szCs w:val="17"/>
               </w:rPr>
               <w:t>Gap relative to this benchmark</w:t>
             </w:r>
@@ -368,9 +415,13 @@
             </w:tcMar>
           </w:tcPr>
           <w:p>
-            <w:r>
-              <w:rPr>
-                <w:sz w:val="15"/>
+            <w:pPr>
+              <w:spacing w:before="0" w:after="0" w:line="240" w:lineRule="auto"/>
+            </w:pPr>
+            <w:r>
+              <w:rPr>
+                <w:sz w:val="17"/>
+                <w:szCs w:val="17"/>
               </w:rPr>
               <w:t>Cetin et al. [5]</w:t>
             </w:r>
@@ -387,9 +438,13 @@
             </w:tcMar>
           </w:tcPr>
           <w:p>
-            <w:r>
-              <w:rPr>
-                <w:sz w:val="15"/>
+            <w:pPr>
+              <w:spacing w:before="0" w:after="0" w:line="240" w:lineRule="auto"/>
+            </w:pPr>
+            <w:r>
+              <w:rPr>
+                <w:sz w:val="17"/>
+                <w:szCs w:val="17"/>
               </w:rPr>
               <w:t>SPT case-history triggering</w:t>
             </w:r>
@@ -406,9 +461,13 @@
             </w:tcMar>
           </w:tcPr>
           <w:p>
-            <w:r>
-              <w:rPr>
-                <w:sz w:val="15"/>
+            <w:pPr>
+              <w:spacing w:before="0" w:after="0" w:line="240" w:lineRule="auto"/>
+            </w:pPr>
+            <w:r>
+              <w:rPr>
+                <w:sz w:val="17"/>
+                <w:szCs w:val="17"/>
               </w:rPr>
               <w:t>Probabilistic triggering model</w:t>
             </w:r>
@@ -425,9 +484,13 @@
             </w:tcMar>
           </w:tcPr>
           <w:p>
-            <w:r>
-              <w:rPr>
-                <w:sz w:val="15"/>
+            <w:pPr>
+              <w:spacing w:before="0" w:after="0" w:line="240" w:lineRule="auto"/>
+            </w:pPr>
+            <w:r>
+              <w:rPr>
+                <w:sz w:val="17"/>
+                <w:szCs w:val="17"/>
               </w:rPr>
               <w:t>Implicit/site input</w:t>
             </w:r>
@@ -444,9 +507,13 @@
             </w:tcMar>
           </w:tcPr>
           <w:p>
-            <w:r>
-              <w:rPr>
-                <w:sz w:val="15"/>
+            <w:pPr>
+              <w:spacing w:before="0" w:after="0" w:line="240" w:lineRule="auto"/>
+            </w:pPr>
+            <w:r>
+              <w:rPr>
+                <w:sz w:val="17"/>
+                <w:szCs w:val="17"/>
               </w:rPr>
               <w:t>SPT-based corrections</w:t>
             </w:r>
@@ -463,9 +530,13 @@
             </w:tcMar>
           </w:tcPr>
           <w:p>
-            <w:r>
-              <w:rPr>
-                <w:sz w:val="15"/>
+            <w:pPr>
+              <w:spacing w:before="0" w:after="0" w:line="240" w:lineRule="auto"/>
+            </w:pPr>
+            <w:r>
+              <w:rPr>
+                <w:sz w:val="17"/>
+                <w:szCs w:val="17"/>
               </w:rPr>
               <w:t>Stationary</w:t>
             </w:r>
@@ -482,9 +553,13 @@
             </w:tcMar>
           </w:tcPr>
           <w:p>
-            <w:r>
-              <w:rPr>
-                <w:sz w:val="15"/>
+            <w:pPr>
+              <w:spacing w:before="0" w:after="0" w:line="240" w:lineRule="auto"/>
+            </w:pPr>
+            <w:r>
+              <w:rPr>
+                <w:sz w:val="17"/>
+                <w:szCs w:val="17"/>
               </w:rPr>
               <w:t>Case-history model</w:t>
             </w:r>
@@ -501,9 +576,13 @@
             </w:tcMar>
           </w:tcPr>
           <w:p>
-            <w:r>
-              <w:rPr>
-                <w:sz w:val="15"/>
+            <w:pPr>
+              <w:spacing w:before="0" w:after="0" w:line="240" w:lineRule="auto"/>
+            </w:pPr>
+            <w:r>
+              <w:rPr>
+                <w:sz w:val="17"/>
+                <w:szCs w:val="17"/>
               </w:rPr>
               <w:t>No prescribed groundwater/gradation trajectories or open layer-time benchmark</w:t>
             </w:r>
@@ -525,9 +604,13 @@
             </w:tcMar>
           </w:tcPr>
           <w:p>
-            <w:r>
-              <w:rPr>
-                <w:sz w:val="15"/>
+            <w:pPr>
+              <w:spacing w:before="0" w:after="0" w:line="240" w:lineRule="auto"/>
+            </w:pPr>
+            <w:r>
+              <w:rPr>
+                <w:sz w:val="17"/>
+                <w:szCs w:val="17"/>
               </w:rPr>
               <w:t>Moss et al. [24]</w:t>
             </w:r>
@@ -544,9 +627,13 @@
             </w:tcMar>
           </w:tcPr>
           <w:p>
-            <w:r>
-              <w:rPr>
-                <w:sz w:val="15"/>
+            <w:pPr>
+              <w:spacing w:before="0" w:after="0" w:line="240" w:lineRule="auto"/>
+            </w:pPr>
+            <w:r>
+              <w:rPr>
+                <w:sz w:val="17"/>
+                <w:szCs w:val="17"/>
               </w:rPr>
               <w:t>CPT case-history triggering</w:t>
             </w:r>
@@ -563,9 +650,13 @@
             </w:tcMar>
           </w:tcPr>
           <w:p>
-            <w:r>
-              <w:rPr>
-                <w:sz w:val="15"/>
+            <w:pPr>
+              <w:spacing w:before="0" w:after="0" w:line="240" w:lineRule="auto"/>
+            </w:pPr>
+            <w:r>
+              <w:rPr>
+                <w:sz w:val="17"/>
+                <w:szCs w:val="17"/>
               </w:rPr>
               <w:t>Probabilistic CPT model</w:t>
             </w:r>
@@ -582,9 +673,13 @@
             </w:tcMar>
           </w:tcPr>
           <w:p>
-            <w:r>
-              <w:rPr>
-                <w:sz w:val="15"/>
+            <w:pPr>
+              <w:spacing w:before="0" w:after="0" w:line="240" w:lineRule="auto"/>
+            </w:pPr>
+            <w:r>
+              <w:rPr>
+                <w:sz w:val="17"/>
+                <w:szCs w:val="17"/>
               </w:rPr>
               <w:t>Implicit/site input</w:t>
             </w:r>
@@ -601,9 +696,13 @@
             </w:tcMar>
           </w:tcPr>
           <w:p>
-            <w:r>
-              <w:rPr>
-                <w:sz w:val="15"/>
+            <w:pPr>
+              <w:spacing w:before="0" w:after="0" w:line="240" w:lineRule="auto"/>
+            </w:pPr>
+            <w:r>
+              <w:rPr>
+                <w:sz w:val="17"/>
+                <w:szCs w:val="17"/>
               </w:rPr>
               <w:t>CPT soil behavior terms</w:t>
             </w:r>
@@ -620,9 +719,13 @@
             </w:tcMar>
           </w:tcPr>
           <w:p>
-            <w:r>
-              <w:rPr>
-                <w:sz w:val="15"/>
+            <w:pPr>
+              <w:spacing w:before="0" w:after="0" w:line="240" w:lineRule="auto"/>
+            </w:pPr>
+            <w:r>
+              <w:rPr>
+                <w:sz w:val="17"/>
+                <w:szCs w:val="17"/>
               </w:rPr>
               <w:t>Stationary</w:t>
             </w:r>
@@ -639,9 +742,13 @@
             </w:tcMar>
           </w:tcPr>
           <w:p>
-            <w:r>
-              <w:rPr>
-                <w:sz w:val="15"/>
+            <w:pPr>
+              <w:spacing w:before="0" w:after="0" w:line="240" w:lineRule="auto"/>
+            </w:pPr>
+            <w:r>
+              <w:rPr>
+                <w:sz w:val="17"/>
+                <w:szCs w:val="17"/>
               </w:rPr>
               <w:t>Case-history model</w:t>
             </w:r>
@@ -658,9 +765,13 @@
             </w:tcMar>
           </w:tcPr>
           <w:p>
-            <w:r>
-              <w:rPr>
-                <w:sz w:val="15"/>
+            <w:pPr>
+              <w:spacing w:before="0" w:after="0" w:line="240" w:lineRule="auto"/>
+            </w:pPr>
+            <w:r>
+              <w:rPr>
+                <w:sz w:val="17"/>
+                <w:szCs w:val="17"/>
               </w:rPr>
               <w:t>No non-stationary scenario benchmark</w:t>
             </w:r>
@@ -682,9 +793,13 @@
             </w:tcMar>
           </w:tcPr>
           <w:p>
-            <w:r>
-              <w:rPr>
-                <w:sz w:val="15"/>
+            <w:pPr>
+              <w:spacing w:before="0" w:after="0" w:line="240" w:lineRule="auto"/>
+            </w:pPr>
+            <w:r>
+              <w:rPr>
+                <w:sz w:val="17"/>
+                <w:szCs w:val="17"/>
               </w:rPr>
               <w:t>Kayen et al. [16]</w:t>
             </w:r>
@@ -701,9 +816,13 @@
             </w:tcMar>
           </w:tcPr>
           <w:p>
-            <w:r>
-              <w:rPr>
-                <w:sz w:val="15"/>
+            <w:pPr>
+              <w:spacing w:before="0" w:after="0" w:line="240" w:lineRule="auto"/>
+            </w:pPr>
+            <w:r>
+              <w:rPr>
+                <w:sz w:val="17"/>
+                <w:szCs w:val="17"/>
               </w:rPr>
               <w:t>Vs-based triggering</w:t>
             </w:r>
@@ -720,9 +839,13 @@
             </w:tcMar>
           </w:tcPr>
           <w:p>
-            <w:r>
-              <w:rPr>
-                <w:sz w:val="15"/>
+            <w:pPr>
+              <w:spacing w:before="0" w:after="0" w:line="240" w:lineRule="auto"/>
+            </w:pPr>
+            <w:r>
+              <w:rPr>
+                <w:sz w:val="17"/>
+                <w:szCs w:val="17"/>
               </w:rPr>
               <w:t>Probabilistic Vs model</w:t>
             </w:r>
@@ -739,9 +862,13 @@
             </w:tcMar>
           </w:tcPr>
           <w:p>
-            <w:r>
-              <w:rPr>
-                <w:sz w:val="15"/>
+            <w:pPr>
+              <w:spacing w:before="0" w:after="0" w:line="240" w:lineRule="auto"/>
+            </w:pPr>
+            <w:r>
+              <w:rPr>
+                <w:sz w:val="17"/>
+                <w:szCs w:val="17"/>
               </w:rPr>
               <w:t>Implicit/site input</w:t>
             </w:r>
@@ -758,9 +885,13 @@
             </w:tcMar>
           </w:tcPr>
           <w:p>
-            <w:r>
-              <w:rPr>
-                <w:sz w:val="15"/>
+            <w:pPr>
+              <w:spacing w:before="0" w:after="0" w:line="240" w:lineRule="auto"/>
+            </w:pPr>
+            <w:r>
+              <w:rPr>
+                <w:sz w:val="17"/>
+                <w:szCs w:val="17"/>
               </w:rPr>
               <w:t>Vs proxy, not gradation evolution</w:t>
             </w:r>
@@ -777,9 +908,13 @@
             </w:tcMar>
           </w:tcPr>
           <w:p>
-            <w:r>
-              <w:rPr>
-                <w:sz w:val="15"/>
+            <w:pPr>
+              <w:spacing w:before="0" w:after="0" w:line="240" w:lineRule="auto"/>
+            </w:pPr>
+            <w:r>
+              <w:rPr>
+                <w:sz w:val="17"/>
+                <w:szCs w:val="17"/>
               </w:rPr>
               <w:t>Stationary</w:t>
             </w:r>
@@ -796,9 +931,13 @@
             </w:tcMar>
           </w:tcPr>
           <w:p>
-            <w:r>
-              <w:rPr>
-                <w:sz w:val="15"/>
+            <w:pPr>
+              <w:spacing w:before="0" w:after="0" w:line="240" w:lineRule="auto"/>
+            </w:pPr>
+            <w:r>
+              <w:rPr>
+                <w:sz w:val="17"/>
+                <w:szCs w:val="17"/>
               </w:rPr>
               <w:t>Case-history model</w:t>
             </w:r>
@@ -815,9 +954,13 @@
             </w:tcMar>
           </w:tcPr>
           <w:p>
-            <w:r>
-              <w:rPr>
-                <w:sz w:val="15"/>
+            <w:pPr>
+              <w:spacing w:before="0" w:after="0" w:line="240" w:lineRule="auto"/>
+            </w:pPr>
+            <w:r>
+              <w:rPr>
+                <w:sz w:val="17"/>
+                <w:szCs w:val="17"/>
               </w:rPr>
               <w:t>No prescribed fines/gradation scenarios</w:t>
             </w:r>
@@ -839,9 +982,13 @@
             </w:tcMar>
           </w:tcPr>
           <w:p>
-            <w:r>
-              <w:rPr>
-                <w:sz w:val="15"/>
+            <w:pPr>
+              <w:spacing w:before="0" w:after="0" w:line="240" w:lineRule="auto"/>
+            </w:pPr>
+            <w:r>
+              <w:rPr>
+                <w:sz w:val="17"/>
+                <w:szCs w:val="17"/>
               </w:rPr>
               <w:t>Yang and Wei [39]</w:t>
             </w:r>
@@ -858,9 +1005,13 @@
             </w:tcMar>
           </w:tcPr>
           <w:p>
-            <w:r>
-              <w:rPr>
-                <w:sz w:val="15"/>
+            <w:pPr>
+              <w:spacing w:before="0" w:after="0" w:line="240" w:lineRule="auto"/>
+            </w:pPr>
+            <w:r>
+              <w:rPr>
+                <w:sz w:val="17"/>
+                <w:szCs w:val="17"/>
               </w:rPr>
               <w:t>Vs/logistic model</w:t>
             </w:r>
@@ -877,9 +1028,13 @@
             </w:tcMar>
           </w:tcPr>
           <w:p>
-            <w:r>
-              <w:rPr>
-                <w:sz w:val="15"/>
+            <w:pPr>
+              <w:spacing w:before="0" w:after="0" w:line="240" w:lineRule="auto"/>
+            </w:pPr>
+            <w:r>
+              <w:rPr>
+                <w:sz w:val="17"/>
+                <w:szCs w:val="17"/>
               </w:rPr>
               <w:t>Model uncertainty via logistic regression</w:t>
             </w:r>
@@ -896,9 +1051,13 @@
             </w:tcMar>
           </w:tcPr>
           <w:p>
-            <w:r>
-              <w:rPr>
-                <w:sz w:val="15"/>
+            <w:pPr>
+              <w:spacing w:before="0" w:after="0" w:line="240" w:lineRule="auto"/>
+            </w:pPr>
+            <w:r>
+              <w:rPr>
+                <w:sz w:val="17"/>
+                <w:szCs w:val="17"/>
               </w:rPr>
               <w:t>Not central</w:t>
             </w:r>
@@ -915,9 +1074,13 @@
             </w:tcMar>
           </w:tcPr>
           <w:p>
-            <w:r>
-              <w:rPr>
-                <w:sz w:val="15"/>
+            <w:pPr>
+              <w:spacing w:before="0" w:after="0" w:line="240" w:lineRule="auto"/>
+            </w:pPr>
+            <w:r>
+              <w:rPr>
+                <w:sz w:val="17"/>
+                <w:szCs w:val="17"/>
               </w:rPr>
               <w:t>Fines content emphasized</w:t>
             </w:r>
@@ -934,9 +1097,13 @@
             </w:tcMar>
           </w:tcPr>
           <w:p>
-            <w:r>
-              <w:rPr>
-                <w:sz w:val="15"/>
+            <w:pPr>
+              <w:spacing w:before="0" w:after="0" w:line="240" w:lineRule="auto"/>
+            </w:pPr>
+            <w:r>
+              <w:rPr>
+                <w:sz w:val="17"/>
+                <w:szCs w:val="17"/>
               </w:rPr>
               <w:t>Stationary</w:t>
             </w:r>
@@ -953,9 +1120,13 @@
             </w:tcMar>
           </w:tcPr>
           <w:p>
-            <w:r>
-              <w:rPr>
-                <w:sz w:val="15"/>
+            <w:pPr>
+              <w:spacing w:before="0" w:after="0" w:line="240" w:lineRule="auto"/>
+            </w:pPr>
+            <w:r>
+              <w:rPr>
+                <w:sz w:val="17"/>
+                <w:szCs w:val="17"/>
               </w:rPr>
               <w:t>Published model</w:t>
             </w:r>
@@ -972,9 +1143,13 @@
             </w:tcMar>
           </w:tcPr>
           <w:p>
-            <w:r>
-              <w:rPr>
-                <w:sz w:val="15"/>
+            <w:pPr>
+              <w:spacing w:before="0" w:after="0" w:line="240" w:lineRule="auto"/>
+            </w:pPr>
+            <w:r>
+              <w:rPr>
+                <w:sz w:val="17"/>
+                <w:szCs w:val="17"/>
               </w:rPr>
               <w:t>Supports fines sensitivity but not coupled groundwater-gradation trajectories</w:t>
             </w:r>
@@ -996,9 +1171,13 @@
             </w:tcMar>
           </w:tcPr>
           <w:p>
-            <w:r>
-              <w:rPr>
-                <w:sz w:val="15"/>
+            <w:pPr>
+              <w:spacing w:before="0" w:after="0" w:line="240" w:lineRule="auto"/>
+            </w:pPr>
+            <w:r>
+              <w:rPr>
+                <w:sz w:val="17"/>
+                <w:szCs w:val="17"/>
               </w:rPr>
               <w:t>Greenfield et al. [43]</w:t>
             </w:r>
@@ -1015,9 +1194,13 @@
             </w:tcMar>
           </w:tcPr>
           <w:p>
-            <w:r>
-              <w:rPr>
-                <w:sz w:val="15"/>
+            <w:pPr>
+              <w:spacing w:before="0" w:after="0" w:line="240" w:lineRule="auto"/>
+            </w:pPr>
+            <w:r>
+              <w:rPr>
+                <w:sz w:val="17"/>
+                <w:szCs w:val="17"/>
               </w:rPr>
               <w:t>Regional extension</w:t>
             </w:r>
@@ -1034,9 +1217,13 @@
             </w:tcMar>
           </w:tcPr>
           <w:p>
-            <w:r>
-              <w:rPr>
-                <w:sz w:val="15"/>
+            <w:pPr>
+              <w:spacing w:before="0" w:after="0" w:line="240" w:lineRule="auto"/>
+            </w:pPr>
+            <w:r>
+              <w:rPr>
+                <w:sz w:val="17"/>
+                <w:szCs w:val="17"/>
               </w:rPr>
               <w:t>Soil, groundwater and manifestation uncertainty</w:t>
             </w:r>
@@ -1053,9 +1240,13 @@
             </w:tcMar>
           </w:tcPr>
           <w:p>
-            <w:r>
-              <w:rPr>
-                <w:sz w:val="15"/>
+            <w:pPr>
+              <w:spacing w:before="0" w:after="0" w:line="240" w:lineRule="auto"/>
+            </w:pPr>
+            <w:r>
+              <w:rPr>
+                <w:sz w:val="17"/>
+                <w:szCs w:val="17"/>
               </w:rPr>
               <w:t>Explicit uncertainty</w:t>
             </w:r>
@@ -1072,9 +1263,13 @@
             </w:tcMar>
           </w:tcPr>
           <w:p>
-            <w:r>
-              <w:rPr>
-                <w:sz w:val="15"/>
+            <w:pPr>
+              <w:spacing w:before="0" w:after="0" w:line="240" w:lineRule="auto"/>
+            </w:pPr>
+            <w:r>
+              <w:rPr>
+                <w:sz w:val="17"/>
+                <w:szCs w:val="17"/>
               </w:rPr>
               <w:t>Regional soil classification</w:t>
             </w:r>
@@ -1091,9 +1286,13 @@
             </w:tcMar>
           </w:tcPr>
           <w:p>
-            <w:r>
-              <w:rPr>
-                <w:sz w:val="15"/>
+            <w:pPr>
+              <w:spacing w:before="0" w:after="0" w:line="240" w:lineRule="auto"/>
+            </w:pPr>
+            <w:r>
+              <w:rPr>
+                <w:sz w:val="17"/>
+                <w:szCs w:val="17"/>
               </w:rPr>
               <w:t>Regional/static</w:t>
             </w:r>
@@ -1110,9 +1309,13 @@
             </w:tcMar>
           </w:tcPr>
           <w:p>
-            <w:r>
-              <w:rPr>
-                <w:sz w:val="15"/>
+            <w:pPr>
+              <w:spacing w:before="0" w:after="0" w:line="240" w:lineRule="auto"/>
+            </w:pPr>
+            <w:r>
+              <w:rPr>
+                <w:sz w:val="17"/>
+                <w:szCs w:val="17"/>
               </w:rPr>
               <w:t>Regional evaluation</w:t>
             </w:r>
@@ -1129,9 +1332,13 @@
             </w:tcMar>
           </w:tcPr>
           <w:p>
-            <w:r>
-              <w:rPr>
-                <w:sz w:val="15"/>
+            <w:pPr>
+              <w:spacing w:before="0" w:after="0" w:line="240" w:lineRule="auto"/>
+            </w:pPr>
+            <w:r>
+              <w:rPr>
+                <w:sz w:val="17"/>
+                <w:szCs w:val="17"/>
               </w:rPr>
               <w:t>No compact open benchmark isolating prescribed state trajectories</w:t>
             </w:r>
@@ -1153,9 +1360,13 @@
             </w:tcMar>
           </w:tcPr>
           <w:p>
-            <w:r>
-              <w:rPr>
-                <w:sz w:val="15"/>
+            <w:pPr>
+              <w:spacing w:before="0" w:after="0" w:line="240" w:lineRule="auto"/>
+            </w:pPr>
+            <w:r>
+              <w:rPr>
+                <w:sz w:val="17"/>
+                <w:szCs w:val="17"/>
               </w:rPr>
               <w:t>Makdisi and Kramer [46]</w:t>
             </w:r>
@@ -1172,9 +1383,13 @@
             </w:tcMar>
           </w:tcPr>
           <w:p>
-            <w:r>
-              <w:rPr>
-                <w:sz w:val="15"/>
+            <w:pPr>
+              <w:spacing w:before="0" w:after="0" w:line="240" w:lineRule="auto"/>
+            </w:pPr>
+            <w:r>
+              <w:rPr>
+                <w:sz w:val="17"/>
+                <w:szCs w:val="17"/>
               </w:rPr>
               <w:t>PLHA computation</w:t>
             </w:r>
@@ -1191,9 +1406,13 @@
             </w:tcMar>
           </w:tcPr>
           <w:p>
-            <w:r>
-              <w:rPr>
-                <w:sz w:val="15"/>
+            <w:pPr>
+              <w:spacing w:before="0" w:after="0" w:line="240" w:lineRule="auto"/>
+            </w:pPr>
+            <w:r>
+              <w:rPr>
+                <w:sz w:val="17"/>
+                <w:szCs w:val="17"/>
               </w:rPr>
               <w:t>Hazard-space and triggering uncertainty</w:t>
             </w:r>
@@ -1210,9 +1429,13 @@
             </w:tcMar>
           </w:tcPr>
           <w:p>
-            <w:r>
-              <w:rPr>
-                <w:sz w:val="15"/>
+            <w:pPr>
+              <w:spacing w:before="0" w:after="0" w:line="240" w:lineRule="auto"/>
+            </w:pPr>
+            <w:r>
+              <w:rPr>
+                <w:sz w:val="17"/>
+                <w:szCs w:val="17"/>
               </w:rPr>
               <w:t>Site/regional input</w:t>
             </w:r>
@@ -1229,9 +1452,13 @@
             </w:tcMar>
           </w:tcPr>
           <w:p>
-            <w:r>
-              <w:rPr>
-                <w:sz w:val="15"/>
+            <w:pPr>
+              <w:spacing w:before="0" w:after="0" w:line="240" w:lineRule="auto"/>
+            </w:pPr>
+            <w:r>
+              <w:rPr>
+                <w:sz w:val="17"/>
+                <w:szCs w:val="17"/>
               </w:rPr>
               <w:t>Not focus</w:t>
             </w:r>
@@ -1248,9 +1475,13 @@
             </w:tcMar>
           </w:tcPr>
           <w:p>
-            <w:r>
-              <w:rPr>
-                <w:sz w:val="15"/>
+            <w:pPr>
+              <w:spacing w:before="0" w:after="0" w:line="240" w:lineRule="auto"/>
+            </w:pPr>
+            <w:r>
+              <w:rPr>
+                <w:sz w:val="17"/>
+                <w:szCs w:val="17"/>
               </w:rPr>
               <w:t>PSHA/hazard return periods</w:t>
             </w:r>
@@ -1267,9 +1498,13 @@
             </w:tcMar>
           </w:tcPr>
           <w:p>
-            <w:r>
-              <w:rPr>
-                <w:sz w:val="15"/>
+            <w:pPr>
+              <w:spacing w:before="0" w:after="0" w:line="240" w:lineRule="auto"/>
+            </w:pPr>
+            <w:r>
+              <w:rPr>
+                <w:sz w:val="17"/>
+                <w:szCs w:val="17"/>
               </w:rPr>
               <w:t>Computational method</w:t>
             </w:r>
@@ -1286,9 +1521,13 @@
             </w:tcMar>
           </w:tcPr>
           <w:p>
-            <w:r>
-              <w:rPr>
-                <w:sz w:val="15"/>
+            <w:pPr>
+              <w:spacing w:before="0" w:after="0" w:line="240" w:lineRule="auto"/>
+            </w:pPr>
+            <w:r>
+              <w:rPr>
+                <w:sz w:val="17"/>
+                <w:szCs w:val="17"/>
               </w:rPr>
               <w:t>Addresses PLHA, not synthetic non-stationary groundwater/gradation paths</w:t>
             </w:r>
@@ -1310,9 +1549,13 @@
             </w:tcMar>
           </w:tcPr>
           <w:p>
-            <w:r>
-              <w:rPr>
-                <w:sz w:val="15"/>
+            <w:pPr>
+              <w:spacing w:before="0" w:after="0" w:line="240" w:lineRule="auto"/>
+            </w:pPr>
+            <w:r>
+              <w:rPr>
+                <w:sz w:val="17"/>
+                <w:szCs w:val="17"/>
               </w:rPr>
               <w:t>Ordaz et al. [47]</w:t>
             </w:r>
@@ -1329,9 +1572,13 @@
             </w:tcMar>
           </w:tcPr>
           <w:p>
-            <w:r>
-              <w:rPr>
-                <w:sz w:val="15"/>
+            <w:pPr>
+              <w:spacing w:before="0" w:after="0" w:line="240" w:lineRule="auto"/>
+            </w:pPr>
+            <w:r>
+              <w:rPr>
+                <w:sz w:val="17"/>
+                <w:szCs w:val="17"/>
               </w:rPr>
               <w:t>Event-based PLHA</w:t>
             </w:r>
@@ -1348,9 +1595,13 @@
             </w:tcMar>
           </w:tcPr>
           <w:p>
-            <w:r>
-              <w:rPr>
-                <w:sz w:val="15"/>
+            <w:pPr>
+              <w:spacing w:before="0" w:after="0" w:line="240" w:lineRule="auto"/>
+            </w:pPr>
+            <w:r>
+              <w:rPr>
+                <w:sz w:val="17"/>
+                <w:szCs w:val="17"/>
               </w:rPr>
               <w:t>PSHA/event uncertainty</w:t>
             </w:r>
@@ -1367,9 +1618,13 @@
             </w:tcMar>
           </w:tcPr>
           <w:p>
-            <w:r>
-              <w:rPr>
-                <w:sz w:val="15"/>
+            <w:pPr>
+              <w:spacing w:before="0" w:after="0" w:line="240" w:lineRule="auto"/>
+            </w:pPr>
+            <w:r>
+              <w:rPr>
+                <w:sz w:val="17"/>
+                <w:szCs w:val="17"/>
               </w:rPr>
               <w:t>Model input</w:t>
             </w:r>
@@ -1386,9 +1641,13 @@
             </w:tcMar>
           </w:tcPr>
           <w:p>
-            <w:r>
-              <w:rPr>
-                <w:sz w:val="15"/>
+            <w:pPr>
+              <w:spacing w:before="0" w:after="0" w:line="240" w:lineRule="auto"/>
+            </w:pPr>
+            <w:r>
+              <w:rPr>
+                <w:sz w:val="17"/>
+                <w:szCs w:val="17"/>
               </w:rPr>
               <w:t>Not focus</w:t>
             </w:r>
@@ -1405,9 +1664,13 @@
             </w:tcMar>
           </w:tcPr>
           <w:p>
-            <w:r>
-              <w:rPr>
-                <w:sz w:val="15"/>
+            <w:pPr>
+              <w:spacing w:before="0" w:after="0" w:line="240" w:lineRule="auto"/>
+            </w:pPr>
+            <w:r>
+              <w:rPr>
+                <w:sz w:val="17"/>
+                <w:szCs w:val="17"/>
               </w:rPr>
               <w:t>Event-based annual hazard</w:t>
             </w:r>
@@ -1424,9 +1687,13 @@
             </w:tcMar>
           </w:tcPr>
           <w:p>
-            <w:r>
-              <w:rPr>
-                <w:sz w:val="15"/>
+            <w:pPr>
+              <w:spacing w:before="0" w:after="0" w:line="240" w:lineRule="auto"/>
+            </w:pPr>
+            <w:r>
+              <w:rPr>
+                <w:sz w:val="17"/>
+                <w:szCs w:val="17"/>
               </w:rPr>
               <w:t>PLHA framework</w:t>
             </w:r>
@@ -1443,9 +1710,13 @@
             </w:tcMar>
           </w:tcPr>
           <w:p>
-            <w:r>
-              <w:rPr>
-                <w:sz w:val="15"/>
+            <w:pPr>
+              <w:spacing w:before="0" w:after="0" w:line="240" w:lineRule="auto"/>
+            </w:pPr>
+            <w:r>
+              <w:rPr>
+                <w:sz w:val="17"/>
+                <w:szCs w:val="17"/>
               </w:rPr>
               <w:t>Distinguishes annual hazard from this state-conditioned Pf(t) benchmark</w:t>
             </w:r>
@@ -1467,9 +1738,13 @@
             </w:tcMar>
           </w:tcPr>
           <w:p>
-            <w:r>
-              <w:rPr>
-                <w:sz w:val="15"/>
+            <w:pPr>
+              <w:spacing w:before="0" w:after="0" w:line="240" w:lineRule="auto"/>
+            </w:pPr>
+            <w:r>
+              <w:rPr>
+                <w:sz w:val="17"/>
+                <w:szCs w:val="17"/>
               </w:rPr>
               <w:t>Olaya et al. [48]</w:t>
             </w:r>
@@ -1486,9 +1761,13 @@
             </w:tcMar>
           </w:tcPr>
           <w:p>
-            <w:r>
-              <w:rPr>
-                <w:sz w:val="15"/>
+            <w:pPr>
+              <w:spacing w:before="0" w:after="0" w:line="240" w:lineRule="auto"/>
+            </w:pPr>
+            <w:r>
+              <w:rPr>
+                <w:sz w:val="17"/>
+                <w:szCs w:val="17"/>
               </w:rPr>
               <w:t>Performance-based settlement</w:t>
             </w:r>
@@ -1505,9 +1784,13 @@
             </w:tcMar>
           </w:tcPr>
           <w:p>
-            <w:r>
-              <w:rPr>
-                <w:sz w:val="15"/>
+            <w:pPr>
+              <w:spacing w:before="0" w:after="0" w:line="240" w:lineRule="auto"/>
+            </w:pPr>
+            <w:r>
+              <w:rPr>
+                <w:sz w:val="17"/>
+                <w:szCs w:val="17"/>
               </w:rPr>
               <w:t>Ground-motion and settlement uncertainty</w:t>
             </w:r>
@@ -1524,9 +1807,13 @@
             </w:tcMar>
           </w:tcPr>
           <w:p>
-            <w:r>
-              <w:rPr>
-                <w:sz w:val="15"/>
+            <w:pPr>
+              <w:spacing w:before="0" w:after="0" w:line="240" w:lineRule="auto"/>
+            </w:pPr>
+            <w:r>
+              <w:rPr>
+                <w:sz w:val="17"/>
+                <w:szCs w:val="17"/>
               </w:rPr>
               <w:t>Input variable</w:t>
             </w:r>
@@ -1543,9 +1830,13 @@
             </w:tcMar>
           </w:tcPr>
           <w:p>
-            <w:r>
-              <w:rPr>
-                <w:sz w:val="15"/>
+            <w:pPr>
+              <w:spacing w:before="0" w:after="0" w:line="240" w:lineRule="auto"/>
+            </w:pPr>
+            <w:r>
+              <w:rPr>
+                <w:sz w:val="17"/>
+                <w:szCs w:val="17"/>
               </w:rPr>
               <w:t>Not focus</w:t>
             </w:r>
@@ -1562,9 +1853,13 @@
             </w:tcMar>
           </w:tcPr>
           <w:p>
-            <w:r>
-              <w:rPr>
-                <w:sz w:val="15"/>
+            <w:pPr>
+              <w:spacing w:before="0" w:after="0" w:line="240" w:lineRule="auto"/>
+            </w:pPr>
+            <w:r>
+              <w:rPr>
+                <w:sz w:val="17"/>
+                <w:szCs w:val="17"/>
               </w:rPr>
               <w:t>Performance-based hazard</w:t>
             </w:r>
@@ -1581,9 +1876,13 @@
             </w:tcMar>
           </w:tcPr>
           <w:p>
-            <w:r>
-              <w:rPr>
-                <w:sz w:val="15"/>
+            <w:pPr>
+              <w:spacing w:before="0" w:after="0" w:line="240" w:lineRule="auto"/>
+            </w:pPr>
+            <w:r>
+              <w:rPr>
+                <w:sz w:val="17"/>
+                <w:szCs w:val="17"/>
               </w:rPr>
               <w:t>Procedure assessment</w:t>
             </w:r>
@@ -1600,9 +1899,13 @@
             </w:tcMar>
           </w:tcPr>
           <w:p>
-            <w:r>
-              <w:rPr>
-                <w:sz w:val="15"/>
+            <w:pPr>
+              <w:spacing w:before="0" w:after="0" w:line="240" w:lineRule="auto"/>
+            </w:pPr>
+            <w:r>
+              <w:rPr>
+                <w:sz w:val="17"/>
+                <w:szCs w:val="17"/>
               </w:rPr>
               <w:t>Focuses settlement, not layer-wise Pf(t) scenario mechanics</w:t>
             </w:r>
@@ -1624,9 +1927,13 @@
             </w:tcMar>
           </w:tcPr>
           <w:p>
-            <w:r>
-              <w:rPr>
-                <w:sz w:val="15"/>
+            <w:pPr>
+              <w:spacing w:before="0" w:after="0" w:line="240" w:lineRule="auto"/>
+            </w:pPr>
+            <w:r>
+              <w:rPr>
+                <w:sz w:val="17"/>
+                <w:szCs w:val="17"/>
               </w:rPr>
               <w:t>Javanbakht et al. [49]</w:t>
             </w:r>
@@ -1643,9 +1950,13 @@
             </w:tcMar>
           </w:tcPr>
           <w:p>
-            <w:r>
-              <w:rPr>
-                <w:sz w:val="15"/>
+            <w:pPr>
+              <w:spacing w:before="0" w:after="0" w:line="240" w:lineRule="auto"/>
+            </w:pPr>
+            <w:r>
+              <w:rPr>
+                <w:sz w:val="17"/>
+                <w:szCs w:val="17"/>
               </w:rPr>
               <w:t>787 CPTs, regional mapping</w:t>
             </w:r>
@@ -1662,9 +1973,13 @@
             </w:tcMar>
           </w:tcPr>
           <w:p>
-            <w:r>
-              <w:rPr>
-                <w:sz w:val="15"/>
+            <w:pPr>
+              <w:spacing w:before="0" w:after="0" w:line="240" w:lineRule="auto"/>
+            </w:pPr>
+            <w:r>
+              <w:rPr>
+                <w:sz w:val="17"/>
+                <w:szCs w:val="17"/>
               </w:rPr>
               <w:t>Model and soil resistance uncertainty</w:t>
             </w:r>
@@ -1681,9 +1996,13 @@
             </w:tcMar>
           </w:tcPr>
           <w:p>
-            <w:r>
-              <w:rPr>
-                <w:sz w:val="15"/>
+            <w:pPr>
+              <w:spacing w:before="0" w:after="0" w:line="240" w:lineRule="auto"/>
+            </w:pPr>
+            <w:r>
+              <w:rPr>
+                <w:sz w:val="17"/>
+                <w:szCs w:val="17"/>
               </w:rPr>
               <w:t>Regional input</w:t>
             </w:r>
@@ -1700,9 +2019,13 @@
             </w:tcMar>
           </w:tcPr>
           <w:p>
-            <w:r>
-              <w:rPr>
-                <w:sz w:val="15"/>
+            <w:pPr>
+              <w:spacing w:before="0" w:after="0" w:line="240" w:lineRule="auto"/>
+            </w:pPr>
+            <w:r>
+              <w:rPr>
+                <w:sz w:val="17"/>
+                <w:szCs w:val="17"/>
               </w:rPr>
               <w:t>CPT resistance, not evolution</w:t>
             </w:r>
@@ -1719,9 +2042,13 @@
             </w:tcMar>
           </w:tcPr>
           <w:p>
-            <w:r>
-              <w:rPr>
-                <w:sz w:val="15"/>
+            <w:pPr>
+              <w:spacing w:before="0" w:after="0" w:line="240" w:lineRule="auto"/>
+            </w:pPr>
+            <w:r>
+              <w:rPr>
+                <w:sz w:val="17"/>
+                <w:szCs w:val="17"/>
               </w:rPr>
               <w:t>PSHA/hazard mapping</w:t>
             </w:r>
@@ -1738,9 +2065,13 @@
             </w:tcMar>
           </w:tcPr>
           <w:p>
-            <w:r>
-              <w:rPr>
-                <w:sz w:val="15"/>
+            <w:pPr>
+              <w:spacing w:before="0" w:after="0" w:line="240" w:lineRule="auto"/>
+            </w:pPr>
+            <w:r>
+              <w:rPr>
+                <w:sz w:val="17"/>
+                <w:szCs w:val="17"/>
               </w:rPr>
               <w:t>CPT database available</w:t>
             </w:r>
@@ -1757,9 +2088,13 @@
             </w:tcMar>
           </w:tcPr>
           <w:p>
-            <w:r>
-              <w:rPr>
-                <w:sz w:val="15"/>
+            <w:pPr>
+              <w:spacing w:before="0" w:after="0" w:line="240" w:lineRule="auto"/>
+            </w:pPr>
+            <w:r>
+              <w:rPr>
+                <w:sz w:val="17"/>
+                <w:szCs w:val="17"/>
               </w:rPr>
               <w:t>Regional mapping; not reproducible synthetic benchmark for prescribed gradation change</w:t>
             </w:r>
@@ -1781,9 +2116,13 @@
             </w:tcMar>
           </w:tcPr>
           <w:p>
-            <w:r>
-              <w:rPr>
-                <w:sz w:val="15"/>
+            <w:pPr>
+              <w:spacing w:before="0" w:after="0" w:line="240" w:lineRule="auto"/>
+            </w:pPr>
+            <w:r>
+              <w:rPr>
+                <w:sz w:val="17"/>
+                <w:szCs w:val="17"/>
               </w:rPr>
               <w:t>Cruz et al. [45]</w:t>
             </w:r>
@@ -1800,9 +2139,13 @@
             </w:tcMar>
           </w:tcPr>
           <w:p>
-            <w:r>
-              <w:rPr>
-                <w:sz w:val="15"/>
+            <w:pPr>
+              <w:spacing w:before="0" w:after="0" w:line="240" w:lineRule="auto"/>
+            </w:pPr>
+            <w:r>
+              <w:rPr>
+                <w:sz w:val="17"/>
+                <w:szCs w:val="17"/>
               </w:rPr>
               <w:t>Review of urban PLHA</w:t>
             </w:r>
@@ -1819,9 +2162,13 @@
             </w:tcMar>
           </w:tcPr>
           <w:p>
-            <w:r>
-              <w:rPr>
-                <w:sz w:val="15"/>
+            <w:pPr>
+              <w:spacing w:before="0" w:after="0" w:line="240" w:lineRule="auto"/>
+            </w:pPr>
+            <w:r>
+              <w:rPr>
+                <w:sz w:val="17"/>
+                <w:szCs w:val="17"/>
               </w:rPr>
               <w:t>Synthesis of uncertainty sources</w:t>
             </w:r>
@@ -1838,9 +2185,13 @@
             </w:tcMar>
           </w:tcPr>
           <w:p>
-            <w:r>
-              <w:rPr>
-                <w:sz w:val="15"/>
+            <w:pPr>
+              <w:spacing w:before="0" w:after="0" w:line="240" w:lineRule="auto"/>
+            </w:pPr>
+            <w:r>
+              <w:rPr>
+                <w:sz w:val="17"/>
+                <w:szCs w:val="17"/>
               </w:rPr>
               <w:t>Recognized driver</w:t>
             </w:r>
@@ -1857,9 +2208,13 @@
             </w:tcMar>
           </w:tcPr>
           <w:p>
-            <w:r>
-              <w:rPr>
-                <w:sz w:val="15"/>
+            <w:pPr>
+              <w:spacing w:before="0" w:after="0" w:line="240" w:lineRule="auto"/>
+            </w:pPr>
+            <w:r>
+              <w:rPr>
+                <w:sz w:val="17"/>
+                <w:szCs w:val="17"/>
               </w:rPr>
               <w:t>Recognized susceptibility input</w:t>
             </w:r>
@@ -1876,9 +2231,13 @@
             </w:tcMar>
           </w:tcPr>
           <w:p>
-            <w:r>
-              <w:rPr>
-                <w:sz w:val="15"/>
+            <w:pPr>
+              <w:spacing w:before="0" w:after="0" w:line="240" w:lineRule="auto"/>
+            </w:pPr>
+            <w:r>
+              <w:rPr>
+                <w:sz w:val="17"/>
+                <w:szCs w:val="17"/>
               </w:rPr>
               <w:t>Review-level</w:t>
             </w:r>
@@ -1895,9 +2254,13 @@
             </w:tcMar>
           </w:tcPr>
           <w:p>
-            <w:r>
-              <w:rPr>
-                <w:sz w:val="15"/>
+            <w:pPr>
+              <w:spacing w:before="0" w:after="0" w:line="240" w:lineRule="auto"/>
+            </w:pPr>
+            <w:r>
+              <w:rPr>
+                <w:sz w:val="17"/>
+                <w:szCs w:val="17"/>
               </w:rPr>
               <w:t>Literature review</w:t>
             </w:r>
@@ -1914,9 +2277,13 @@
             </w:tcMar>
           </w:tcPr>
           <w:p>
-            <w:r>
-              <w:rPr>
-                <w:sz w:val="15"/>
+            <w:pPr>
+              <w:spacing w:before="0" w:after="0" w:line="240" w:lineRule="auto"/>
+            </w:pPr>
+            <w:r>
+              <w:rPr>
+                <w:sz w:val="17"/>
+                <w:szCs w:val="17"/>
               </w:rPr>
               <w:t>Shows field is active but not a runnable benchmark</w:t>
             </w:r>
@@ -1938,9 +2305,13 @@
             </w:tcMar>
           </w:tcPr>
           <w:p>
-            <w:r>
-              <w:rPr>
-                <w:sz w:val="15"/>
+            <w:pPr>
+              <w:spacing w:before="0" w:after="0" w:line="240" w:lineRule="auto"/>
+            </w:pPr>
+            <w:r>
+              <w:rPr>
+                <w:sz w:val="17"/>
+                <w:szCs w:val="17"/>
               </w:rPr>
               <w:lastRenderedPageBreak/>
               <w:t>OpenQuake/GEM [50]</w:t>
@@ -1958,9 +2329,13 @@
             </w:tcMar>
           </w:tcPr>
           <w:p>
-            <w:r>
-              <w:rPr>
-                <w:sz w:val="15"/>
+            <w:pPr>
+              <w:spacing w:before="0" w:after="0" w:line="240" w:lineRule="auto"/>
+            </w:pPr>
+            <w:r>
+              <w:rPr>
+                <w:sz w:val="17"/>
+                <w:szCs w:val="17"/>
               </w:rPr>
               <w:t>Geospatial HAZUS/secondary perils</w:t>
             </w:r>
@@ -1977,9 +2352,13 @@
             </w:tcMar>
           </w:tcPr>
           <w:p>
-            <w:r>
-              <w:rPr>
-                <w:sz w:val="15"/>
+            <w:pPr>
+              <w:spacing w:before="0" w:after="0" w:line="240" w:lineRule="auto"/>
+            </w:pPr>
+            <w:r>
+              <w:rPr>
+                <w:sz w:val="17"/>
+                <w:szCs w:val="17"/>
               </w:rPr>
               <w:t>Scenario/event PSHA inputs</w:t>
             </w:r>
@@ -1996,9 +2375,13 @@
             </w:tcMar>
           </w:tcPr>
           <w:p>
-            <w:r>
-              <w:rPr>
-                <w:sz w:val="15"/>
+            <w:pPr>
+              <w:spacing w:before="0" w:after="0" w:line="240" w:lineRule="auto"/>
+            </w:pPr>
+            <w:r>
+              <w:rPr>
+                <w:sz w:val="17"/>
+                <w:szCs w:val="17"/>
               </w:rPr>
               <w:t>Required input; sensitivity recommended</w:t>
             </w:r>
@@ -2015,9 +2398,13 @@
             </w:tcMar>
           </w:tcPr>
           <w:p>
-            <w:r>
-              <w:rPr>
-                <w:sz w:val="15"/>
+            <w:pPr>
+              <w:spacing w:before="0" w:after="0" w:line="240" w:lineRule="auto"/>
+            </w:pPr>
+            <w:r>
+              <w:rPr>
+                <w:sz w:val="17"/>
+                <w:szCs w:val="17"/>
               </w:rPr>
               <w:t>Susceptibility class</w:t>
             </w:r>
@@ -2034,9 +2421,13 @@
             </w:tcMar>
           </w:tcPr>
           <w:p>
-            <w:r>
-              <w:rPr>
-                <w:sz w:val="15"/>
+            <w:pPr>
+              <w:spacing w:before="0" w:after="0" w:line="240" w:lineRule="auto"/>
+            </w:pPr>
+            <w:r>
+              <w:rPr>
+                <w:sz w:val="17"/>
+                <w:szCs w:val="17"/>
               </w:rPr>
               <w:t>Scenario/event-based</w:t>
             </w:r>
@@ -2053,9 +2444,13 @@
             </w:tcMar>
           </w:tcPr>
           <w:p>
-            <w:r>
-              <w:rPr>
-                <w:sz w:val="15"/>
+            <w:pPr>
+              <w:spacing w:before="0" w:after="0" w:line="240" w:lineRule="auto"/>
+            </w:pPr>
+            <w:r>
+              <w:rPr>
+                <w:sz w:val="17"/>
+                <w:szCs w:val="17"/>
               </w:rPr>
               <w:t>Open-source engine/docs</w:t>
             </w:r>
@@ -2072,9 +2467,13 @@
             </w:tcMar>
           </w:tcPr>
           <w:p>
-            <w:r>
-              <w:rPr>
-                <w:sz w:val="15"/>
+            <w:pPr>
+              <w:spacing w:before="0" w:after="0" w:line="240" w:lineRule="auto"/>
+            </w:pPr>
+            <w:r>
+              <w:rPr>
+                <w:sz w:val="17"/>
+                <w:szCs w:val="17"/>
               </w:rPr>
               <w:t>Open platform uses groundwater but not the proposed layer-wise gradation trajectory benchmark</w:t>
             </w:r>
@@ -2096,9 +2495,13 @@
             </w:tcMar>
           </w:tcPr>
           <w:p>
-            <w:r>
-              <w:rPr>
-                <w:sz w:val="15"/>
+            <w:pPr>
+              <w:spacing w:before="0" w:after="0" w:line="240" w:lineRule="auto"/>
+            </w:pPr>
+            <w:r>
+              <w:rPr>
+                <w:sz w:val="17"/>
+                <w:szCs w:val="17"/>
               </w:rPr>
               <w:t>Hu et al. [41]</w:t>
             </w:r>
@@ -2115,9 +2518,13 @@
             </w:tcMar>
           </w:tcPr>
           <w:p>
-            <w:r>
-              <w:rPr>
-                <w:sz w:val="15"/>
+            <w:pPr>
+              <w:spacing w:before="0" w:after="0" w:line="240" w:lineRule="auto"/>
+            </w:pPr>
+            <w:r>
+              <w:rPr>
+                <w:sz w:val="17"/>
+                <w:szCs w:val="17"/>
               </w:rPr>
               <w:t>234 gravelly cases</w:t>
             </w:r>
@@ -2134,9 +2541,13 @@
             </w:tcMar>
           </w:tcPr>
           <w:p>
-            <w:r>
-              <w:rPr>
-                <w:sz w:val="15"/>
+            <w:pPr>
+              <w:spacing w:before="0" w:after="0" w:line="240" w:lineRule="auto"/>
+            </w:pPr>
+            <w:r>
+              <w:rPr>
+                <w:sz w:val="17"/>
+                <w:szCs w:val="17"/>
               </w:rPr>
               <w:t>Observed case-history variability</w:t>
             </w:r>
@@ -2153,9 +2564,13 @@
             </w:tcMar>
           </w:tcPr>
           <w:p>
-            <w:r>
-              <w:rPr>
-                <w:sz w:val="15"/>
+            <w:pPr>
+              <w:spacing w:before="0" w:after="0" w:line="240" w:lineRule="auto"/>
+            </w:pPr>
+            <w:r>
+              <w:rPr>
+                <w:sz w:val="17"/>
+                <w:szCs w:val="17"/>
               </w:rPr>
               <w:t>Observed descriptor</w:t>
             </w:r>
@@ -2172,9 +2587,13 @@
             </w:tcMar>
           </w:tcPr>
           <w:p>
-            <w:r>
-              <w:rPr>
-                <w:sz w:val="15"/>
+            <w:pPr>
+              <w:spacing w:before="0" w:after="0" w:line="240" w:lineRule="auto"/>
+            </w:pPr>
+            <w:r>
+              <w:rPr>
+                <w:sz w:val="17"/>
+                <w:szCs w:val="17"/>
               </w:rPr>
               <w:t>Gravelly-soil descriptors</w:t>
             </w:r>
@@ -2191,9 +2610,13 @@
             </w:tcMar>
           </w:tcPr>
           <w:p>
-            <w:r>
-              <w:rPr>
-                <w:sz w:val="15"/>
+            <w:pPr>
+              <w:spacing w:before="0" w:after="0" w:line="240" w:lineRule="auto"/>
+            </w:pPr>
+            <w:r>
+              <w:rPr>
+                <w:sz w:val="17"/>
+                <w:szCs w:val="17"/>
               </w:rPr>
               <w:t>Event observations</w:t>
             </w:r>
@@ -2210,9 +2633,13 @@
             </w:tcMar>
           </w:tcPr>
           <w:p>
-            <w:r>
-              <w:rPr>
-                <w:sz w:val="15"/>
+            <w:pPr>
+              <w:spacing w:before="0" w:after="0" w:line="240" w:lineRule="auto"/>
+            </w:pPr>
+            <w:r>
+              <w:rPr>
+                <w:sz w:val="17"/>
+                <w:szCs w:val="17"/>
               </w:rPr>
               <w:t>Open dataset</w:t>
             </w:r>
@@ -2229,9 +2656,13 @@
             </w:tcMar>
           </w:tcPr>
           <w:p>
-            <w:r>
-              <w:rPr>
-                <w:sz w:val="15"/>
+            <w:pPr>
+              <w:spacing w:before="0" w:after="0" w:line="240" w:lineRule="auto"/>
+            </w:pPr>
+            <w:r>
+              <w:rPr>
+                <w:sz w:val="17"/>
+                <w:szCs w:val="17"/>
               </w:rPr>
               <w:t>Used here only for trend-consistency, not calibration of synthetic Pf(t)</w:t>
             </w:r>
@@ -2430,8 +2861,7 @@
     </w:p>
     <w:tbl>
       <w:tblPr>
-        <w:tblStyle w:val="TableGrid"/>
-        <w:tblW w:w="0" w:type="auto"/>
+        <w:tblStyle w:val="PlainTable2"/>
         <w:jc w:val="center"/>
         <w:tblBorders>
           <w:top w:val="single" w:sz="2" w:space="0" w:color="000000"/>
@@ -2442,6 +2872,14 @@
           <w:insideV w:val="single" w:sz="2" w:space="0" w:color="000000"/>
         </w:tblBorders>
         <w:tblLook w:val="04A0" w:firstRow="1" w:lastRow="0" w:firstColumn="1" w:lastColumn="0" w:noHBand="0" w:noVBand="1"/>
+        <w:tblW w:w="5000" w:type="pct"/>
+        <w:tblLayout w:type="autofit"/>
+        <w:tblCellMar>
+          <w:top w:w="40" w:type="dxa"/>
+          <w:bottom w:w="40" w:type="dxa"/>
+          <w:left w:w="60" w:type="dxa"/>
+          <w:right w:w="60" w:type="dxa"/>
+        </w:tblCellMar>
       </w:tblPr>
       <w:tblGrid>
         <w:gridCol w:w="3120"/>
@@ -2450,8 +2888,8 @@
       </w:tblGrid>
       <w:tr>
         <w:trPr>
-          <w:tblHeader/>
           <w:jc w:val="center"/>
+          <w:tblHeader w:val="true"/>
         </w:trPr>
         <w:tc>
           <w:tcPr>
@@ -2472,12 +2910,15 @@
                 <w:color w:val="000000"/>
                 <w:sz w:val="17"/>
               </w:rPr>
-            </w:pPr>
-            <w:r>
-              <w:rPr>
-                <w:rFonts w:cs="Arial"/>
-                <w:b/>
-                <w:sz w:val="17"/>
+              <w:spacing w:before="0" w:after="0" w:line="240" w:lineRule="auto"/>
+            </w:pPr>
+            <w:r>
+              <w:rPr>
+                <w:rFonts w:cs="Arial"/>
+                <w:b w:val="1"/>
+                <w:bCs w:val="1"/>
+                <w:sz w:val="17"/>
+                <w:szCs w:val="17"/>
               </w:rPr>
               <w:t>Variable</w:t>
             </w:r>
@@ -2502,12 +2943,15 @@
                 <w:color w:val="000000"/>
                 <w:sz w:val="17"/>
               </w:rPr>
-            </w:pPr>
-            <w:r>
-              <w:rPr>
-                <w:rFonts w:cs="Arial"/>
-                <w:b/>
-                <w:sz w:val="17"/>
+              <w:spacing w:before="0" w:after="0" w:line="240" w:lineRule="auto"/>
+            </w:pPr>
+            <w:r>
+              <w:rPr>
+                <w:rFonts w:cs="Arial"/>
+                <w:b w:val="1"/>
+                <w:bCs w:val="1"/>
+                <w:sz w:val="17"/>
+                <w:szCs w:val="17"/>
               </w:rPr>
               <w:t>Role</w:t>
             </w:r>
@@ -2532,12 +2976,15 @@
                 <w:color w:val="000000"/>
                 <w:sz w:val="17"/>
               </w:rPr>
-            </w:pPr>
-            <w:r>
-              <w:rPr>
-                <w:rFonts w:cs="Arial"/>
-                <w:b/>
-                <w:sz w:val="17"/>
+              <w:spacing w:before="0" w:after="0" w:line="240" w:lineRule="auto"/>
+            </w:pPr>
+            <w:r>
+              <w:rPr>
+                <w:rFonts w:cs="Arial"/>
+                <w:b w:val="1"/>
+                <w:bCs w:val="1"/>
+                <w:sz w:val="17"/>
+                <w:szCs w:val="17"/>
               </w:rPr>
               <w:t>Representation</w:t>
             </w:r>
@@ -2566,11 +3013,13 @@
                 <w:color w:val="000000"/>
                 <w:sz w:val="17"/>
               </w:rPr>
-            </w:pPr>
-            <w:r>
-              <w:rPr>
-                <w:rFonts w:cs="Arial"/>
-                <w:sz w:val="17"/>
+              <w:spacing w:before="0" w:after="0" w:line="240" w:lineRule="auto"/>
+            </w:pPr>
+            <w:r>
+              <w:rPr>
+                <w:rFonts w:cs="Arial"/>
+                <w:sz w:val="17"/>
+                <w:szCs w:val="17"/>
               </w:rPr>
               <w:t>N1,60</w:t>
             </w:r>
@@ -2594,11 +3043,13 @@
                 <w:color w:val="000000"/>
                 <w:sz w:val="17"/>
               </w:rPr>
-            </w:pPr>
-            <w:r>
-              <w:rPr>
-                <w:rFonts w:cs="Arial"/>
-                <w:sz w:val="17"/>
+              <w:spacing w:before="0" w:after="0" w:line="240" w:lineRule="auto"/>
+            </w:pPr>
+            <w:r>
+              <w:rPr>
+                <w:rFonts w:cs="Arial"/>
+                <w:sz w:val="17"/>
+                <w:szCs w:val="17"/>
               </w:rPr>
               <w:t>SPT resistance index</w:t>
             </w:r>
@@ -2622,11 +3073,13 @@
                 <w:color w:val="000000"/>
                 <w:sz w:val="17"/>
               </w:rPr>
-            </w:pPr>
-            <w:r>
-              <w:rPr>
-                <w:rFonts w:cs="Arial"/>
-                <w:sz w:val="17"/>
+              <w:spacing w:before="0" w:after="0" w:line="240" w:lineRule="auto"/>
+            </w:pPr>
+            <w:r>
+              <w:rPr>
+                <w:rFonts w:cs="Arial"/>
+                <w:sz w:val="17"/>
+                <w:szCs w:val="17"/>
               </w:rPr>
               <w:t>Lognormal, layer-specific mean, coefficient of variation implied by sigma = 0.18</w:t>
             </w:r>
@@ -2655,11 +3108,13 @@
                 <w:color w:val="000000"/>
                 <w:sz w:val="17"/>
               </w:rPr>
-            </w:pPr>
-            <w:r>
-              <w:rPr>
-                <w:rFonts w:cs="Arial"/>
-                <w:sz w:val="17"/>
+              <w:spacing w:before="0" w:after="0" w:line="240" w:lineRule="auto"/>
+            </w:pPr>
+            <w:r>
+              <w:rPr>
+                <w:rFonts w:cs="Arial"/>
+                <w:sz w:val="17"/>
+                <w:szCs w:val="17"/>
               </w:rPr>
               <w:t>FC(t)</w:t>
             </w:r>
@@ -2683,11 +3138,13 @@
                 <w:color w:val="000000"/>
                 <w:sz w:val="17"/>
               </w:rPr>
-            </w:pPr>
-            <w:r>
-              <w:rPr>
-                <w:rFonts w:cs="Arial"/>
-                <w:sz w:val="17"/>
+              <w:spacing w:before="0" w:after="0" w:line="240" w:lineRule="auto"/>
+            </w:pPr>
+            <w:r>
+              <w:rPr>
+                <w:rFonts w:cs="Arial"/>
+                <w:sz w:val="17"/>
+                <w:szCs w:val="17"/>
               </w:rPr>
               <w:t>Fines-content state variable</w:t>
             </w:r>
@@ -2711,11 +3168,13 @@
                 <w:color w:val="000000"/>
                 <w:sz w:val="17"/>
               </w:rPr>
-            </w:pPr>
-            <w:r>
-              <w:rPr>
-                <w:rFonts w:cs="Arial"/>
-                <w:sz w:val="17"/>
+              <w:spacing w:before="0" w:after="0" w:line="240" w:lineRule="auto"/>
+            </w:pPr>
+            <w:r>
+              <w:rPr>
+                <w:rFonts w:cs="Arial"/>
+                <w:sz w:val="17"/>
+                <w:szCs w:val="17"/>
               </w:rPr>
               <w:t>Normal around scenario mean, truncated to 0-45%</w:t>
             </w:r>
@@ -2744,11 +3203,13 @@
                 <w:color w:val="000000"/>
                 <w:sz w:val="17"/>
               </w:rPr>
-            </w:pPr>
-            <w:r>
-              <w:rPr>
-                <w:rFonts w:cs="Arial"/>
-                <w:sz w:val="17"/>
+              <w:spacing w:before="0" w:after="0" w:line="240" w:lineRule="auto"/>
+            </w:pPr>
+            <w:r>
+              <w:rPr>
+                <w:rFonts w:cs="Arial"/>
+                <w:sz w:val="17"/>
+                <w:szCs w:val="17"/>
               </w:rPr>
               <w:t>zw(t)</w:t>
             </w:r>
@@ -2772,11 +3233,13 @@
                 <w:color w:val="000000"/>
                 <w:sz w:val="17"/>
               </w:rPr>
-            </w:pPr>
-            <w:r>
-              <w:rPr>
-                <w:rFonts w:cs="Arial"/>
-                <w:sz w:val="17"/>
+              <w:spacing w:before="0" w:after="0" w:line="240" w:lineRule="auto"/>
+            </w:pPr>
+            <w:r>
+              <w:rPr>
+                <w:rFonts w:cs="Arial"/>
+                <w:sz w:val="17"/>
+                <w:szCs w:val="17"/>
               </w:rPr>
               <w:t>Groundwater depth</w:t>
             </w:r>
@@ -2800,11 +3263,13 @@
                 <w:color w:val="000000"/>
                 <w:sz w:val="17"/>
               </w:rPr>
-            </w:pPr>
-            <w:r>
-              <w:rPr>
-                <w:rFonts w:cs="Arial"/>
-                <w:sz w:val="17"/>
+              <w:spacing w:before="0" w:after="0" w:line="240" w:lineRule="auto"/>
+            </w:pPr>
+            <w:r>
+              <w:rPr>
+                <w:rFonts w:cs="Arial"/>
+                <w:sz w:val="17"/>
+                <w:szCs w:val="17"/>
               </w:rPr>
               <w:t>Normal around scenario trajectory, truncated to 0.4-7.0 m</w:t>
             </w:r>
@@ -2833,11 +3298,13 @@
                 <w:color w:val="000000"/>
                 <w:sz w:val="17"/>
               </w:rPr>
-            </w:pPr>
-            <w:r>
-              <w:rPr>
-                <w:rFonts w:cs="Arial"/>
-                <w:sz w:val="17"/>
+              <w:spacing w:before="0" w:after="0" w:line="240" w:lineRule="auto"/>
+            </w:pPr>
+            <w:r>
+              <w:rPr>
+                <w:rFonts w:cs="Arial"/>
+                <w:sz w:val="17"/>
+                <w:szCs w:val="17"/>
               </w:rPr>
               <w:t>PGA</w:t>
             </w:r>
@@ -2861,11 +3328,13 @@
                 <w:color w:val="000000"/>
                 <w:sz w:val="17"/>
               </w:rPr>
-            </w:pPr>
-            <w:r>
-              <w:rPr>
-                <w:rFonts w:cs="Arial"/>
-                <w:sz w:val="17"/>
+              <w:spacing w:before="0" w:after="0" w:line="240" w:lineRule="auto"/>
+            </w:pPr>
+            <w:r>
+              <w:rPr>
+                <w:rFonts w:cs="Arial"/>
+                <w:sz w:val="17"/>
+                <w:szCs w:val="17"/>
               </w:rPr>
               <w:t>Seismic demand intensity</w:t>
             </w:r>
@@ -2889,11 +3358,13 @@
                 <w:color w:val="000000"/>
                 <w:sz w:val="17"/>
               </w:rPr>
-            </w:pPr>
-            <w:r>
-              <w:rPr>
-                <w:rFonts w:cs="Arial"/>
-                <w:sz w:val="17"/>
+              <w:spacing w:before="0" w:after="0" w:line="240" w:lineRule="auto"/>
+            </w:pPr>
+            <w:r>
+              <w:rPr>
+                <w:rFonts w:cs="Arial"/>
+                <w:sz w:val="17"/>
+                <w:szCs w:val="17"/>
               </w:rPr>
               <w:t>Lognormal with median 0.28 g</w:t>
             </w:r>
@@ -2922,11 +3393,13 @@
                 <w:color w:val="000000"/>
                 <w:sz w:val="17"/>
               </w:rPr>
-            </w:pPr>
-            <w:r>
-              <w:rPr>
-                <w:rFonts w:cs="Arial"/>
-                <w:sz w:val="17"/>
+              <w:spacing w:before="0" w:after="0" w:line="240" w:lineRule="auto"/>
+            </w:pPr>
+            <w:r>
+              <w:rPr>
+                <w:rFonts w:cs="Arial"/>
+                <w:sz w:val="17"/>
+                <w:szCs w:val="17"/>
               </w:rPr>
               <w:t>epsm</w:t>
             </w:r>
@@ -2950,11 +3423,13 @@
                 <w:color w:val="000000"/>
                 <w:sz w:val="17"/>
               </w:rPr>
-            </w:pPr>
-            <w:r>
-              <w:rPr>
-                <w:rFonts w:cs="Arial"/>
-                <w:sz w:val="17"/>
+              <w:spacing w:before="0" w:after="0" w:line="240" w:lineRule="auto"/>
+            </w:pPr>
+            <w:r>
+              <w:rPr>
+                <w:rFonts w:cs="Arial"/>
+                <w:sz w:val="17"/>
+                <w:szCs w:val="17"/>
               </w:rPr>
               <w:t>Model uncertainty multiplier</w:t>
             </w:r>
@@ -2978,11 +3453,13 @@
                 <w:color w:val="000000"/>
                 <w:sz w:val="17"/>
               </w:rPr>
-            </w:pPr>
-            <w:r>
-              <w:rPr>
-                <w:rFonts w:cs="Arial"/>
-                <w:sz w:val="17"/>
+              <w:spacing w:before="0" w:after="0" w:line="240" w:lineRule="auto"/>
+            </w:pPr>
+            <w:r>
+              <w:rPr>
+                <w:rFonts w:cs="Arial"/>
+                <w:sz w:val="17"/>
+                <w:szCs w:val="17"/>
               </w:rPr>
               <w:t>Normal with mean 1.0 and standard deviation 0.12</w:t>
             </w:r>
@@ -3011,11 +3488,13 @@
                 <w:color w:val="000000"/>
                 <w:sz w:val="17"/>
               </w:rPr>
-            </w:pPr>
-            <w:r>
-              <w:rPr>
-                <w:rFonts w:cs="Arial"/>
-                <w:sz w:val="17"/>
+              <w:spacing w:before="0" w:after="0" w:line="240" w:lineRule="auto"/>
+            </w:pPr>
+            <w:r>
+              <w:rPr>
+                <w:rFonts w:cs="Arial"/>
+                <w:sz w:val="17"/>
+                <w:szCs w:val="17"/>
               </w:rPr>
               <w:t>rd(z)</w:t>
             </w:r>
@@ -3039,11 +3518,13 @@
                 <w:color w:val="000000"/>
                 <w:sz w:val="17"/>
               </w:rPr>
-            </w:pPr>
-            <w:r>
-              <w:rPr>
-                <w:rFonts w:cs="Arial"/>
-                <w:sz w:val="17"/>
+              <w:spacing w:before="0" w:after="0" w:line="240" w:lineRule="auto"/>
+            </w:pPr>
+            <w:r>
+              <w:rPr>
+                <w:rFonts w:cs="Arial"/>
+                <w:sz w:val="17"/>
+                <w:szCs w:val="17"/>
               </w:rPr>
               <w:t>Stress-reduction coefficient</w:t>
             </w:r>
@@ -3067,11 +3548,13 @@
                 <w:color w:val="000000"/>
                 <w:sz w:val="17"/>
               </w:rPr>
-            </w:pPr>
-            <w:r>
-              <w:rPr>
-                <w:rFonts w:cs="Arial"/>
-                <w:sz w:val="17"/>
+              <w:spacing w:before="0" w:after="0" w:line="240" w:lineRule="auto"/>
+            </w:pPr>
+            <w:r>
+              <w:rPr>
+                <w:rFonts w:cs="Arial"/>
+                <w:sz w:val="17"/>
+                <w:szCs w:val="17"/>
               </w:rPr>
               <w:t>Depth-dependent deterministic approximation</w:t>
             </w:r>
@@ -3112,8 +3595,7 @@
     </w:p>
     <w:tbl>
       <w:tblPr>
-        <w:tblStyle w:val="TableGrid"/>
-        <w:tblW w:w="0" w:type="auto"/>
+        <w:tblStyle w:val="PlainTable2"/>
         <w:jc w:val="center"/>
         <w:tblBorders>
           <w:top w:val="single" w:sz="2" w:space="0" w:color="000000"/>
@@ -3124,6 +3606,14 @@
           <w:insideV w:val="single" w:sz="2" w:space="0" w:color="000000"/>
         </w:tblBorders>
         <w:tblLook w:val="04A0" w:firstRow="1" w:lastRow="0" w:firstColumn="1" w:lastColumn="0" w:noHBand="0" w:noVBand="1"/>
+        <w:tblW w:w="5000" w:type="pct"/>
+        <w:tblLayout w:type="autofit"/>
+        <w:tblCellMar>
+          <w:top w:w="40" w:type="dxa"/>
+          <w:bottom w:w="40" w:type="dxa"/>
+          <w:left w:w="60" w:type="dxa"/>
+          <w:right w:w="60" w:type="dxa"/>
+        </w:tblCellMar>
       </w:tblPr>
       <w:tblGrid>
         <w:gridCol w:w="1560"/>
@@ -3135,8 +3625,8 @@
       </w:tblGrid>
       <w:tr>
         <w:trPr>
-          <w:tblHeader/>
           <w:jc w:val="center"/>
+          <w:tblHeader w:val="true"/>
         </w:trPr>
         <w:tc>
           <w:tcPr>
@@ -3157,12 +3647,15 @@
                 <w:color w:val="000000"/>
                 <w:sz w:val="17"/>
               </w:rPr>
-            </w:pPr>
-            <w:r>
-              <w:rPr>
-                <w:rFonts w:cs="Arial"/>
-                <w:b/>
-                <w:sz w:val="17"/>
+              <w:spacing w:before="0" w:after="0" w:line="240" w:lineRule="auto"/>
+            </w:pPr>
+            <w:r>
+              <w:rPr>
+                <w:rFonts w:cs="Arial"/>
+                <w:b w:val="1"/>
+                <w:bCs w:val="1"/>
+                <w:sz w:val="17"/>
+                <w:szCs w:val="17"/>
               </w:rPr>
               <w:t>Layer</w:t>
             </w:r>
@@ -3187,12 +3680,15 @@
                 <w:color w:val="000000"/>
                 <w:sz w:val="17"/>
               </w:rPr>
-            </w:pPr>
-            <w:r>
-              <w:rPr>
-                <w:rFonts w:cs="Arial"/>
-                <w:b/>
-                <w:sz w:val="17"/>
+              <w:spacing w:before="0" w:after="0" w:line="240" w:lineRule="auto"/>
+            </w:pPr>
+            <w:r>
+              <w:rPr>
+                <w:rFonts w:cs="Arial"/>
+                <w:b w:val="1"/>
+                <w:bCs w:val="1"/>
+                <w:sz w:val="17"/>
+                <w:szCs w:val="17"/>
               </w:rPr>
               <w:t>Depth z (m)</w:t>
             </w:r>
@@ -3217,12 +3713,15 @@
                 <w:color w:val="000000"/>
                 <w:sz w:val="17"/>
               </w:rPr>
-            </w:pPr>
-            <w:r>
-              <w:rPr>
-                <w:rFonts w:cs="Arial"/>
-                <w:b/>
-                <w:sz w:val="17"/>
+              <w:spacing w:before="0" w:after="0" w:line="240" w:lineRule="auto"/>
+            </w:pPr>
+            <w:r>
+              <w:rPr>
+                <w:rFonts w:cs="Arial"/>
+                <w:b w:val="1"/>
+                <w:bCs w:val="1"/>
+                <w:sz w:val="17"/>
+                <w:szCs w:val="17"/>
               </w:rPr>
               <w:t>Thickness (m)</w:t>
             </w:r>
@@ -3247,12 +3746,15 @@
                 <w:color w:val="000000"/>
                 <w:sz w:val="17"/>
               </w:rPr>
-            </w:pPr>
-            <w:r>
-              <w:rPr>
-                <w:rFonts w:cs="Arial"/>
-                <w:b/>
-                <w:sz w:val="17"/>
+              <w:spacing w:before="0" w:after="0" w:line="240" w:lineRule="auto"/>
+            </w:pPr>
+            <w:r>
+              <w:rPr>
+                <w:rFonts w:cs="Arial"/>
+                <w:b w:val="1"/>
+                <w:bCs w:val="1"/>
+                <w:sz w:val="17"/>
+                <w:szCs w:val="17"/>
               </w:rPr>
               <w:t>N1,60</w:t>
             </w:r>
@@ -3277,12 +3779,15 @@
                 <w:color w:val="000000"/>
                 <w:sz w:val="17"/>
               </w:rPr>
-            </w:pPr>
-            <w:r>
-              <w:rPr>
-                <w:rFonts w:cs="Arial"/>
-                <w:b/>
-                <w:sz w:val="17"/>
+              <w:spacing w:before="0" w:after="0" w:line="240" w:lineRule="auto"/>
+            </w:pPr>
+            <w:r>
+              <w:rPr>
+                <w:rFonts w:cs="Arial"/>
+                <w:b w:val="1"/>
+                <w:bCs w:val="1"/>
+                <w:sz w:val="17"/>
+                <w:szCs w:val="17"/>
               </w:rPr>
               <w:t>Initial FC (%)</w:t>
             </w:r>
@@ -3307,12 +3812,15 @@
                 <w:color w:val="000000"/>
                 <w:sz w:val="17"/>
               </w:rPr>
-            </w:pPr>
-            <w:r>
-              <w:rPr>
-                <w:rFonts w:cs="Arial"/>
-                <w:b/>
-                <w:sz w:val="17"/>
+              <w:spacing w:before="0" w:after="0" w:line="240" w:lineRule="auto"/>
+            </w:pPr>
+            <w:r>
+              <w:rPr>
+                <w:rFonts w:cs="Arial"/>
+                <w:b w:val="1"/>
+                <w:bCs w:val="1"/>
+                <w:sz w:val="17"/>
+                <w:szCs w:val="17"/>
               </w:rPr>
               <w:t>D50 (mm)</w:t>
             </w:r>
@@ -3341,11 +3849,13 @@
                 <w:color w:val="000000"/>
                 <w:sz w:val="17"/>
               </w:rPr>
-            </w:pPr>
-            <w:r>
-              <w:rPr>
-                <w:rFonts w:cs="Arial"/>
-                <w:sz w:val="17"/>
+              <w:spacing w:before="0" w:after="0" w:line="240" w:lineRule="auto"/>
+            </w:pPr>
+            <w:r>
+              <w:rPr>
+                <w:rFonts w:cs="Arial"/>
+                <w:sz w:val="17"/>
+                <w:szCs w:val="17"/>
               </w:rPr>
               <w:t>L1</w:t>
             </w:r>
@@ -3369,11 +3879,13 @@
                 <w:color w:val="000000"/>
                 <w:sz w:val="17"/>
               </w:rPr>
-            </w:pPr>
-            <w:r>
-              <w:rPr>
-                <w:rFonts w:cs="Arial"/>
-                <w:sz w:val="17"/>
+              <w:spacing w:before="0" w:after="0" w:line="240" w:lineRule="auto"/>
+            </w:pPr>
+            <w:r>
+              <w:rPr>
+                <w:rFonts w:cs="Arial"/>
+                <w:sz w:val="17"/>
+                <w:szCs w:val="17"/>
               </w:rPr>
               <w:t>2.0</w:t>
             </w:r>
@@ -3397,11 +3909,13 @@
                 <w:color w:val="000000"/>
                 <w:sz w:val="17"/>
               </w:rPr>
-            </w:pPr>
-            <w:r>
-              <w:rPr>
-                <w:rFonts w:cs="Arial"/>
-                <w:sz w:val="17"/>
+              <w:spacing w:before="0" w:after="0" w:line="240" w:lineRule="auto"/>
+            </w:pPr>
+            <w:r>
+              <w:rPr>
+                <w:rFonts w:cs="Arial"/>
+                <w:sz w:val="17"/>
+                <w:szCs w:val="17"/>
               </w:rPr>
               <w:t>2.0</w:t>
             </w:r>
@@ -3425,11 +3939,13 @@
                 <w:color w:val="000000"/>
                 <w:sz w:val="17"/>
               </w:rPr>
-            </w:pPr>
-            <w:r>
-              <w:rPr>
-                <w:rFonts w:cs="Arial"/>
-                <w:sz w:val="17"/>
+              <w:spacing w:before="0" w:after="0" w:line="240" w:lineRule="auto"/>
+            </w:pPr>
+            <w:r>
+              <w:rPr>
+                <w:rFonts w:cs="Arial"/>
+                <w:sz w:val="17"/>
+                <w:szCs w:val="17"/>
               </w:rPr>
               <w:t>10.0</w:t>
             </w:r>
@@ -3453,11 +3969,13 @@
                 <w:color w:val="000000"/>
                 <w:sz w:val="17"/>
               </w:rPr>
-            </w:pPr>
-            <w:r>
-              <w:rPr>
-                <w:rFonts w:cs="Arial"/>
-                <w:sz w:val="17"/>
+              <w:spacing w:before="0" w:after="0" w:line="240" w:lineRule="auto"/>
+            </w:pPr>
+            <w:r>
+              <w:rPr>
+                <w:rFonts w:cs="Arial"/>
+                <w:sz w:val="17"/>
+                <w:szCs w:val="17"/>
               </w:rPr>
               <w:t>8.0</w:t>
             </w:r>
@@ -3481,11 +3999,13 @@
                 <w:color w:val="000000"/>
                 <w:sz w:val="17"/>
               </w:rPr>
-            </w:pPr>
-            <w:r>
-              <w:rPr>
-                <w:rFonts w:cs="Arial"/>
-                <w:sz w:val="17"/>
+              <w:spacing w:before="0" w:after="0" w:line="240" w:lineRule="auto"/>
+            </w:pPr>
+            <w:r>
+              <w:rPr>
+                <w:rFonts w:cs="Arial"/>
+                <w:sz w:val="17"/>
+                <w:szCs w:val="17"/>
               </w:rPr>
               <w:t>0.33</w:t>
             </w:r>
@@ -3514,11 +4034,13 @@
                 <w:color w:val="000000"/>
                 <w:sz w:val="17"/>
               </w:rPr>
-            </w:pPr>
-            <w:r>
-              <w:rPr>
-                <w:rFonts w:cs="Arial"/>
-                <w:sz w:val="17"/>
+              <w:spacing w:before="0" w:after="0" w:line="240" w:lineRule="auto"/>
+            </w:pPr>
+            <w:r>
+              <w:rPr>
+                <w:rFonts w:cs="Arial"/>
+                <w:sz w:val="17"/>
+                <w:szCs w:val="17"/>
               </w:rPr>
               <w:t>L2</w:t>
             </w:r>
@@ -3542,11 +4064,13 @@
                 <w:color w:val="000000"/>
                 <w:sz w:val="17"/>
               </w:rPr>
-            </w:pPr>
-            <w:r>
-              <w:rPr>
-                <w:rFonts w:cs="Arial"/>
-                <w:sz w:val="17"/>
+              <w:spacing w:before="0" w:after="0" w:line="240" w:lineRule="auto"/>
+            </w:pPr>
+            <w:r>
+              <w:rPr>
+                <w:rFonts w:cs="Arial"/>
+                <w:sz w:val="17"/>
+                <w:szCs w:val="17"/>
               </w:rPr>
               <w:t>4.5</w:t>
             </w:r>
@@ -3570,11 +4094,13 @@
                 <w:color w:val="000000"/>
                 <w:sz w:val="17"/>
               </w:rPr>
-            </w:pPr>
-            <w:r>
-              <w:rPr>
-                <w:rFonts w:cs="Arial"/>
-                <w:sz w:val="17"/>
+              <w:spacing w:before="0" w:after="0" w:line="240" w:lineRule="auto"/>
+            </w:pPr>
+            <w:r>
+              <w:rPr>
+                <w:rFonts w:cs="Arial"/>
+                <w:sz w:val="17"/>
+                <w:szCs w:val="17"/>
               </w:rPr>
               <w:t>3.0</w:t>
             </w:r>
@@ -3598,11 +4124,13 @@
                 <w:color w:val="000000"/>
                 <w:sz w:val="17"/>
               </w:rPr>
-            </w:pPr>
-            <w:r>
-              <w:rPr>
-                <w:rFonts w:cs="Arial"/>
-                <w:sz w:val="17"/>
+              <w:spacing w:before="0" w:after="0" w:line="240" w:lineRule="auto"/>
+            </w:pPr>
+            <w:r>
+              <w:rPr>
+                <w:rFonts w:cs="Arial"/>
+                <w:sz w:val="17"/>
+                <w:szCs w:val="17"/>
               </w:rPr>
               <w:t>13.0</w:t>
             </w:r>
@@ -3626,11 +4154,13 @@
                 <w:color w:val="000000"/>
                 <w:sz w:val="17"/>
               </w:rPr>
-            </w:pPr>
-            <w:r>
-              <w:rPr>
-                <w:rFonts w:cs="Arial"/>
-                <w:sz w:val="17"/>
+              <w:spacing w:before="0" w:after="0" w:line="240" w:lineRule="auto"/>
+            </w:pPr>
+            <w:r>
+              <w:rPr>
+                <w:rFonts w:cs="Arial"/>
+                <w:sz w:val="17"/>
+                <w:szCs w:val="17"/>
               </w:rPr>
               <w:t>14.0</w:t>
             </w:r>
@@ -3654,11 +4184,13 @@
                 <w:color w:val="000000"/>
                 <w:sz w:val="17"/>
               </w:rPr>
-            </w:pPr>
-            <w:r>
-              <w:rPr>
-                <w:rFonts w:cs="Arial"/>
-                <w:sz w:val="17"/>
+              <w:spacing w:before="0" w:after="0" w:line="240" w:lineRule="auto"/>
+            </w:pPr>
+            <w:r>
+              <w:rPr>
+                <w:rFonts w:cs="Arial"/>
+                <w:sz w:val="17"/>
+                <w:szCs w:val="17"/>
               </w:rPr>
               <w:t>0.25</w:t>
             </w:r>
@@ -3687,11 +4219,13 @@
                 <w:color w:val="000000"/>
                 <w:sz w:val="17"/>
               </w:rPr>
-            </w:pPr>
-            <w:r>
-              <w:rPr>
-                <w:rFonts w:cs="Arial"/>
-                <w:sz w:val="17"/>
+              <w:spacing w:before="0" w:after="0" w:line="240" w:lineRule="auto"/>
+            </w:pPr>
+            <w:r>
+              <w:rPr>
+                <w:rFonts w:cs="Arial"/>
+                <w:sz w:val="17"/>
+                <w:szCs w:val="17"/>
               </w:rPr>
               <w:t>L3</w:t>
             </w:r>
@@ -3715,11 +4249,13 @@
                 <w:color w:val="000000"/>
                 <w:sz w:val="17"/>
               </w:rPr>
-            </w:pPr>
-            <w:r>
-              <w:rPr>
-                <w:rFonts w:cs="Arial"/>
-                <w:sz w:val="17"/>
+              <w:spacing w:before="0" w:after="0" w:line="240" w:lineRule="auto"/>
+            </w:pPr>
+            <w:r>
+              <w:rPr>
+                <w:rFonts w:cs="Arial"/>
+                <w:sz w:val="17"/>
+                <w:szCs w:val="17"/>
               </w:rPr>
               <w:t>8.0</w:t>
             </w:r>
@@ -3743,11 +4279,13 @@
                 <w:color w:val="000000"/>
                 <w:sz w:val="17"/>
               </w:rPr>
-            </w:pPr>
-            <w:r>
-              <w:rPr>
-                <w:rFonts w:cs="Arial"/>
-                <w:sz w:val="17"/>
+              <w:spacing w:before="0" w:after="0" w:line="240" w:lineRule="auto"/>
+            </w:pPr>
+            <w:r>
+              <w:rPr>
+                <w:rFonts w:cs="Arial"/>
+                <w:sz w:val="17"/>
+                <w:szCs w:val="17"/>
               </w:rPr>
               <w:t>4.0</w:t>
             </w:r>
@@ -3771,11 +4309,13 @@
                 <w:color w:val="000000"/>
                 <w:sz w:val="17"/>
               </w:rPr>
-            </w:pPr>
-            <w:r>
-              <w:rPr>
-                <w:rFonts w:cs="Arial"/>
-                <w:sz w:val="17"/>
+              <w:spacing w:before="0" w:after="0" w:line="240" w:lineRule="auto"/>
+            </w:pPr>
+            <w:r>
+              <w:rPr>
+                <w:rFonts w:cs="Arial"/>
+                <w:sz w:val="17"/>
+                <w:szCs w:val="17"/>
               </w:rPr>
               <w:t>18.0</w:t>
             </w:r>
@@ -3799,11 +4339,13 @@
                 <w:color w:val="000000"/>
                 <w:sz w:val="17"/>
               </w:rPr>
-            </w:pPr>
-            <w:r>
-              <w:rPr>
-                <w:rFonts w:cs="Arial"/>
-                <w:sz w:val="17"/>
+              <w:spacing w:before="0" w:after="0" w:line="240" w:lineRule="auto"/>
+            </w:pPr>
+            <w:r>
+              <w:rPr>
+                <w:rFonts w:cs="Arial"/>
+                <w:sz w:val="17"/>
+                <w:szCs w:val="17"/>
               </w:rPr>
               <w:t>21.0</w:t>
             </w:r>
@@ -3827,11 +4369,13 @@
                 <w:color w:val="000000"/>
                 <w:sz w:val="17"/>
               </w:rPr>
-            </w:pPr>
-            <w:r>
-              <w:rPr>
-                <w:rFonts w:cs="Arial"/>
-                <w:sz w:val="17"/>
+              <w:spacing w:before="0" w:after="0" w:line="240" w:lineRule="auto"/>
+            </w:pPr>
+            <w:r>
+              <w:rPr>
+                <w:rFonts w:cs="Arial"/>
+                <w:sz w:val="17"/>
+                <w:szCs w:val="17"/>
               </w:rPr>
               <w:t>0.18</w:t>
             </w:r>
@@ -3860,11 +4404,13 @@
                 <w:color w:val="000000"/>
                 <w:sz w:val="17"/>
               </w:rPr>
-            </w:pPr>
-            <w:r>
-              <w:rPr>
-                <w:rFonts w:cs="Arial"/>
-                <w:sz w:val="17"/>
+              <w:spacing w:before="0" w:after="0" w:line="240" w:lineRule="auto"/>
+            </w:pPr>
+            <w:r>
+              <w:rPr>
+                <w:rFonts w:cs="Arial"/>
+                <w:sz w:val="17"/>
+                <w:szCs w:val="17"/>
               </w:rPr>
               <w:t>L4</w:t>
             </w:r>
@@ -3888,11 +4434,13 @@
                 <w:color w:val="000000"/>
                 <w:sz w:val="17"/>
               </w:rPr>
-            </w:pPr>
-            <w:r>
-              <w:rPr>
-                <w:rFonts w:cs="Arial"/>
-                <w:sz w:val="17"/>
+              <w:spacing w:before="0" w:after="0" w:line="240" w:lineRule="auto"/>
+            </w:pPr>
+            <w:r>
+              <w:rPr>
+                <w:rFonts w:cs="Arial"/>
+                <w:sz w:val="17"/>
+                <w:szCs w:val="17"/>
               </w:rPr>
               <w:t>12.5</w:t>
             </w:r>
@@ -3916,11 +4464,13 @@
                 <w:color w:val="000000"/>
                 <w:sz w:val="17"/>
               </w:rPr>
-            </w:pPr>
-            <w:r>
-              <w:rPr>
-                <w:rFonts w:cs="Arial"/>
-                <w:sz w:val="17"/>
+              <w:spacing w:before="0" w:after="0" w:line="240" w:lineRule="auto"/>
+            </w:pPr>
+            <w:r>
+              <w:rPr>
+                <w:rFonts w:cs="Arial"/>
+                <w:sz w:val="17"/>
+                <w:szCs w:val="17"/>
               </w:rPr>
               <w:t>5.0</w:t>
             </w:r>
@@ -3944,11 +4494,13 @@
                 <w:color w:val="000000"/>
                 <w:sz w:val="17"/>
               </w:rPr>
-            </w:pPr>
-            <w:r>
-              <w:rPr>
-                <w:rFonts w:cs="Arial"/>
-                <w:sz w:val="17"/>
+              <w:spacing w:before="0" w:after="0" w:line="240" w:lineRule="auto"/>
+            </w:pPr>
+            <w:r>
+              <w:rPr>
+                <w:rFonts w:cs="Arial"/>
+                <w:sz w:val="17"/>
+                <w:szCs w:val="17"/>
               </w:rPr>
               <w:t>24.0</w:t>
             </w:r>
@@ -3972,11 +4524,13 @@
                 <w:color w:val="000000"/>
                 <w:sz w:val="17"/>
               </w:rPr>
-            </w:pPr>
-            <w:r>
-              <w:rPr>
-                <w:rFonts w:cs="Arial"/>
-                <w:sz w:val="17"/>
+              <w:spacing w:before="0" w:after="0" w:line="240" w:lineRule="auto"/>
+            </w:pPr>
+            <w:r>
+              <w:rPr>
+                <w:rFonts w:cs="Arial"/>
+                <w:sz w:val="17"/>
+                <w:szCs w:val="17"/>
               </w:rPr>
               <w:t>28.0</w:t>
             </w:r>
@@ -4000,11 +4554,13 @@
                 <w:color w:val="000000"/>
                 <w:sz w:val="17"/>
               </w:rPr>
-            </w:pPr>
-            <w:r>
-              <w:rPr>
-                <w:rFonts w:cs="Arial"/>
-                <w:sz w:val="17"/>
+              <w:spacing w:before="0" w:after="0" w:line="240" w:lineRule="auto"/>
+            </w:pPr>
+            <w:r>
+              <w:rPr>
+                <w:rFonts w:cs="Arial"/>
+                <w:sz w:val="17"/>
+                <w:szCs w:val="17"/>
               </w:rPr>
               <w:t>0.14</w:t>
             </w:r>
@@ -4045,8 +4601,7 @@
     </w:p>
     <w:tbl>
       <w:tblPr>
-        <w:tblStyle w:val="TableGrid"/>
-        <w:tblW w:w="0" w:type="auto"/>
+        <w:tblStyle w:val="PlainTable2"/>
         <w:jc w:val="center"/>
         <w:tblBorders>
           <w:top w:val="single" w:sz="2" w:space="0" w:color="000000"/>
@@ -4057,6 +4612,14 @@
           <w:insideV w:val="single" w:sz="2" w:space="0" w:color="000000"/>
         </w:tblBorders>
         <w:tblLook w:val="04A0" w:firstRow="1" w:lastRow="0" w:firstColumn="1" w:lastColumn="0" w:noHBand="0" w:noVBand="1"/>
+        <w:tblW w:w="5000" w:type="pct"/>
+        <w:tblLayout w:type="autofit"/>
+        <w:tblCellMar>
+          <w:top w:w="40" w:type="dxa"/>
+          <w:bottom w:w="40" w:type="dxa"/>
+          <w:left w:w="60" w:type="dxa"/>
+          <w:right w:w="60" w:type="dxa"/>
+        </w:tblCellMar>
       </w:tblPr>
       <w:tblGrid>
         <w:gridCol w:w="3120"/>
@@ -4065,8 +4628,8 @@
       </w:tblGrid>
       <w:tr>
         <w:trPr>
-          <w:tblHeader/>
           <w:jc w:val="center"/>
+          <w:tblHeader w:val="true"/>
         </w:trPr>
         <w:tc>
           <w:tcPr>
@@ -4087,12 +4650,15 @@
                 <w:color w:val="000000"/>
                 <w:sz w:val="17"/>
               </w:rPr>
-            </w:pPr>
-            <w:r>
-              <w:rPr>
-                <w:rFonts w:cs="Arial"/>
-                <w:b/>
-                <w:sz w:val="17"/>
+              <w:spacing w:before="0" w:after="0" w:line="240" w:lineRule="auto"/>
+            </w:pPr>
+            <w:r>
+              <w:rPr>
+                <w:rFonts w:cs="Arial"/>
+                <w:b w:val="1"/>
+                <w:bCs w:val="1"/>
+                <w:sz w:val="17"/>
+                <w:szCs w:val="17"/>
               </w:rPr>
               <w:t>Scenario group</w:t>
             </w:r>
@@ -4117,12 +4683,15 @@
                 <w:color w:val="000000"/>
                 <w:sz w:val="17"/>
               </w:rPr>
-            </w:pPr>
-            <w:r>
-              <w:rPr>
-                <w:rFonts w:cs="Arial"/>
-                <w:b/>
-                <w:sz w:val="17"/>
+              <w:spacing w:before="0" w:after="0" w:line="240" w:lineRule="auto"/>
+            </w:pPr>
+            <w:r>
+              <w:rPr>
+                <w:rFonts w:cs="Arial"/>
+                <w:b w:val="1"/>
+                <w:bCs w:val="1"/>
+                <w:sz w:val="17"/>
+                <w:szCs w:val="17"/>
               </w:rPr>
               <w:t>Scenario</w:t>
             </w:r>
@@ -4147,12 +4716,15 @@
                 <w:color w:val="000000"/>
                 <w:sz w:val="17"/>
               </w:rPr>
-            </w:pPr>
-            <w:r>
-              <w:rPr>
-                <w:rFonts w:cs="Arial"/>
-                <w:b/>
-                <w:sz w:val="17"/>
+              <w:spacing w:before="0" w:after="0" w:line="240" w:lineRule="auto"/>
+            </w:pPr>
+            <w:r>
+              <w:rPr>
+                <w:rFonts w:cs="Arial"/>
+                <w:b w:val="1"/>
+                <w:bCs w:val="1"/>
+                <w:sz w:val="17"/>
+                <w:szCs w:val="17"/>
               </w:rPr>
               <w:t>Definition</w:t>
             </w:r>
@@ -4181,11 +4753,13 @@
                 <w:color w:val="000000"/>
                 <w:sz w:val="17"/>
               </w:rPr>
-            </w:pPr>
-            <w:r>
-              <w:rPr>
-                <w:rFonts w:cs="Arial"/>
-                <w:sz w:val="17"/>
+              <w:spacing w:before="0" w:after="0" w:line="240" w:lineRule="auto"/>
+            </w:pPr>
+            <w:r>
+              <w:rPr>
+                <w:rFonts w:cs="Arial"/>
+                <w:sz w:val="17"/>
+                <w:szCs w:val="17"/>
               </w:rPr>
               <w:t>Groundwater</w:t>
             </w:r>
@@ -4209,11 +4783,13 @@
                 <w:color w:val="000000"/>
                 <w:sz w:val="17"/>
               </w:rPr>
-            </w:pPr>
-            <w:r>
-              <w:rPr>
-                <w:rFonts w:cs="Arial"/>
-                <w:sz w:val="17"/>
+              <w:spacing w:before="0" w:after="0" w:line="240" w:lineRule="auto"/>
+            </w:pPr>
+            <w:r>
+              <w:rPr>
+                <w:rFonts w:cs="Arial"/>
+                <w:sz w:val="17"/>
+                <w:szCs w:val="17"/>
               </w:rPr>
               <w:t>stationary</w:t>
             </w:r>
@@ -4237,11 +4813,13 @@
                 <w:color w:val="000000"/>
                 <w:sz w:val="17"/>
               </w:rPr>
-            </w:pPr>
-            <w:r>
-              <w:rPr>
-                <w:rFonts w:cs="Arial"/>
-                <w:sz w:val="17"/>
+              <w:spacing w:before="0" w:after="0" w:line="240" w:lineRule="auto"/>
+            </w:pPr>
+            <w:r>
+              <w:rPr>
+                <w:rFonts w:cs="Arial"/>
+                <w:sz w:val="17"/>
+                <w:szCs w:val="17"/>
               </w:rPr>
               <w:t>Constant mean groundwater depth</w:t>
             </w:r>
@@ -4270,11 +4848,13 @@
                 <w:color w:val="000000"/>
                 <w:sz w:val="17"/>
               </w:rPr>
-            </w:pPr>
-            <w:r>
-              <w:rPr>
-                <w:rFonts w:cs="Arial"/>
-                <w:sz w:val="17"/>
+              <w:spacing w:before="0" w:after="0" w:line="240" w:lineRule="auto"/>
+            </w:pPr>
+            <w:r>
+              <w:rPr>
+                <w:rFonts w:cs="Arial"/>
+                <w:sz w:val="17"/>
+                <w:szCs w:val="17"/>
               </w:rPr>
               <w:t>Groundwater</w:t>
             </w:r>
@@ -4298,11 +4878,13 @@
                 <w:color w:val="000000"/>
                 <w:sz w:val="17"/>
               </w:rPr>
-            </w:pPr>
-            <w:r>
-              <w:rPr>
-                <w:rFonts w:cs="Arial"/>
-                <w:sz w:val="17"/>
+              <w:spacing w:before="0" w:after="0" w:line="240" w:lineRule="auto"/>
+            </w:pPr>
+            <w:r>
+              <w:rPr>
+                <w:rFonts w:cs="Arial"/>
+                <w:sz w:val="17"/>
+                <w:szCs w:val="17"/>
               </w:rPr>
               <w:t>rising</w:t>
             </w:r>
@@ -4326,11 +4908,13 @@
                 <w:color w:val="000000"/>
                 <w:sz w:val="17"/>
               </w:rPr>
-            </w:pPr>
-            <w:r>
-              <w:rPr>
-                <w:rFonts w:cs="Arial"/>
-                <w:sz w:val="17"/>
+              <w:spacing w:before="0" w:after="0" w:line="240" w:lineRule="auto"/>
+            </w:pPr>
+            <w:r>
+              <w:rPr>
+                <w:rFonts w:cs="Arial"/>
+                <w:sz w:val="17"/>
+                <w:szCs w:val="17"/>
               </w:rPr>
               <w:t>Long-term shallowing of groundwater at 0.035 m/year</w:t>
             </w:r>
@@ -4359,11 +4943,13 @@
                 <w:color w:val="000000"/>
                 <w:sz w:val="17"/>
               </w:rPr>
-            </w:pPr>
-            <w:r>
-              <w:rPr>
-                <w:rFonts w:cs="Arial"/>
-                <w:sz w:val="17"/>
+              <w:spacing w:before="0" w:after="0" w:line="240" w:lineRule="auto"/>
+            </w:pPr>
+            <w:r>
+              <w:rPr>
+                <w:rFonts w:cs="Arial"/>
+                <w:sz w:val="17"/>
+                <w:szCs w:val="17"/>
               </w:rPr>
               <w:t>Groundwater</w:t>
             </w:r>
@@ -4387,11 +4973,13 @@
                 <w:color w:val="000000"/>
                 <w:sz w:val="17"/>
               </w:rPr>
-            </w:pPr>
-            <w:r>
-              <w:rPr>
-                <w:rFonts w:cs="Arial"/>
-                <w:sz w:val="17"/>
+              <w:spacing w:before="0" w:after="0" w:line="240" w:lineRule="auto"/>
+            </w:pPr>
+            <w:r>
+              <w:rPr>
+                <w:rFonts w:cs="Arial"/>
+                <w:sz w:val="17"/>
+                <w:szCs w:val="17"/>
               </w:rPr>
               <w:t>seasonal</w:t>
             </w:r>
@@ -4415,11 +5003,13 @@
                 <w:color w:val="000000"/>
                 <w:sz w:val="17"/>
               </w:rPr>
-            </w:pPr>
-            <w:r>
-              <w:rPr>
-                <w:rFonts w:cs="Arial"/>
-                <w:sz w:val="17"/>
+              <w:spacing w:before="0" w:after="0" w:line="240" w:lineRule="auto"/>
+            </w:pPr>
+            <w:r>
+              <w:rPr>
+                <w:rFonts w:cs="Arial"/>
+                <w:sz w:val="17"/>
+                <w:szCs w:val="17"/>
               </w:rPr>
               <w:t>Mild trend plus sinusoidal oscillation</w:t>
             </w:r>
@@ -4448,11 +5038,13 @@
                 <w:color w:val="000000"/>
                 <w:sz w:val="17"/>
               </w:rPr>
-            </w:pPr>
-            <w:r>
-              <w:rPr>
-                <w:rFonts w:cs="Arial"/>
-                <w:sz w:val="17"/>
+              <w:spacing w:before="0" w:after="0" w:line="240" w:lineRule="auto"/>
+            </w:pPr>
+            <w:r>
+              <w:rPr>
+                <w:rFonts w:cs="Arial"/>
+                <w:sz w:val="17"/>
+                <w:szCs w:val="17"/>
               </w:rPr>
               <w:t>Groundwater</w:t>
             </w:r>
@@ -4476,11 +5068,13 @@
                 <w:color w:val="000000"/>
                 <w:sz w:val="17"/>
               </w:rPr>
-            </w:pPr>
-            <w:r>
-              <w:rPr>
-                <w:rFonts w:cs="Arial"/>
-                <w:sz w:val="17"/>
+              <w:spacing w:before="0" w:after="0" w:line="240" w:lineRule="auto"/>
+            </w:pPr>
+            <w:r>
+              <w:rPr>
+                <w:rFonts w:cs="Arial"/>
+                <w:sz w:val="17"/>
+                <w:szCs w:val="17"/>
               </w:rPr>
               <w:t>extreme</w:t>
             </w:r>
@@ -4504,11 +5098,13 @@
                 <w:color w:val="000000"/>
                 <w:sz w:val="17"/>
               </w:rPr>
-            </w:pPr>
-            <w:r>
-              <w:rPr>
-                <w:rFonts w:cs="Arial"/>
-                <w:sz w:val="17"/>
+              <w:spacing w:before="0" w:after="0" w:line="240" w:lineRule="auto"/>
+            </w:pPr>
+            <w:r>
+              <w:rPr>
+                <w:rFonts w:cs="Arial"/>
+                <w:sz w:val="17"/>
+                <w:szCs w:val="17"/>
               </w:rPr>
               <w:t>Trend, oscillation and a discrete extreme groundwater rise after year 30</w:t>
             </w:r>
@@ -4537,11 +5133,13 @@
                 <w:color w:val="000000"/>
                 <w:sz w:val="17"/>
               </w:rPr>
-            </w:pPr>
-            <w:r>
-              <w:rPr>
-                <w:rFonts w:cs="Arial"/>
-                <w:sz w:val="17"/>
+              <w:spacing w:before="0" w:after="0" w:line="240" w:lineRule="auto"/>
+            </w:pPr>
+            <w:r>
+              <w:rPr>
+                <w:rFonts w:cs="Arial"/>
+                <w:sz w:val="17"/>
+                <w:szCs w:val="17"/>
               </w:rPr>
               <w:t>Gradation</w:t>
             </w:r>
@@ -4565,11 +5163,13 @@
                 <w:color w:val="000000"/>
                 <w:sz w:val="17"/>
               </w:rPr>
-            </w:pPr>
-            <w:r>
-              <w:rPr>
-                <w:rFonts w:cs="Arial"/>
-                <w:sz w:val="17"/>
+              <w:spacing w:before="0" w:after="0" w:line="240" w:lineRule="auto"/>
+            </w:pPr>
+            <w:r>
+              <w:rPr>
+                <w:rFonts w:cs="Arial"/>
+                <w:sz w:val="17"/>
+                <w:szCs w:val="17"/>
               </w:rPr>
               <w:t>constant</w:t>
             </w:r>
@@ -4593,11 +5193,13 @@
                 <w:color w:val="000000"/>
                 <w:sz w:val="17"/>
               </w:rPr>
-            </w:pPr>
-            <w:r>
-              <w:rPr>
-                <w:rFonts w:cs="Arial"/>
-                <w:sz w:val="17"/>
+              <w:spacing w:before="0" w:after="0" w:line="240" w:lineRule="auto"/>
+            </w:pPr>
+            <w:r>
+              <w:rPr>
+                <w:rFonts w:cs="Arial"/>
+                <w:sz w:val="17"/>
+                <w:szCs w:val="17"/>
               </w:rPr>
               <w:t>No change in fines content</w:t>
             </w:r>
@@ -4626,11 +5228,13 @@
                 <w:color w:val="000000"/>
                 <w:sz w:val="17"/>
               </w:rPr>
-            </w:pPr>
-            <w:r>
-              <w:rPr>
-                <w:rFonts w:cs="Arial"/>
-                <w:sz w:val="17"/>
+              <w:spacing w:before="0" w:after="0" w:line="240" w:lineRule="auto"/>
+            </w:pPr>
+            <w:r>
+              <w:rPr>
+                <w:rFonts w:cs="Arial"/>
+                <w:sz w:val="17"/>
+                <w:szCs w:val="17"/>
               </w:rPr>
               <w:t>Gradation</w:t>
             </w:r>
@@ -4654,11 +5258,13 @@
                 <w:color w:val="000000"/>
                 <w:sz w:val="17"/>
               </w:rPr>
-            </w:pPr>
-            <w:r>
-              <w:rPr>
-                <w:rFonts w:cs="Arial"/>
-                <w:sz w:val="17"/>
+              <w:spacing w:before="0" w:after="0" w:line="240" w:lineRule="auto"/>
+            </w:pPr>
+            <w:r>
+              <w:rPr>
+                <w:rFonts w:cs="Arial"/>
+                <w:sz w:val="17"/>
+                <w:szCs w:val="17"/>
               </w:rPr>
               <w:t>fines_accumulation</w:t>
             </w:r>
@@ -4682,11 +5288,13 @@
                 <w:color w:val="000000"/>
                 <w:sz w:val="17"/>
               </w:rPr>
-            </w:pPr>
-            <w:r>
-              <w:rPr>
-                <w:rFonts w:cs="Arial"/>
-                <w:sz w:val="17"/>
+              <w:spacing w:before="0" w:after="0" w:line="240" w:lineRule="auto"/>
+            </w:pPr>
+            <w:r>
+              <w:rPr>
+                <w:rFonts w:cs="Arial"/>
+                <w:sz w:val="17"/>
+                <w:szCs w:val="17"/>
               </w:rPr>
               <w:t>Increase of fines content by 0.10 percentage points/year</w:t>
             </w:r>
@@ -4715,11 +5323,13 @@
                 <w:color w:val="000000"/>
                 <w:sz w:val="17"/>
               </w:rPr>
-            </w:pPr>
-            <w:r>
-              <w:rPr>
-                <w:rFonts w:cs="Arial"/>
-                <w:sz w:val="17"/>
+              <w:spacing w:before="0" w:after="0" w:line="240" w:lineRule="auto"/>
+            </w:pPr>
+            <w:r>
+              <w:rPr>
+                <w:rFonts w:cs="Arial"/>
+                <w:sz w:val="17"/>
+                <w:szCs w:val="17"/>
               </w:rPr>
               <w:t>Gradation</w:t>
             </w:r>
@@ -4743,11 +5353,13 @@
                 <w:color w:val="000000"/>
                 <w:sz w:val="17"/>
               </w:rPr>
-            </w:pPr>
-            <w:r>
-              <w:rPr>
-                <w:rFonts w:cs="Arial"/>
-                <w:sz w:val="17"/>
+              <w:spacing w:before="0" w:after="0" w:line="240" w:lineRule="auto"/>
+            </w:pPr>
+            <w:r>
+              <w:rPr>
+                <w:rFonts w:cs="Arial"/>
+                <w:sz w:val="17"/>
+                <w:szCs w:val="17"/>
               </w:rPr>
               <w:t>fines_washout</w:t>
             </w:r>
@@ -4771,11 +5383,13 @@
                 <w:color w:val="000000"/>
                 <w:sz w:val="17"/>
               </w:rPr>
-            </w:pPr>
-            <w:r>
-              <w:rPr>
-                <w:rFonts w:cs="Arial"/>
-                <w:sz w:val="17"/>
+              <w:spacing w:before="0" w:after="0" w:line="240" w:lineRule="auto"/>
+            </w:pPr>
+            <w:r>
+              <w:rPr>
+                <w:rFonts w:cs="Arial"/>
+                <w:sz w:val="17"/>
+                <w:szCs w:val="17"/>
               </w:rPr>
               <w:t>Decrease of fines content by 0.08 percentage points/year</w:t>
             </w:r>
@@ -4825,39 +5439,39 @@
           <w:lang w:val="es-PA" w:eastAsia="es-PA"/>
         </w:rPr>
         <w:drawing>
-          <wp:inline distT="0" distB="0" distL="0" distR="0">
-            <wp:extent cx="5623560" cy="3442063"/>
-            <wp:effectExtent l="0" t="0" r="0" b="0"/>
-            <wp:docPr id="1" name="Picture 1"/>
-            <wp:cNvGraphicFramePr>
-              <a:graphicFrameLocks xmlns:a="http://schemas.openxmlformats.org/drawingml/2006/main" noChangeAspect="1"/>
-            </wp:cNvGraphicFramePr>
-            <a:graphic xmlns:a="http://schemas.openxmlformats.org/drawingml/2006/main">
-              <a:graphicData uri="http://schemas.openxmlformats.org/drawingml/2006/picture">
-                <pic:pic xmlns:pic="http://schemas.openxmlformats.org/drawingml/2006/picture">
-                  <pic:nvPicPr>
-                    <pic:cNvPr id="0" name="fig01_pf_time_extreme_accumulation.png"/>
-                    <pic:cNvPicPr/>
-                  </pic:nvPicPr>
-                  <pic:blipFill>
-                    <a:blip r:embed="rId6"/>
-                    <a:stretch>
-                      <a:fillRect/>
-                    </a:stretch>
-                  </pic:blipFill>
-                  <pic:spPr>
-                    <a:xfrm>
-                      <a:off x="0" y="0"/>
-                      <a:ext cx="5623560" cy="3442063"/>
-                    </a:xfrm>
-                    <a:prstGeom prst="rect">
-                      <a:avLst/>
-                    </a:prstGeom>
-                  </pic:spPr>
-                </pic:pic>
-              </a:graphicData>
-            </a:graphic>
-          </wp:inline>
+          <ns2:inline distT="0" distB="0" distL="0" distR="0">
+            <ns2:extent cx="5623560" cy="3442063"/>
+            <ns2:effectExtent l="0" t="0" r="0" b="0"/>
+            <ns2:docPr id="1" name="Picture 1"/>
+            <ns2:cNvGraphicFramePr>
+              <ns3:graphicFrameLocks noChangeAspect="1"/>
+            </ns2:cNvGraphicFramePr>
+            <ns3:graphic>
+              <ns3:graphicData uri="http://schemas.openxmlformats.org/drawingml/2006/picture">
+                <ns4:pic>
+                  <ns4:nvPicPr>
+                    <ns4:cNvPr id="0" name="fig01_pf_time_extreme_accumulation.png"/>
+                    <ns4:cNvPicPr/>
+                  </ns4:nvPicPr>
+                  <ns4:blipFill>
+                    <ns3:blip r:embed="rId6"/>
+                    <ns3:stretch>
+                      <ns3:fillRect/>
+                    </ns3:stretch>
+                  </ns4:blipFill>
+                  <ns4:spPr>
+                    <ns3:xfrm>
+                      <ns3:off x="0" y="0"/>
+                      <ns3:ext cx="5623560" cy="3442063"/>
+                    </ns3:xfrm>
+                    <ns3:prstGeom prst="rect">
+                      <ns3:avLst/>
+                    </ns3:prstGeom>
+                  </ns4:spPr>
+                </ns4:pic>
+              </ns3:graphicData>
+            </ns3:graphic>
+          </ns2:inline>
         </w:drawing>
       </w:r>
     </w:p>
@@ -4900,39 +5514,39 @@
           <w:lang w:val="es-PA" w:eastAsia="es-PA"/>
         </w:rPr>
         <w:drawing>
-          <wp:inline distT="0" distB="0" distL="0" distR="0">
-            <wp:extent cx="5623560" cy="3442063"/>
-            <wp:effectExtent l="0" t="0" r="0" b="0"/>
-            <wp:docPr id="2" name="Picture 2"/>
-            <wp:cNvGraphicFramePr>
-              <a:graphicFrameLocks xmlns:a="http://schemas.openxmlformats.org/drawingml/2006/main" noChangeAspect="1"/>
-            </wp:cNvGraphicFramePr>
-            <a:graphic xmlns:a="http://schemas.openxmlformats.org/drawingml/2006/main">
-              <a:graphicData uri="http://schemas.openxmlformats.org/drawingml/2006/picture">
-                <pic:pic xmlns:pic="http://schemas.openxmlformats.org/drawingml/2006/picture">
-                  <pic:nvPicPr>
-                    <pic:cNvPr id="0" name="fig02_profile_mean_pf_by_scenario.png"/>
-                    <pic:cNvPicPr/>
-                  </pic:nvPicPr>
-                  <pic:blipFill>
-                    <a:blip r:embed="rId7"/>
-                    <a:stretch>
-                      <a:fillRect/>
-                    </a:stretch>
-                  </pic:blipFill>
-                  <pic:spPr>
-                    <a:xfrm>
-                      <a:off x="0" y="0"/>
-                      <a:ext cx="5623560" cy="3442063"/>
-                    </a:xfrm>
-                    <a:prstGeom prst="rect">
-                      <a:avLst/>
-                    </a:prstGeom>
-                  </pic:spPr>
-                </pic:pic>
-              </a:graphicData>
-            </a:graphic>
-          </wp:inline>
+          <ns2:inline distT="0" distB="0" distL="0" distR="0">
+            <ns2:extent cx="5623560" cy="3442063"/>
+            <ns2:effectExtent l="0" t="0" r="0" b="0"/>
+            <ns2:docPr id="2" name="Picture 2"/>
+            <ns2:cNvGraphicFramePr>
+              <ns3:graphicFrameLocks noChangeAspect="1"/>
+            </ns2:cNvGraphicFramePr>
+            <ns3:graphic>
+              <ns3:graphicData uri="http://schemas.openxmlformats.org/drawingml/2006/picture">
+                <ns4:pic>
+                  <ns4:nvPicPr>
+                    <ns4:cNvPr id="0" name="fig02_profile_mean_pf_by_scenario.png"/>
+                    <ns4:cNvPicPr/>
+                  </ns4:nvPicPr>
+                  <ns4:blipFill>
+                    <ns3:blip r:embed="rId7"/>
+                    <ns3:stretch>
+                      <ns3:fillRect/>
+                    </ns3:stretch>
+                  </ns4:blipFill>
+                  <ns4:spPr>
+                    <ns3:xfrm>
+                      <ns3:off x="0" y="0"/>
+                      <ns3:ext cx="5623560" cy="3442063"/>
+                    </ns3:xfrm>
+                    <ns3:prstGeom prst="rect">
+                      <ns3:avLst/>
+                    </ns3:prstGeom>
+                  </ns4:spPr>
+                </ns4:pic>
+              </ns3:graphicData>
+            </ns3:graphic>
+          </ns2:inline>
         </w:drawing>
       </w:r>
     </w:p>
@@ -4964,39 +5578,39 @@
           <w:lang w:val="es-PA" w:eastAsia="es-PA"/>
         </w:rPr>
         <w:drawing>
-          <wp:inline distT="0" distB="0" distL="0" distR="0">
-            <wp:extent cx="5623560" cy="3576007"/>
-            <wp:effectExtent l="0" t="0" r="0" b="0"/>
-            <wp:docPr id="3" name="Picture 3"/>
-            <wp:cNvGraphicFramePr>
-              <a:graphicFrameLocks xmlns:a="http://schemas.openxmlformats.org/drawingml/2006/main" noChangeAspect="1"/>
-            </wp:cNvGraphicFramePr>
-            <a:graphic xmlns:a="http://schemas.openxmlformats.org/drawingml/2006/main">
-              <a:graphicData uri="http://schemas.openxmlformats.org/drawingml/2006/picture">
-                <pic:pic xmlns:pic="http://schemas.openxmlformats.org/drawingml/2006/picture">
-                  <pic:nvPicPr>
-                    <pic:cNvPr id="0" name="fig03_depth_time_pf_heatmap.png"/>
-                    <pic:cNvPicPr/>
-                  </pic:nvPicPr>
-                  <pic:blipFill>
-                    <a:blip r:embed="rId8"/>
-                    <a:stretch>
-                      <a:fillRect/>
-                    </a:stretch>
-                  </pic:blipFill>
-                  <pic:spPr>
-                    <a:xfrm>
-                      <a:off x="0" y="0"/>
-                      <a:ext cx="5623560" cy="3576007"/>
-                    </a:xfrm>
-                    <a:prstGeom prst="rect">
-                      <a:avLst/>
-                    </a:prstGeom>
-                  </pic:spPr>
-                </pic:pic>
-              </a:graphicData>
-            </a:graphic>
-          </wp:inline>
+          <ns2:inline distT="0" distB="0" distL="0" distR="0">
+            <ns2:extent cx="5623560" cy="3576007"/>
+            <ns2:effectExtent l="0" t="0" r="0" b="0"/>
+            <ns2:docPr id="3" name="Picture 3"/>
+            <ns2:cNvGraphicFramePr>
+              <ns3:graphicFrameLocks noChangeAspect="1"/>
+            </ns2:cNvGraphicFramePr>
+            <ns3:graphic>
+              <ns3:graphicData uri="http://schemas.openxmlformats.org/drawingml/2006/picture">
+                <ns4:pic>
+                  <ns4:nvPicPr>
+                    <ns4:cNvPr id="0" name="fig03_depth_time_pf_heatmap.png"/>
+                    <ns4:cNvPicPr/>
+                  </ns4:nvPicPr>
+                  <ns4:blipFill>
+                    <ns3:blip r:embed="rId8"/>
+                    <ns3:stretch>
+                      <ns3:fillRect/>
+                    </ns3:stretch>
+                  </ns4:blipFill>
+                  <ns4:spPr>
+                    <ns3:xfrm>
+                      <ns3:off x="0" y="0"/>
+                      <ns3:ext cx="5623560" cy="3576007"/>
+                    </ns3:xfrm>
+                    <ns3:prstGeom prst="rect">
+                      <ns3:avLst/>
+                    </ns3:prstGeom>
+                  </ns4:spPr>
+                </ns4:pic>
+              </ns3:graphicData>
+            </ns3:graphic>
+          </ns2:inline>
         </w:drawing>
       </w:r>
     </w:p>
@@ -5044,8 +5658,7 @@
     </w:p>
     <w:tbl>
       <w:tblPr>
-        <w:tblStyle w:val="TableGrid"/>
-        <w:tblW w:w="0" w:type="auto"/>
+        <w:tblStyle w:val="PlainTable2"/>
         <w:jc w:val="center"/>
         <w:tblBorders>
           <w:top w:val="single" w:sz="2" w:space="0" w:color="000000"/>
@@ -5056,6 +5669,14 @@
           <w:insideV w:val="single" w:sz="2" w:space="0" w:color="000000"/>
         </w:tblBorders>
         <w:tblLook w:val="04A0" w:firstRow="1" w:lastRow="0" w:firstColumn="1" w:lastColumn="0" w:noHBand="0" w:noVBand="1"/>
+        <w:tblW w:w="5000" w:type="pct"/>
+        <w:tblLayout w:type="autofit"/>
+        <w:tblCellMar>
+          <w:top w:w="40" w:type="dxa"/>
+          <w:bottom w:w="40" w:type="dxa"/>
+          <w:left w:w="60" w:type="dxa"/>
+          <w:right w:w="60" w:type="dxa"/>
+        </w:tblCellMar>
       </w:tblPr>
       <w:tblGrid>
         <w:gridCol w:w="1337"/>
@@ -5068,8 +5689,8 @@
       </w:tblGrid>
       <w:tr>
         <w:trPr>
-          <w:tblHeader/>
           <w:jc w:val="center"/>
+          <w:tblHeader w:val="true"/>
         </w:trPr>
         <w:tc>
           <w:tcPr>
@@ -5090,12 +5711,15 @@
                 <w:color w:val="000000"/>
                 <w:sz w:val="17"/>
               </w:rPr>
-            </w:pPr>
-            <w:r>
-              <w:rPr>
-                <w:rFonts w:cs="Arial"/>
-                <w:b/>
-                <w:sz w:val="15"/>
+              <w:spacing w:before="0" w:after="0" w:line="240" w:lineRule="auto"/>
+            </w:pPr>
+            <w:r>
+              <w:rPr>
+                <w:rFonts w:cs="Arial"/>
+                <w:b w:val="1"/>
+                <w:bCs w:val="1"/>
+                <w:sz w:val="17"/>
+                <w:szCs w:val="17"/>
               </w:rPr>
               <w:t>Groundwater</w:t>
             </w:r>
@@ -5120,12 +5744,15 @@
                 <w:color w:val="000000"/>
                 <w:sz w:val="17"/>
               </w:rPr>
-            </w:pPr>
-            <w:r>
-              <w:rPr>
-                <w:rFonts w:cs="Arial"/>
-                <w:b/>
-                <w:sz w:val="15"/>
+              <w:spacing w:before="0" w:after="0" w:line="240" w:lineRule="auto"/>
+            </w:pPr>
+            <w:r>
+              <w:rPr>
+                <w:rFonts w:cs="Arial"/>
+                <w:b w:val="1"/>
+                <w:bCs w:val="1"/>
+                <w:sz w:val="17"/>
+                <w:szCs w:val="17"/>
               </w:rPr>
               <w:t>Gradation</w:t>
             </w:r>
@@ -5150,12 +5777,15 @@
                 <w:color w:val="000000"/>
                 <w:sz w:val="17"/>
               </w:rPr>
-            </w:pPr>
-            <w:r>
-              <w:rPr>
-                <w:rFonts w:cs="Arial"/>
-                <w:b/>
-                <w:sz w:val="15"/>
+              <w:spacing w:before="0" w:after="0" w:line="240" w:lineRule="auto"/>
+            </w:pPr>
+            <w:r>
+              <w:rPr>
+                <w:rFonts w:cs="Arial"/>
+                <w:b w:val="1"/>
+                <w:bCs w:val="1"/>
+                <w:sz w:val="17"/>
+                <w:szCs w:val="17"/>
               </w:rPr>
               <w:t>Max Pf</w:t>
             </w:r>
@@ -5180,12 +5810,15 @@
                 <w:color w:val="000000"/>
                 <w:sz w:val="17"/>
               </w:rPr>
-            </w:pPr>
-            <w:r>
-              <w:rPr>
-                <w:rFonts w:cs="Arial"/>
-                <w:b/>
-                <w:sz w:val="15"/>
+              <w:spacing w:before="0" w:after="0" w:line="240" w:lineRule="auto"/>
+            </w:pPr>
+            <w:r>
+              <w:rPr>
+                <w:rFonts w:cs="Arial"/>
+                <w:b w:val="1"/>
+                <w:bCs w:val="1"/>
+                <w:sz w:val="17"/>
+                <w:szCs w:val="17"/>
               </w:rPr>
               <w:t>Mean Pf</w:t>
             </w:r>
@@ -5210,12 +5843,15 @@
                 <w:color w:val="000000"/>
                 <w:sz w:val="17"/>
               </w:rPr>
-            </w:pPr>
-            <w:r>
-              <w:rPr>
-                <w:rFonts w:cs="Arial"/>
-                <w:b/>
-                <w:sz w:val="15"/>
+              <w:spacing w:before="0" w:after="0" w:line="240" w:lineRule="auto"/>
+            </w:pPr>
+            <w:r>
+              <w:rPr>
+                <w:rFonts w:cs="Arial"/>
+                <w:b w:val="1"/>
+                <w:bCs w:val="1"/>
+                <w:sz w:val="17"/>
+                <w:szCs w:val="17"/>
               </w:rPr>
               <w:t>Max delta Pf</w:t>
             </w:r>
@@ -5240,12 +5876,15 @@
                 <w:color w:val="000000"/>
                 <w:sz w:val="17"/>
               </w:rPr>
-            </w:pPr>
-            <w:r>
-              <w:rPr>
-                <w:rFonts w:cs="Arial"/>
-                <w:b/>
-                <w:sz w:val="15"/>
+              <w:spacing w:before="0" w:after="0" w:line="240" w:lineRule="auto"/>
+            </w:pPr>
+            <w:r>
+              <w:rPr>
+                <w:rFonts w:cs="Arial"/>
+                <w:b w:val="1"/>
+                <w:bCs w:val="1"/>
+                <w:sz w:val="17"/>
+                <w:szCs w:val="17"/>
               </w:rPr>
               <w:t>Final mean Pf</w:t>
             </w:r>
@@ -5270,12 +5909,15 @@
                 <w:color w:val="000000"/>
                 <w:sz w:val="17"/>
               </w:rPr>
-            </w:pPr>
-            <w:r>
-              <w:rPr>
-                <w:rFonts w:cs="Arial"/>
-                <w:b/>
-                <w:sz w:val="15"/>
+              <w:spacing w:before="0" w:after="0" w:line="240" w:lineRule="auto"/>
+            </w:pPr>
+            <w:r>
+              <w:rPr>
+                <w:rFonts w:cs="Arial"/>
+                <w:b w:val="1"/>
+                <w:bCs w:val="1"/>
+                <w:sz w:val="17"/>
+                <w:szCs w:val="17"/>
               </w:rPr>
               <w:t>Min deterministic FS</w:t>
             </w:r>
@@ -5298,9 +5940,13 @@
             </w:tcMar>
           </w:tcPr>
           <w:p>
-            <w:r>
-              <w:rPr>
-                <w:sz w:val="15"/>
+            <w:pPr>
+              <w:spacing w:before="0" w:after="0" w:line="240" w:lineRule="auto"/>
+            </w:pPr>
+            <w:r>
+              <w:rPr>
+                <w:sz w:val="17"/>
+                <w:szCs w:val="17"/>
               </w:rPr>
               <w:t>extreme</w:t>
             </w:r>
@@ -5318,9 +5964,13 @@
             </w:tcMar>
           </w:tcPr>
           <w:p>
-            <w:r>
-              <w:rPr>
-                <w:sz w:val="15"/>
+            <w:pPr>
+              <w:spacing w:before="0" w:after="0" w:line="240" w:lineRule="auto"/>
+            </w:pPr>
+            <w:r>
+              <w:rPr>
+                <w:sz w:val="17"/>
+                <w:szCs w:val="17"/>
               </w:rPr>
               <w:t>fines_washout</w:t>
             </w:r>
@@ -5338,9 +5988,13 @@
             </w:tcMar>
           </w:tcPr>
           <w:p>
-            <w:r>
-              <w:rPr>
-                <w:sz w:val="15"/>
+            <w:pPr>
+              <w:spacing w:before="0" w:after="0" w:line="240" w:lineRule="auto"/>
+            </w:pPr>
+            <w:r>
+              <w:rPr>
+                <w:sz w:val="17"/>
+                <w:szCs w:val="17"/>
               </w:rPr>
               <w:t>0.971</w:t>
             </w:r>
@@ -5358,9 +6012,13 @@
             </w:tcMar>
           </w:tcPr>
           <w:p>
-            <w:r>
-              <w:rPr>
-                <w:sz w:val="15"/>
+            <w:pPr>
+              <w:spacing w:before="0" w:after="0" w:line="240" w:lineRule="auto"/>
+            </w:pPr>
+            <w:r>
+              <w:rPr>
+                <w:sz w:val="17"/>
+                <w:szCs w:val="17"/>
               </w:rPr>
               <w:t>0.495</w:t>
             </w:r>
@@ -5378,9 +6036,13 @@
             </w:tcMar>
           </w:tcPr>
           <w:p>
-            <w:r>
-              <w:rPr>
-                <w:sz w:val="15"/>
+            <w:pPr>
+              <w:spacing w:before="0" w:after="0" w:line="240" w:lineRule="auto"/>
+            </w:pPr>
+            <w:r>
+              <w:rPr>
+                <w:sz w:val="17"/>
+                <w:szCs w:val="17"/>
               </w:rPr>
               <w:t>0.417</w:t>
             </w:r>
@@ -5398,9 +6060,13 @@
             </w:tcMar>
           </w:tcPr>
           <w:p>
-            <w:r>
-              <w:rPr>
-                <w:sz w:val="15"/>
+            <w:pPr>
+              <w:spacing w:before="0" w:after="0" w:line="240" w:lineRule="auto"/>
+            </w:pPr>
+            <w:r>
+              <w:rPr>
+                <w:sz w:val="17"/>
+                <w:szCs w:val="17"/>
               </w:rPr>
               <w:t>0.636</w:t>
             </w:r>
@@ -5418,9 +6084,13 @@
             </w:tcMar>
           </w:tcPr>
           <w:p>
-            <w:r>
-              <w:rPr>
-                <w:sz w:val="15"/>
+            <w:pPr>
+              <w:spacing w:before="0" w:after="0" w:line="240" w:lineRule="auto"/>
+            </w:pPr>
+            <w:r>
+              <w:rPr>
+                <w:sz w:val="17"/>
+                <w:szCs w:val="17"/>
               </w:rPr>
               <w:t>0.456</w:t>
             </w:r>
@@ -5443,9 +6113,13 @@
             </w:tcMar>
           </w:tcPr>
           <w:p>
-            <w:r>
-              <w:rPr>
-                <w:sz w:val="15"/>
+            <w:pPr>
+              <w:spacing w:before="0" w:after="0" w:line="240" w:lineRule="auto"/>
+            </w:pPr>
+            <w:r>
+              <w:rPr>
+                <w:sz w:val="17"/>
+                <w:szCs w:val="17"/>
               </w:rPr>
               <w:t>extreme</w:t>
             </w:r>
@@ -5463,9 +6137,13 @@
             </w:tcMar>
           </w:tcPr>
           <w:p>
-            <w:r>
-              <w:rPr>
-                <w:sz w:val="15"/>
+            <w:pPr>
+              <w:spacing w:before="0" w:after="0" w:line="240" w:lineRule="auto"/>
+            </w:pPr>
+            <w:r>
+              <w:rPr>
+                <w:sz w:val="17"/>
+                <w:szCs w:val="17"/>
               </w:rPr>
               <w:t>constant</w:t>
             </w:r>
@@ -5483,9 +6161,13 @@
             </w:tcMar>
           </w:tcPr>
           <w:p>
-            <w:r>
-              <w:rPr>
-                <w:sz w:val="15"/>
+            <w:pPr>
+              <w:spacing w:before="0" w:after="0" w:line="240" w:lineRule="auto"/>
+            </w:pPr>
+            <w:r>
+              <w:rPr>
+                <w:sz w:val="17"/>
+                <w:szCs w:val="17"/>
               </w:rPr>
               <w:t>0.961</w:t>
             </w:r>
@@ -5503,9 +6185,13 @@
             </w:tcMar>
           </w:tcPr>
           <w:p>
-            <w:r>
-              <w:rPr>
-                <w:sz w:val="15"/>
+            <w:pPr>
+              <w:spacing w:before="0" w:after="0" w:line="240" w:lineRule="auto"/>
+            </w:pPr>
+            <w:r>
+              <w:rPr>
+                <w:sz w:val="17"/>
+                <w:szCs w:val="17"/>
               </w:rPr>
               <w:t>0.471</w:t>
             </w:r>
@@ -5523,9 +6209,13 @@
             </w:tcMar>
           </w:tcPr>
           <w:p>
-            <w:r>
-              <w:rPr>
-                <w:sz w:val="15"/>
+            <w:pPr>
+              <w:spacing w:before="0" w:after="0" w:line="240" w:lineRule="auto"/>
+            </w:pPr>
+            <w:r>
+              <w:rPr>
+                <w:sz w:val="17"/>
+                <w:szCs w:val="17"/>
               </w:rPr>
               <w:t>0.378</w:t>
             </w:r>
@@ -5543,9 +6233,13 @@
             </w:tcMar>
           </w:tcPr>
           <w:p>
-            <w:r>
-              <w:rPr>
-                <w:sz w:val="15"/>
+            <w:pPr>
+              <w:spacing w:before="0" w:after="0" w:line="240" w:lineRule="auto"/>
+            </w:pPr>
+            <w:r>
+              <w:rPr>
+                <w:sz w:val="17"/>
+                <w:szCs w:val="17"/>
               </w:rPr>
               <w:t>0.600</w:t>
             </w:r>
@@ -5563,9 +6257,13 @@
             </w:tcMar>
           </w:tcPr>
           <w:p>
-            <w:r>
-              <w:rPr>
-                <w:sz w:val="15"/>
+            <w:pPr>
+              <w:spacing w:before="0" w:after="0" w:line="240" w:lineRule="auto"/>
+            </w:pPr>
+            <w:r>
+              <w:rPr>
+                <w:sz w:val="17"/>
+                <w:szCs w:val="17"/>
               </w:rPr>
               <w:t>0.473</w:t>
             </w:r>
@@ -5588,9 +6286,13 @@
             </w:tcMar>
           </w:tcPr>
           <w:p>
-            <w:r>
-              <w:rPr>
-                <w:sz w:val="15"/>
+            <w:pPr>
+              <w:spacing w:before="0" w:after="0" w:line="240" w:lineRule="auto"/>
+            </w:pPr>
+            <w:r>
+              <w:rPr>
+                <w:sz w:val="17"/>
+                <w:szCs w:val="17"/>
               </w:rPr>
               <w:t>extreme</w:t>
             </w:r>
@@ -5608,9 +6310,13 @@
             </w:tcMar>
           </w:tcPr>
           <w:p>
-            <w:r>
-              <w:rPr>
-                <w:sz w:val="15"/>
+            <w:pPr>
+              <w:spacing w:before="0" w:after="0" w:line="240" w:lineRule="auto"/>
+            </w:pPr>
+            <w:r>
+              <w:rPr>
+                <w:sz w:val="17"/>
+                <w:szCs w:val="17"/>
               </w:rPr>
               <w:t>fines_accumulation</w:t>
             </w:r>
@@ -5628,9 +6334,13 @@
             </w:tcMar>
           </w:tcPr>
           <w:p>
-            <w:r>
-              <w:rPr>
-                <w:sz w:val="15"/>
+            <w:pPr>
+              <w:spacing w:before="0" w:after="0" w:line="240" w:lineRule="auto"/>
+            </w:pPr>
+            <w:r>
+              <w:rPr>
+                <w:sz w:val="17"/>
+                <w:szCs w:val="17"/>
               </w:rPr>
               <w:t>0.929</w:t>
             </w:r>
@@ -5648,9 +6358,13 @@
             </w:tcMar>
           </w:tcPr>
           <w:p>
-            <w:r>
-              <w:rPr>
-                <w:sz w:val="15"/>
+            <w:pPr>
+              <w:spacing w:before="0" w:after="0" w:line="240" w:lineRule="auto"/>
+            </w:pPr>
+            <w:r>
+              <w:rPr>
+                <w:sz w:val="17"/>
+                <w:szCs w:val="17"/>
               </w:rPr>
               <w:t>0.440</w:t>
             </w:r>
@@ -5668,9 +6382,13 @@
             </w:tcMar>
           </w:tcPr>
           <w:p>
-            <w:r>
-              <w:rPr>
-                <w:sz w:val="15"/>
+            <w:pPr>
+              <w:spacing w:before="0" w:after="0" w:line="240" w:lineRule="auto"/>
+            </w:pPr>
+            <w:r>
+              <w:rPr>
+                <w:sz w:val="17"/>
+                <w:szCs w:val="17"/>
               </w:rPr>
               <w:t>0.314</w:t>
             </w:r>
@@ -5688,9 +6406,13 @@
             </w:tcMar>
           </w:tcPr>
           <w:p>
-            <w:r>
-              <w:rPr>
-                <w:sz w:val="15"/>
+            <w:pPr>
+              <w:spacing w:before="0" w:after="0" w:line="240" w:lineRule="auto"/>
+            </w:pPr>
+            <w:r>
+              <w:rPr>
+                <w:sz w:val="17"/>
+                <w:szCs w:val="17"/>
               </w:rPr>
               <w:t>0.549</w:t>
             </w:r>
@@ -5708,9 +6430,13 @@
             </w:tcMar>
           </w:tcPr>
           <w:p>
-            <w:r>
-              <w:rPr>
-                <w:sz w:val="15"/>
+            <w:pPr>
+              <w:spacing w:before="0" w:after="0" w:line="240" w:lineRule="auto"/>
+            </w:pPr>
+            <w:r>
+              <w:rPr>
+                <w:sz w:val="17"/>
+                <w:szCs w:val="17"/>
               </w:rPr>
               <w:t>0.549</w:t>
             </w:r>
@@ -5733,9 +6459,13 @@
             </w:tcMar>
           </w:tcPr>
           <w:p>
-            <w:r>
-              <w:rPr>
-                <w:sz w:val="15"/>
+            <w:pPr>
+              <w:spacing w:before="0" w:after="0" w:line="240" w:lineRule="auto"/>
+            </w:pPr>
+            <w:r>
+              <w:rPr>
+                <w:sz w:val="17"/>
+                <w:szCs w:val="17"/>
               </w:rPr>
               <w:t>rising</w:t>
             </w:r>
@@ -5753,9 +6483,13 @@
             </w:tcMar>
           </w:tcPr>
           <w:p>
-            <w:r>
-              <w:rPr>
-                <w:sz w:val="15"/>
+            <w:pPr>
+              <w:spacing w:before="0" w:after="0" w:line="240" w:lineRule="auto"/>
+            </w:pPr>
+            <w:r>
+              <w:rPr>
+                <w:sz w:val="17"/>
+                <w:szCs w:val="17"/>
               </w:rPr>
               <w:t>fines_washout</w:t>
             </w:r>
@@ -5773,9 +6507,13 @@
             </w:tcMar>
           </w:tcPr>
           <w:p>
-            <w:r>
-              <w:rPr>
-                <w:sz w:val="15"/>
+            <w:pPr>
+              <w:spacing w:before="0" w:after="0" w:line="240" w:lineRule="auto"/>
+            </w:pPr>
+            <w:r>
+              <w:rPr>
+                <w:sz w:val="17"/>
+                <w:szCs w:val="17"/>
               </w:rPr>
               <w:t>0.885</w:t>
             </w:r>
@@ -5793,9 +6531,13 @@
             </w:tcMar>
           </w:tcPr>
           <w:p>
-            <w:r>
-              <w:rPr>
-                <w:sz w:val="15"/>
+            <w:pPr>
+              <w:spacing w:before="0" w:after="0" w:line="240" w:lineRule="auto"/>
+            </w:pPr>
+            <w:r>
+              <w:rPr>
+                <w:sz w:val="17"/>
+                <w:szCs w:val="17"/>
               </w:rPr>
               <w:t>0.467</w:t>
             </w:r>
@@ -5813,9 +6555,13 @@
             </w:tcMar>
           </w:tcPr>
           <w:p>
-            <w:r>
-              <w:rPr>
-                <w:sz w:val="15"/>
+            <w:pPr>
+              <w:spacing w:before="0" w:after="0" w:line="240" w:lineRule="auto"/>
+            </w:pPr>
+            <w:r>
+              <w:rPr>
+                <w:sz w:val="17"/>
+                <w:szCs w:val="17"/>
               </w:rPr>
               <w:t>0.347</w:t>
             </w:r>
@@ -5833,9 +6579,13 @@
             </w:tcMar>
           </w:tcPr>
           <w:p>
-            <w:r>
-              <w:rPr>
-                <w:sz w:val="15"/>
+            <w:pPr>
+              <w:spacing w:before="0" w:after="0" w:line="240" w:lineRule="auto"/>
+            </w:pPr>
+            <w:r>
+              <w:rPr>
+                <w:sz w:val="17"/>
+                <w:szCs w:val="17"/>
               </w:rPr>
               <w:t>0.573</w:t>
             </w:r>
@@ -5853,9 +6603,13 @@
             </w:tcMar>
           </w:tcPr>
           <w:p>
-            <w:r>
-              <w:rPr>
-                <w:sz w:val="15"/>
+            <w:pPr>
+              <w:spacing w:before="0" w:after="0" w:line="240" w:lineRule="auto"/>
+            </w:pPr>
+            <w:r>
+              <w:rPr>
+                <w:sz w:val="17"/>
+                <w:szCs w:val="17"/>
               </w:rPr>
               <w:t>0.624</w:t>
             </w:r>
@@ -5878,9 +6632,13 @@
             </w:tcMar>
           </w:tcPr>
           <w:p>
-            <w:r>
-              <w:rPr>
-                <w:sz w:val="15"/>
+            <w:pPr>
+              <w:spacing w:before="0" w:after="0" w:line="240" w:lineRule="auto"/>
+            </w:pPr>
+            <w:r>
+              <w:rPr>
+                <w:sz w:val="17"/>
+                <w:szCs w:val="17"/>
               </w:rPr>
               <w:t>rising</w:t>
             </w:r>
@@ -5898,9 +6656,13 @@
             </w:tcMar>
           </w:tcPr>
           <w:p>
-            <w:r>
-              <w:rPr>
-                <w:sz w:val="15"/>
+            <w:pPr>
+              <w:spacing w:before="0" w:after="0" w:line="240" w:lineRule="auto"/>
+            </w:pPr>
+            <w:r>
+              <w:rPr>
+                <w:sz w:val="17"/>
+                <w:szCs w:val="17"/>
               </w:rPr>
               <w:t>constant</w:t>
             </w:r>
@@ -5918,9 +6680,13 @@
             </w:tcMar>
           </w:tcPr>
           <w:p>
-            <w:r>
-              <w:rPr>
-                <w:sz w:val="15"/>
+            <w:pPr>
+              <w:spacing w:before="0" w:after="0" w:line="240" w:lineRule="auto"/>
+            </w:pPr>
+            <w:r>
+              <w:rPr>
+                <w:sz w:val="17"/>
+                <w:szCs w:val="17"/>
               </w:rPr>
               <w:t>0.852</w:t>
             </w:r>
@@ -5938,9 +6704,13 @@
             </w:tcMar>
           </w:tcPr>
           <w:p>
-            <w:r>
-              <w:rPr>
-                <w:sz w:val="15"/>
+            <w:pPr>
+              <w:spacing w:before="0" w:after="0" w:line="240" w:lineRule="auto"/>
+            </w:pPr>
+            <w:r>
+              <w:rPr>
+                <w:sz w:val="17"/>
+                <w:szCs w:val="17"/>
               </w:rPr>
               <w:t>0.440</w:t>
             </w:r>
@@ -5958,9 +6728,13 @@
             </w:tcMar>
           </w:tcPr>
           <w:p>
-            <w:r>
-              <w:rPr>
-                <w:sz w:val="15"/>
+            <w:pPr>
+              <w:spacing w:before="0" w:after="0" w:line="240" w:lineRule="auto"/>
+            </w:pPr>
+            <w:r>
+              <w:rPr>
+                <w:sz w:val="17"/>
+                <w:szCs w:val="17"/>
               </w:rPr>
               <w:t>0.285</w:t>
             </w:r>
@@ -5978,9 +6752,13 @@
             </w:tcMar>
           </w:tcPr>
           <w:p>
-            <w:r>
-              <w:rPr>
-                <w:sz w:val="15"/>
+            <w:pPr>
+              <w:spacing w:before="0" w:after="0" w:line="240" w:lineRule="auto"/>
+            </w:pPr>
+            <w:r>
+              <w:rPr>
+                <w:sz w:val="17"/>
+                <w:szCs w:val="17"/>
               </w:rPr>
               <w:t>0.525</w:t>
             </w:r>
@@ -5998,9 +6776,13 @@
             </w:tcMar>
           </w:tcPr>
           <w:p>
-            <w:r>
-              <w:rPr>
-                <w:sz w:val="15"/>
+            <w:pPr>
+              <w:spacing w:before="0" w:after="0" w:line="240" w:lineRule="auto"/>
+            </w:pPr>
+            <w:r>
+              <w:rPr>
+                <w:sz w:val="17"/>
+                <w:szCs w:val="17"/>
               </w:rPr>
               <w:t>0.648</w:t>
             </w:r>
@@ -6023,9 +6805,13 @@
             </w:tcMar>
           </w:tcPr>
           <w:p>
-            <w:r>
-              <w:rPr>
-                <w:sz w:val="15"/>
+            <w:pPr>
+              <w:spacing w:before="0" w:after="0" w:line="240" w:lineRule="auto"/>
+            </w:pPr>
+            <w:r>
+              <w:rPr>
+                <w:sz w:val="17"/>
+                <w:szCs w:val="17"/>
               </w:rPr>
               <w:t>seasonal</w:t>
             </w:r>
@@ -6043,9 +6829,13 @@
             </w:tcMar>
           </w:tcPr>
           <w:p>
-            <w:r>
-              <w:rPr>
-                <w:sz w:val="15"/>
+            <w:pPr>
+              <w:spacing w:before="0" w:after="0" w:line="240" w:lineRule="auto"/>
+            </w:pPr>
+            <w:r>
+              <w:rPr>
+                <w:sz w:val="17"/>
+                <w:szCs w:val="17"/>
               </w:rPr>
               <w:t>fines_washout</w:t>
             </w:r>
@@ -6063,9 +6853,13 @@
             </w:tcMar>
           </w:tcPr>
           <w:p>
-            <w:r>
-              <w:rPr>
-                <w:sz w:val="15"/>
+            <w:pPr>
+              <w:spacing w:before="0" w:after="0" w:line="240" w:lineRule="auto"/>
+            </w:pPr>
+            <w:r>
+              <w:rPr>
+                <w:sz w:val="17"/>
+                <w:szCs w:val="17"/>
               </w:rPr>
               <w:t>0.796</w:t>
             </w:r>
@@ -6083,9 +6877,13 @@
             </w:tcMar>
           </w:tcPr>
           <w:p>
-            <w:r>
-              <w:rPr>
-                <w:sz w:val="15"/>
+            <w:pPr>
+              <w:spacing w:before="0" w:after="0" w:line="240" w:lineRule="auto"/>
+            </w:pPr>
+            <w:r>
+              <w:rPr>
+                <w:sz w:val="17"/>
+                <w:szCs w:val="17"/>
               </w:rPr>
               <w:t>0.419</w:t>
             </w:r>
@@ -6103,9 +6901,13 @@
             </w:tcMar>
           </w:tcPr>
           <w:p>
-            <w:r>
-              <w:rPr>
-                <w:sz w:val="15"/>
+            <w:pPr>
+              <w:spacing w:before="0" w:after="0" w:line="240" w:lineRule="auto"/>
+            </w:pPr>
+            <w:r>
+              <w:rPr>
+                <w:sz w:val="17"/>
+                <w:szCs w:val="17"/>
               </w:rPr>
               <w:t>0.242</w:t>
             </w:r>
@@ -6123,9 +6925,13 @@
             </w:tcMar>
           </w:tcPr>
           <w:p>
-            <w:r>
-              <w:rPr>
-                <w:sz w:val="15"/>
+            <w:pPr>
+              <w:spacing w:before="0" w:after="0" w:line="240" w:lineRule="auto"/>
+            </w:pPr>
+            <w:r>
+              <w:rPr>
+                <w:sz w:val="17"/>
+                <w:szCs w:val="17"/>
               </w:rPr>
               <w:t>0.463</w:t>
             </w:r>
@@ -6143,9 +6949,13 @@
             </w:tcMar>
           </w:tcPr>
           <w:p>
-            <w:r>
-              <w:rPr>
-                <w:sz w:val="15"/>
+            <w:pPr>
+              <w:spacing w:before="0" w:after="0" w:line="240" w:lineRule="auto"/>
+            </w:pPr>
+            <w:r>
+              <w:rPr>
+                <w:sz w:val="17"/>
+                <w:szCs w:val="17"/>
               </w:rPr>
               <w:t>0.732</w:t>
             </w:r>
@@ -6168,9 +6978,13 @@
             </w:tcMar>
           </w:tcPr>
           <w:p>
-            <w:r>
-              <w:rPr>
-                <w:sz w:val="15"/>
+            <w:pPr>
+              <w:spacing w:before="0" w:after="0" w:line="240" w:lineRule="auto"/>
+            </w:pPr>
+            <w:r>
+              <w:rPr>
+                <w:sz w:val="17"/>
+                <w:szCs w:val="17"/>
               </w:rPr>
               <w:t>stationary</w:t>
             </w:r>
@@ -6188,9 +7002,13 @@
             </w:tcMar>
           </w:tcPr>
           <w:p>
-            <w:r>
-              <w:rPr>
-                <w:sz w:val="15"/>
+            <w:pPr>
+              <w:spacing w:before="0" w:after="0" w:line="240" w:lineRule="auto"/>
+            </w:pPr>
+            <w:r>
+              <w:rPr>
+                <w:sz w:val="17"/>
+                <w:szCs w:val="17"/>
               </w:rPr>
               <w:t>fines_washout</w:t>
             </w:r>
@@ -6208,9 +7026,13 @@
             </w:tcMar>
           </w:tcPr>
           <w:p>
-            <w:r>
-              <w:rPr>
-                <w:sz w:val="15"/>
+            <w:pPr>
+              <w:spacing w:before="0" w:after="0" w:line="240" w:lineRule="auto"/>
+            </w:pPr>
+            <w:r>
+              <w:rPr>
+                <w:sz w:val="17"/>
+                <w:szCs w:val="17"/>
               </w:rPr>
               <w:t>0.788</w:t>
             </w:r>
@@ -6228,9 +7050,13 @@
             </w:tcMar>
           </w:tcPr>
           <w:p>
-            <w:r>
-              <w:rPr>
-                <w:sz w:val="15"/>
+            <w:pPr>
+              <w:spacing w:before="0" w:after="0" w:line="240" w:lineRule="auto"/>
+            </w:pPr>
+            <w:r>
+              <w:rPr>
+                <w:sz w:val="17"/>
+                <w:szCs w:val="17"/>
               </w:rPr>
               <w:t>0.401</w:t>
             </w:r>
@@ -6248,9 +7074,13 @@
             </w:tcMar>
           </w:tcPr>
           <w:p>
-            <w:r>
-              <w:rPr>
-                <w:sz w:val="15"/>
+            <w:pPr>
+              <w:spacing w:before="0" w:after="0" w:line="240" w:lineRule="auto"/>
+            </w:pPr>
+            <w:r>
+              <w:rPr>
+                <w:sz w:val="17"/>
+                <w:szCs w:val="17"/>
               </w:rPr>
               <w:t>0.108</w:t>
             </w:r>
@@ -6268,9 +7098,13 @@
             </w:tcMar>
           </w:tcPr>
           <w:p>
-            <w:r>
-              <w:rPr>
-                <w:sz w:val="15"/>
+            <w:pPr>
+              <w:spacing w:before="0" w:after="0" w:line="240" w:lineRule="auto"/>
+            </w:pPr>
+            <w:r>
+              <w:rPr>
+                <w:sz w:val="17"/>
+                <w:szCs w:val="17"/>
               </w:rPr>
               <w:t>0.430</w:t>
             </w:r>
@@ -6288,9 +7122,13 @@
             </w:tcMar>
           </w:tcPr>
           <w:p>
-            <w:r>
-              <w:rPr>
-                <w:sz w:val="15"/>
+            <w:pPr>
+              <w:spacing w:before="0" w:after="0" w:line="240" w:lineRule="auto"/>
+            </w:pPr>
+            <w:r>
+              <w:rPr>
+                <w:sz w:val="17"/>
+                <w:szCs w:val="17"/>
               </w:rPr>
               <w:t>0.732</w:t>
             </w:r>
@@ -6313,9 +7151,13 @@
             </w:tcMar>
           </w:tcPr>
           <w:p>
-            <w:r>
-              <w:rPr>
-                <w:sz w:val="15"/>
+            <w:pPr>
+              <w:spacing w:before="0" w:after="0" w:line="240" w:lineRule="auto"/>
+            </w:pPr>
+            <w:r>
+              <w:rPr>
+                <w:sz w:val="17"/>
+                <w:szCs w:val="17"/>
               </w:rPr>
               <w:t>rising</w:t>
             </w:r>
@@ -6333,9 +7175,13 @@
             </w:tcMar>
           </w:tcPr>
           <w:p>
-            <w:r>
-              <w:rPr>
-                <w:sz w:val="15"/>
+            <w:pPr>
+              <w:spacing w:before="0" w:after="0" w:line="240" w:lineRule="auto"/>
+            </w:pPr>
+            <w:r>
+              <w:rPr>
+                <w:sz w:val="17"/>
+                <w:szCs w:val="17"/>
               </w:rPr>
               <w:t>fines_accumulation</w:t>
             </w:r>
@@ -6353,9 +7199,13 @@
             </w:tcMar>
           </w:tcPr>
           <w:p>
-            <w:r>
-              <w:rPr>
-                <w:sz w:val="15"/>
+            <w:pPr>
+              <w:spacing w:before="0" w:after="0" w:line="240" w:lineRule="auto"/>
+            </w:pPr>
+            <w:r>
+              <w:rPr>
+                <w:sz w:val="17"/>
+                <w:szCs w:val="17"/>
               </w:rPr>
               <w:t>0.765</w:t>
             </w:r>
@@ -6373,9 +7223,13 @@
             </w:tcMar>
           </w:tcPr>
           <w:p>
-            <w:r>
-              <w:rPr>
-                <w:sz w:val="15"/>
+            <w:pPr>
+              <w:spacing w:before="0" w:after="0" w:line="240" w:lineRule="auto"/>
+            </w:pPr>
+            <w:r>
+              <w:rPr>
+                <w:sz w:val="17"/>
+                <w:szCs w:val="17"/>
               </w:rPr>
               <w:t>0.403</w:t>
             </w:r>
@@ -6393,9 +7247,13 @@
             </w:tcMar>
           </w:tcPr>
           <w:p>
-            <w:r>
-              <w:rPr>
-                <w:sz w:val="15"/>
+            <w:pPr>
+              <w:spacing w:before="0" w:after="0" w:line="240" w:lineRule="auto"/>
+            </w:pPr>
+            <w:r>
+              <w:rPr>
+                <w:sz w:val="17"/>
+                <w:szCs w:val="17"/>
               </w:rPr>
               <w:t>0.167</w:t>
             </w:r>
@@ -6413,9 +7271,13 @@
             </w:tcMar>
           </w:tcPr>
           <w:p>
-            <w:r>
-              <w:rPr>
-                <w:sz w:val="15"/>
+            <w:pPr>
+              <w:spacing w:before="0" w:after="0" w:line="240" w:lineRule="auto"/>
+            </w:pPr>
+            <w:r>
+              <w:rPr>
+                <w:sz w:val="17"/>
+                <w:szCs w:val="17"/>
               </w:rPr>
               <w:t>0.456</w:t>
             </w:r>
@@ -6433,9 +7295,13 @@
             </w:tcMar>
           </w:tcPr>
           <w:p>
-            <w:r>
-              <w:rPr>
-                <w:sz w:val="15"/>
+            <w:pPr>
+              <w:spacing w:before="0" w:after="0" w:line="240" w:lineRule="auto"/>
+            </w:pPr>
+            <w:r>
+              <w:rPr>
+                <w:sz w:val="17"/>
+                <w:szCs w:val="17"/>
               </w:rPr>
               <w:t>0.756</w:t>
             </w:r>
@@ -6476,8 +7342,7 @@
     </w:p>
     <w:tbl>
       <w:tblPr>
-        <w:tblStyle w:val="TableGrid"/>
-        <w:tblW w:w="0" w:type="auto"/>
+        <w:tblStyle w:val="PlainTable2"/>
         <w:jc w:val="center"/>
         <w:tblBorders>
           <w:top w:val="single" w:sz="2" w:space="0" w:color="000000"/>
@@ -6488,6 +7353,14 @@
           <w:insideV w:val="single" w:sz="2" w:space="0" w:color="000000"/>
         </w:tblBorders>
         <w:tblLook w:val="04A0" w:firstRow="1" w:lastRow="0" w:firstColumn="1" w:lastColumn="0" w:noHBand="0" w:noVBand="1"/>
+        <w:tblW w:w="5000" w:type="pct"/>
+        <w:tblLayout w:type="autofit"/>
+        <w:tblCellMar>
+          <w:top w:w="40" w:type="dxa"/>
+          <w:bottom w:w="40" w:type="dxa"/>
+          <w:left w:w="60" w:type="dxa"/>
+          <w:right w:w="60" w:type="dxa"/>
+        </w:tblCellMar>
       </w:tblPr>
       <w:tblGrid>
         <w:gridCol w:w="2340"/>
@@ -6497,8 +7370,8 @@
       </w:tblGrid>
       <w:tr>
         <w:trPr>
-          <w:tblHeader/>
           <w:jc w:val="center"/>
+          <w:tblHeader w:val="true"/>
         </w:trPr>
         <w:tc>
           <w:tcPr>
@@ -6519,12 +7392,15 @@
                 <w:color w:val="000000"/>
                 <w:sz w:val="17"/>
               </w:rPr>
-            </w:pPr>
-            <w:r>
-              <w:rPr>
-                <w:rFonts w:cs="Arial"/>
-                <w:b/>
-                <w:sz w:val="17"/>
+              <w:spacing w:before="0" w:after="0" w:line="240" w:lineRule="auto"/>
+            </w:pPr>
+            <w:r>
+              <w:rPr>
+                <w:rFonts w:cs="Arial"/>
+                <w:b w:val="1"/>
+                <w:bCs w:val="1"/>
+                <w:sz w:val="17"/>
+                <w:szCs w:val="17"/>
               </w:rPr>
               <w:t>Year</w:t>
             </w:r>
@@ -6549,12 +7425,15 @@
                 <w:color w:val="000000"/>
                 <w:sz w:val="17"/>
               </w:rPr>
-            </w:pPr>
-            <w:r>
-              <w:rPr>
-                <w:rFonts w:cs="Arial"/>
-                <w:b/>
-                <w:sz w:val="17"/>
+              <w:spacing w:before="0" w:after="0" w:line="240" w:lineRule="auto"/>
+            </w:pPr>
+            <w:r>
+              <w:rPr>
+                <w:rFonts w:cs="Arial"/>
+                <w:b w:val="1"/>
+                <w:bCs w:val="1"/>
+                <w:sz w:val="17"/>
+                <w:szCs w:val="17"/>
               </w:rPr>
               <w:t>Stationary Pf</w:t>
             </w:r>
@@ -6579,12 +7458,15 @@
                 <w:color w:val="000000"/>
                 <w:sz w:val="17"/>
               </w:rPr>
-            </w:pPr>
-            <w:r>
-              <w:rPr>
-                <w:rFonts w:cs="Arial"/>
-                <w:b/>
-                <w:sz w:val="17"/>
+              <w:spacing w:before="0" w:after="0" w:line="240" w:lineRule="auto"/>
+            </w:pPr>
+            <w:r>
+              <w:rPr>
+                <w:rFonts w:cs="Arial"/>
+                <w:b w:val="1"/>
+                <w:bCs w:val="1"/>
+                <w:sz w:val="17"/>
+                <w:szCs w:val="17"/>
               </w:rPr>
               <w:t>Non-stationary Pf</w:t>
             </w:r>
@@ -6609,12 +7491,15 @@
                 <w:color w:val="000000"/>
                 <w:sz w:val="17"/>
               </w:rPr>
-            </w:pPr>
-            <w:r>
-              <w:rPr>
-                <w:rFonts w:cs="Arial"/>
-                <w:b/>
-                <w:sz w:val="17"/>
+              <w:spacing w:before="0" w:after="0" w:line="240" w:lineRule="auto"/>
+            </w:pPr>
+            <w:r>
+              <w:rPr>
+                <w:rFonts w:cs="Arial"/>
+                <w:b w:val="1"/>
+                <w:bCs w:val="1"/>
+                <w:sz w:val="17"/>
+                <w:szCs w:val="17"/>
               </w:rPr>
               <w:t>Difference</w:t>
             </w:r>
@@ -6643,11 +7528,13 @@
                 <w:color w:val="000000"/>
                 <w:sz w:val="17"/>
               </w:rPr>
-            </w:pPr>
-            <w:r>
-              <w:rPr>
-                <w:rFonts w:cs="Arial"/>
-                <w:sz w:val="17"/>
+              <w:spacing w:before="0" w:after="0" w:line="240" w:lineRule="auto"/>
+            </w:pPr>
+            <w:r>
+              <w:rPr>
+                <w:rFonts w:cs="Arial"/>
+                <w:sz w:val="17"/>
+                <w:szCs w:val="17"/>
               </w:rPr>
               <w:t>0</w:t>
             </w:r>
@@ -6671,11 +7558,13 @@
                 <w:color w:val="000000"/>
                 <w:sz w:val="17"/>
               </w:rPr>
-            </w:pPr>
-            <w:r>
-              <w:rPr>
-                <w:rFonts w:cs="Arial"/>
-                <w:sz w:val="17"/>
+              <w:spacing w:before="0" w:after="0" w:line="240" w:lineRule="auto"/>
+            </w:pPr>
+            <w:r>
+              <w:rPr>
+                <w:rFonts w:cs="Arial"/>
+                <w:sz w:val="17"/>
+                <w:szCs w:val="17"/>
               </w:rPr>
               <w:t>0.375</w:t>
             </w:r>
@@ -6699,11 +7588,13 @@
                 <w:color w:val="000000"/>
                 <w:sz w:val="17"/>
               </w:rPr>
-            </w:pPr>
-            <w:r>
-              <w:rPr>
-                <w:rFonts w:cs="Arial"/>
-                <w:sz w:val="17"/>
+              <w:spacing w:before="0" w:after="0" w:line="240" w:lineRule="auto"/>
+            </w:pPr>
+            <w:r>
+              <w:rPr>
+                <w:rFonts w:cs="Arial"/>
+                <w:sz w:val="17"/>
+                <w:szCs w:val="17"/>
               </w:rPr>
               <w:t>0.372</w:t>
             </w:r>
@@ -6727,11 +7618,13 @@
                 <w:color w:val="000000"/>
                 <w:sz w:val="17"/>
               </w:rPr>
-            </w:pPr>
-            <w:r>
-              <w:rPr>
-                <w:rFonts w:cs="Arial"/>
-                <w:sz w:val="17"/>
+              <w:spacing w:before="0" w:after="0" w:line="240" w:lineRule="auto"/>
+            </w:pPr>
+            <w:r>
+              <w:rPr>
+                <w:rFonts w:cs="Arial"/>
+                <w:sz w:val="17"/>
+                <w:szCs w:val="17"/>
               </w:rPr>
               <w:t>-0.003</w:t>
             </w:r>
@@ -6760,11 +7653,13 @@
                 <w:color w:val="000000"/>
                 <w:sz w:val="17"/>
               </w:rPr>
-            </w:pPr>
-            <w:r>
-              <w:rPr>
-                <w:rFonts w:cs="Arial"/>
-                <w:sz w:val="17"/>
+              <w:spacing w:before="0" w:after="0" w:line="240" w:lineRule="auto"/>
+            </w:pPr>
+            <w:r>
+              <w:rPr>
+                <w:rFonts w:cs="Arial"/>
+                <w:sz w:val="17"/>
+                <w:szCs w:val="17"/>
               </w:rPr>
               <w:t>10</w:t>
             </w:r>
@@ -6788,11 +7683,13 @@
                 <w:color w:val="000000"/>
                 <w:sz w:val="17"/>
               </w:rPr>
-            </w:pPr>
-            <w:r>
-              <w:rPr>
-                <w:rFonts w:cs="Arial"/>
-                <w:sz w:val="17"/>
+              <w:spacing w:before="0" w:after="0" w:line="240" w:lineRule="auto"/>
+            </w:pPr>
+            <w:r>
+              <w:rPr>
+                <w:rFonts w:cs="Arial"/>
+                <w:sz w:val="17"/>
+                <w:szCs w:val="17"/>
               </w:rPr>
               <w:t>0.372</w:t>
             </w:r>
@@ -6816,11 +7713,13 @@
                 <w:color w:val="000000"/>
                 <w:sz w:val="17"/>
               </w:rPr>
-            </w:pPr>
-            <w:r>
-              <w:rPr>
-                <w:rFonts w:cs="Arial"/>
-                <w:sz w:val="17"/>
+              <w:spacing w:before="0" w:after="0" w:line="240" w:lineRule="auto"/>
+            </w:pPr>
+            <w:r>
+              <w:rPr>
+                <w:rFonts w:cs="Arial"/>
+                <w:sz w:val="17"/>
+                <w:szCs w:val="17"/>
               </w:rPr>
               <w:t>0.375</w:t>
             </w:r>
@@ -6844,11 +7743,13 @@
                 <w:color w:val="000000"/>
                 <w:sz w:val="17"/>
               </w:rPr>
-            </w:pPr>
-            <w:r>
-              <w:rPr>
-                <w:rFonts w:cs="Arial"/>
-                <w:sz w:val="17"/>
+              <w:spacing w:before="0" w:after="0" w:line="240" w:lineRule="auto"/>
+            </w:pPr>
+            <w:r>
+              <w:rPr>
+                <w:rFonts w:cs="Arial"/>
+                <w:sz w:val="17"/>
+                <w:szCs w:val="17"/>
               </w:rPr>
               <w:t>0.003</w:t>
             </w:r>
@@ -6877,11 +7778,13 @@
                 <w:color w:val="000000"/>
                 <w:sz w:val="17"/>
               </w:rPr>
-            </w:pPr>
-            <w:r>
-              <w:rPr>
-                <w:rFonts w:cs="Arial"/>
-                <w:sz w:val="17"/>
+              <w:spacing w:before="0" w:after="0" w:line="240" w:lineRule="auto"/>
+            </w:pPr>
+            <w:r>
+              <w:rPr>
+                <w:rFonts w:cs="Arial"/>
+                <w:sz w:val="17"/>
+                <w:szCs w:val="17"/>
               </w:rPr>
               <w:t>20</w:t>
             </w:r>
@@ -6905,11 +7808,13 @@
                 <w:color w:val="000000"/>
                 <w:sz w:val="17"/>
               </w:rPr>
-            </w:pPr>
-            <w:r>
-              <w:rPr>
-                <w:rFonts w:cs="Arial"/>
-                <w:sz w:val="17"/>
+              <w:spacing w:before="0" w:after="0" w:line="240" w:lineRule="auto"/>
+            </w:pPr>
+            <w:r>
+              <w:rPr>
+                <w:rFonts w:cs="Arial"/>
+                <w:sz w:val="17"/>
+                <w:szCs w:val="17"/>
               </w:rPr>
               <w:t>0.372</w:t>
             </w:r>
@@ -6933,11 +7838,13 @@
                 <w:color w:val="000000"/>
                 <w:sz w:val="17"/>
               </w:rPr>
-            </w:pPr>
-            <w:r>
-              <w:rPr>
-                <w:rFonts w:cs="Arial"/>
-                <w:sz w:val="17"/>
+              <w:spacing w:before="0" w:after="0" w:line="240" w:lineRule="auto"/>
+            </w:pPr>
+            <w:r>
+              <w:rPr>
+                <w:rFonts w:cs="Arial"/>
+                <w:sz w:val="17"/>
+                <w:szCs w:val="17"/>
               </w:rPr>
               <w:t>0.377</w:t>
             </w:r>
@@ -6961,11 +7868,13 @@
                 <w:color w:val="000000"/>
                 <w:sz w:val="17"/>
               </w:rPr>
-            </w:pPr>
-            <w:r>
-              <w:rPr>
-                <w:rFonts w:cs="Arial"/>
-                <w:sz w:val="17"/>
+              <w:spacing w:before="0" w:after="0" w:line="240" w:lineRule="auto"/>
+            </w:pPr>
+            <w:r>
+              <w:rPr>
+                <w:rFonts w:cs="Arial"/>
+                <w:sz w:val="17"/>
+                <w:szCs w:val="17"/>
               </w:rPr>
               <w:t>0.004</w:t>
             </w:r>
@@ -6994,11 +7903,13 @@
                 <w:color w:val="000000"/>
                 <w:sz w:val="17"/>
               </w:rPr>
-            </w:pPr>
-            <w:r>
-              <w:rPr>
-                <w:rFonts w:cs="Arial"/>
-                <w:sz w:val="17"/>
+              <w:spacing w:before="0" w:after="0" w:line="240" w:lineRule="auto"/>
+            </w:pPr>
+            <w:r>
+              <w:rPr>
+                <w:rFonts w:cs="Arial"/>
+                <w:sz w:val="17"/>
+                <w:szCs w:val="17"/>
               </w:rPr>
               <w:t>30</w:t>
             </w:r>
@@ -7022,11 +7933,13 @@
                 <w:color w:val="000000"/>
                 <w:sz w:val="17"/>
               </w:rPr>
-            </w:pPr>
-            <w:r>
-              <w:rPr>
-                <w:rFonts w:cs="Arial"/>
-                <w:sz w:val="17"/>
+              <w:spacing w:before="0" w:after="0" w:line="240" w:lineRule="auto"/>
+            </w:pPr>
+            <w:r>
+              <w:rPr>
+                <w:rFonts w:cs="Arial"/>
+                <w:sz w:val="17"/>
+                <w:szCs w:val="17"/>
               </w:rPr>
               <w:t>0.373</w:t>
             </w:r>
@@ -7050,11 +7963,13 @@
                 <w:color w:val="000000"/>
                 <w:sz w:val="17"/>
               </w:rPr>
-            </w:pPr>
-            <w:r>
-              <w:rPr>
-                <w:rFonts w:cs="Arial"/>
-                <w:sz w:val="17"/>
+              <w:spacing w:before="0" w:after="0" w:line="240" w:lineRule="auto"/>
+            </w:pPr>
+            <w:r>
+              <w:rPr>
+                <w:rFonts w:cs="Arial"/>
+                <w:sz w:val="17"/>
+                <w:szCs w:val="17"/>
               </w:rPr>
               <w:t>0.513</w:t>
             </w:r>
@@ -7078,11 +7993,13 @@
                 <w:color w:val="000000"/>
                 <w:sz w:val="17"/>
               </w:rPr>
-            </w:pPr>
-            <w:r>
-              <w:rPr>
-                <w:rFonts w:cs="Arial"/>
-                <w:sz w:val="17"/>
+              <w:spacing w:before="0" w:after="0" w:line="240" w:lineRule="auto"/>
+            </w:pPr>
+            <w:r>
+              <w:rPr>
+                <w:rFonts w:cs="Arial"/>
+                <w:sz w:val="17"/>
+                <w:szCs w:val="17"/>
               </w:rPr>
               <w:t>0.140</w:t>
             </w:r>
@@ -7111,11 +8028,13 @@
                 <w:color w:val="000000"/>
                 <w:sz w:val="17"/>
               </w:rPr>
-            </w:pPr>
-            <w:r>
-              <w:rPr>
-                <w:rFonts w:cs="Arial"/>
-                <w:sz w:val="17"/>
+              <w:spacing w:before="0" w:after="0" w:line="240" w:lineRule="auto"/>
+            </w:pPr>
+            <w:r>
+              <w:rPr>
+                <w:rFonts w:cs="Arial"/>
+                <w:sz w:val="17"/>
+                <w:szCs w:val="17"/>
               </w:rPr>
               <w:t>40</w:t>
             </w:r>
@@ -7139,11 +8058,13 @@
                 <w:color w:val="000000"/>
                 <w:sz w:val="17"/>
               </w:rPr>
-            </w:pPr>
-            <w:r>
-              <w:rPr>
-                <w:rFonts w:cs="Arial"/>
-                <w:sz w:val="17"/>
+              <w:spacing w:before="0" w:after="0" w:line="240" w:lineRule="auto"/>
+            </w:pPr>
+            <w:r>
+              <w:rPr>
+                <w:rFonts w:cs="Arial"/>
+                <w:sz w:val="17"/>
+                <w:szCs w:val="17"/>
               </w:rPr>
               <w:t>0.373</w:t>
             </w:r>
@@ -7167,11 +8088,13 @@
                 <w:color w:val="000000"/>
                 <w:sz w:val="17"/>
               </w:rPr>
-            </w:pPr>
-            <w:r>
-              <w:rPr>
-                <w:rFonts w:cs="Arial"/>
-                <w:sz w:val="17"/>
+              <w:spacing w:before="0" w:after="0" w:line="240" w:lineRule="auto"/>
+            </w:pPr>
+            <w:r>
+              <w:rPr>
+                <w:rFonts w:cs="Arial"/>
+                <w:sz w:val="17"/>
+                <w:szCs w:val="17"/>
               </w:rPr>
               <w:t>0.534</w:t>
             </w:r>
@@ -7195,11 +8118,13 @@
                 <w:color w:val="000000"/>
                 <w:sz w:val="17"/>
               </w:rPr>
-            </w:pPr>
-            <w:r>
-              <w:rPr>
-                <w:rFonts w:cs="Arial"/>
-                <w:sz w:val="17"/>
+              <w:spacing w:before="0" w:after="0" w:line="240" w:lineRule="auto"/>
+            </w:pPr>
+            <w:r>
+              <w:rPr>
+                <w:rFonts w:cs="Arial"/>
+                <w:sz w:val="17"/>
+                <w:szCs w:val="17"/>
               </w:rPr>
               <w:t>0.161</w:t>
             </w:r>
@@ -7228,11 +8153,13 @@
                 <w:color w:val="000000"/>
                 <w:sz w:val="17"/>
               </w:rPr>
-            </w:pPr>
-            <w:r>
-              <w:rPr>
-                <w:rFonts w:cs="Arial"/>
-                <w:sz w:val="17"/>
+              <w:spacing w:before="0" w:after="0" w:line="240" w:lineRule="auto"/>
+            </w:pPr>
+            <w:r>
+              <w:rPr>
+                <w:rFonts w:cs="Arial"/>
+                <w:sz w:val="17"/>
+                <w:szCs w:val="17"/>
               </w:rPr>
               <w:t>50</w:t>
             </w:r>
@@ -7256,11 +8183,13 @@
                 <w:color w:val="000000"/>
                 <w:sz w:val="17"/>
               </w:rPr>
-            </w:pPr>
-            <w:r>
-              <w:rPr>
-                <w:rFonts w:cs="Arial"/>
-                <w:sz w:val="17"/>
+              <w:spacing w:before="0" w:after="0" w:line="240" w:lineRule="auto"/>
+            </w:pPr>
+            <w:r>
+              <w:rPr>
+                <w:rFonts w:cs="Arial"/>
+                <w:sz w:val="17"/>
+                <w:szCs w:val="17"/>
               </w:rPr>
               <w:t>0.373</w:t>
             </w:r>
@@ -7284,11 +8213,13 @@
                 <w:color w:val="000000"/>
                 <w:sz w:val="17"/>
               </w:rPr>
-            </w:pPr>
-            <w:r>
-              <w:rPr>
-                <w:rFonts w:cs="Arial"/>
-                <w:sz w:val="17"/>
+              <w:spacing w:before="0" w:after="0" w:line="240" w:lineRule="auto"/>
+            </w:pPr>
+            <w:r>
+              <w:rPr>
+                <w:rFonts w:cs="Arial"/>
+                <w:sz w:val="17"/>
+                <w:szCs w:val="17"/>
               </w:rPr>
               <w:t>0.551</w:t>
             </w:r>
@@ -7312,11 +8243,13 @@
                 <w:color w:val="000000"/>
                 <w:sz w:val="17"/>
               </w:rPr>
-            </w:pPr>
-            <w:r>
-              <w:rPr>
-                <w:rFonts w:cs="Arial"/>
-                <w:sz w:val="17"/>
+              <w:spacing w:before="0" w:after="0" w:line="240" w:lineRule="auto"/>
+            </w:pPr>
+            <w:r>
+              <w:rPr>
+                <w:rFonts w:cs="Arial"/>
+                <w:sz w:val="17"/>
+                <w:szCs w:val="17"/>
               </w:rPr>
               <w:t>0.178</w:t>
             </w:r>
@@ -7460,8 +8393,7 @@
     </w:p>
     <w:tbl>
       <w:tblPr>
-        <w:tblStyle w:val="TableGrid"/>
-        <w:tblW w:w="0" w:type="auto"/>
+        <w:tblStyle w:val="PlainTable2"/>
         <w:jc w:val="center"/>
         <w:tblBorders>
           <w:top w:val="single" w:sz="2" w:space="0" w:color="000000"/>
@@ -7472,6 +8404,14 @@
           <w:insideV w:val="single" w:sz="2" w:space="0" w:color="000000"/>
         </w:tblBorders>
         <w:tblLook w:val="04A0" w:firstRow="1" w:lastRow="0" w:firstColumn="1" w:lastColumn="0" w:noHBand="0" w:noVBand="1"/>
+        <w:tblW w:w="5000" w:type="pct"/>
+        <w:tblLayout w:type="autofit"/>
+        <w:tblCellMar>
+          <w:top w:w="40" w:type="dxa"/>
+          <w:bottom w:w="40" w:type="dxa"/>
+          <w:left w:w="60" w:type="dxa"/>
+          <w:right w:w="60" w:type="dxa"/>
+        </w:tblCellMar>
       </w:tblPr>
       <w:tblGrid>
         <w:gridCol w:w="3120"/>
@@ -7480,8 +8420,8 @@
       </w:tblGrid>
       <w:tr>
         <w:trPr>
-          <w:tblHeader/>
           <w:jc w:val="center"/>
+          <w:tblHeader w:val="true"/>
         </w:trPr>
         <w:tc>
           <w:tcPr>
@@ -7502,12 +8442,15 @@
                 <w:color w:val="000000"/>
                 <w:sz w:val="17"/>
               </w:rPr>
-            </w:pPr>
-            <w:r>
-              <w:rPr>
-                <w:rFonts w:cs="Arial"/>
-                <w:b/>
-                <w:sz w:val="17"/>
+              <w:spacing w:before="0" w:after="0" w:line="240" w:lineRule="auto"/>
+            </w:pPr>
+            <w:r>
+              <w:rPr>
+                <w:rFonts w:cs="Arial"/>
+                <w:b w:val="1"/>
+                <w:bCs w:val="1"/>
+                <w:sz w:val="17"/>
+                <w:szCs w:val="17"/>
               </w:rPr>
               <w:t>Control</w:t>
             </w:r>
@@ -7532,12 +8475,15 @@
                 <w:color w:val="000000"/>
                 <w:sz w:val="17"/>
               </w:rPr>
-            </w:pPr>
-            <w:r>
-              <w:rPr>
-                <w:rFonts w:cs="Arial"/>
-                <w:b/>
-                <w:sz w:val="17"/>
+              <w:spacing w:before="0" w:after="0" w:line="240" w:lineRule="auto"/>
+            </w:pPr>
+            <w:r>
+              <w:rPr>
+                <w:rFonts w:cs="Arial"/>
+                <w:b w:val="1"/>
+                <w:bCs w:val="1"/>
+                <w:sz w:val="17"/>
+                <w:szCs w:val="17"/>
               </w:rPr>
               <w:t>Implementation</w:t>
             </w:r>
@@ -7562,12 +8508,15 @@
                 <w:color w:val="000000"/>
                 <w:sz w:val="17"/>
               </w:rPr>
-            </w:pPr>
-            <w:r>
-              <w:rPr>
-                <w:rFonts w:cs="Arial"/>
-                <w:b/>
-                <w:sz w:val="17"/>
+              <w:spacing w:before="0" w:after="0" w:line="240" w:lineRule="auto"/>
+            </w:pPr>
+            <w:r>
+              <w:rPr>
+                <w:rFonts w:cs="Arial"/>
+                <w:b w:val="1"/>
+                <w:bCs w:val="1"/>
+                <w:sz w:val="17"/>
+                <w:szCs w:val="17"/>
               </w:rPr>
               <w:t>Reason for inclusion</w:t>
             </w:r>
@@ -7596,11 +8545,13 @@
                 <w:color w:val="000000"/>
                 <w:sz w:val="17"/>
               </w:rPr>
-            </w:pPr>
-            <w:r>
-              <w:rPr>
-                <w:rFonts w:cs="Arial"/>
-                <w:sz w:val="17"/>
+              <w:spacing w:before="0" w:after="0" w:line="240" w:lineRule="auto"/>
+            </w:pPr>
+            <w:r>
+              <w:rPr>
+                <w:rFonts w:cs="Arial"/>
+                <w:sz w:val="17"/>
+                <w:szCs w:val="17"/>
               </w:rPr>
               <w:t>Fixed seed</w:t>
             </w:r>
@@ -7624,11 +8575,13 @@
                 <w:color w:val="000000"/>
                 <w:sz w:val="17"/>
               </w:rPr>
-            </w:pPr>
-            <w:r>
-              <w:rPr>
-                <w:rFonts w:cs="Arial"/>
-                <w:sz w:val="17"/>
+              <w:spacing w:before="0" w:after="0" w:line="240" w:lineRule="auto"/>
+            </w:pPr>
+            <w:r>
+              <w:rPr>
+                <w:rFonts w:cs="Arial"/>
+                <w:sz w:val="17"/>
+                <w:szCs w:val="17"/>
               </w:rPr>
               <w:t>Random seed 1182026</w:t>
             </w:r>
@@ -7652,11 +8605,13 @@
                 <w:color w:val="000000"/>
                 <w:sz w:val="17"/>
               </w:rPr>
-            </w:pPr>
-            <w:r>
-              <w:rPr>
-                <w:rFonts w:cs="Arial"/>
-                <w:sz w:val="17"/>
+              <w:spacing w:before="0" w:after="0" w:line="240" w:lineRule="auto"/>
+            </w:pPr>
+            <w:r>
+              <w:rPr>
+                <w:rFonts w:cs="Arial"/>
+                <w:sz w:val="17"/>
+                <w:szCs w:val="17"/>
               </w:rPr>
               <w:t>Allows replication of every Monte Carlo output</w:t>
             </w:r>
@@ -7685,11 +8640,13 @@
                 <w:color w:val="000000"/>
                 <w:sz w:val="17"/>
               </w:rPr>
-            </w:pPr>
-            <w:r>
-              <w:rPr>
-                <w:rFonts w:cs="Arial"/>
-                <w:sz w:val="17"/>
+              <w:spacing w:before="0" w:after="0" w:line="240" w:lineRule="auto"/>
+            </w:pPr>
+            <w:r>
+              <w:rPr>
+                <w:rFonts w:cs="Arial"/>
+                <w:sz w:val="17"/>
+                <w:szCs w:val="17"/>
               </w:rPr>
               <w:t>Separate input profile</w:t>
             </w:r>
@@ -7713,11 +8670,13 @@
                 <w:color w:val="000000"/>
                 <w:sz w:val="17"/>
               </w:rPr>
-            </w:pPr>
-            <w:r>
-              <w:rPr>
-                <w:rFonts w:cs="Arial"/>
-                <w:sz w:val="17"/>
+              <w:spacing w:before="0" w:after="0" w:line="240" w:lineRule="auto"/>
+            </w:pPr>
+            <w:r>
+              <w:rPr>
+                <w:rFonts w:cs="Arial"/>
+                <w:sz w:val="17"/>
+                <w:szCs w:val="17"/>
               </w:rPr>
               <w:t>synthetic_layer_profile.csv</w:t>
             </w:r>
@@ -7741,11 +8700,13 @@
                 <w:color w:val="000000"/>
                 <w:sz w:val="17"/>
               </w:rPr>
-            </w:pPr>
-            <w:r>
-              <w:rPr>
-                <w:rFonts w:cs="Arial"/>
-                <w:sz w:val="17"/>
+              <w:spacing w:before="0" w:after="0" w:line="240" w:lineRule="auto"/>
+            </w:pPr>
+            <w:r>
+              <w:rPr>
+                <w:rFonts w:cs="Arial"/>
+                <w:sz w:val="17"/>
+                <w:szCs w:val="17"/>
               </w:rPr>
               <w:t>Makes layer assumptions explicit</w:t>
             </w:r>
@@ -7774,11 +8735,13 @@
                 <w:color w:val="000000"/>
                 <w:sz w:val="17"/>
               </w:rPr>
-            </w:pPr>
-            <w:r>
-              <w:rPr>
-                <w:rFonts w:cs="Arial"/>
-                <w:sz w:val="17"/>
+              <w:spacing w:before="0" w:after="0" w:line="240" w:lineRule="auto"/>
+            </w:pPr>
+            <w:r>
+              <w:rPr>
+                <w:rFonts w:cs="Arial"/>
+                <w:sz w:val="17"/>
+                <w:szCs w:val="17"/>
               </w:rPr>
               <w:t>Stationary comparison</w:t>
             </w:r>
@@ -7802,11 +8765,13 @@
                 <w:color w:val="000000"/>
                 <w:sz w:val="17"/>
               </w:rPr>
-            </w:pPr>
-            <w:r>
-              <w:rPr>
-                <w:rFonts w:cs="Arial"/>
-                <w:sz w:val="17"/>
+              <w:spacing w:before="0" w:after="0" w:line="240" w:lineRule="auto"/>
+            </w:pPr>
+            <w:r>
+              <w:rPr>
+                <w:rFonts w:cs="Arial"/>
+                <w:sz w:val="17"/>
+                <w:szCs w:val="17"/>
               </w:rPr>
               <w:t>pf_stationary in the result file</w:t>
             </w:r>
@@ -7830,11 +8795,13 @@
                 <w:color w:val="000000"/>
                 <w:sz w:val="17"/>
               </w:rPr>
-            </w:pPr>
-            <w:r>
-              <w:rPr>
-                <w:rFonts w:cs="Arial"/>
-                <w:sz w:val="17"/>
+              <w:spacing w:before="0" w:after="0" w:line="240" w:lineRule="auto"/>
+            </w:pPr>
+            <w:r>
+              <w:rPr>
+                <w:rFonts w:cs="Arial"/>
+                <w:sz w:val="17"/>
+                <w:szCs w:val="17"/>
               </w:rPr>
               <w:t>Isolates the effect of non-stationary state variables</w:t>
             </w:r>
@@ -7863,11 +8830,13 @@
                 <w:color w:val="000000"/>
                 <w:sz w:val="17"/>
               </w:rPr>
-            </w:pPr>
-            <w:r>
-              <w:rPr>
-                <w:rFonts w:cs="Arial"/>
-                <w:sz w:val="17"/>
+              <w:spacing w:before="0" w:after="0" w:line="240" w:lineRule="auto"/>
+            </w:pPr>
+            <w:r>
+              <w:rPr>
+                <w:rFonts w:cs="Arial"/>
+                <w:sz w:val="17"/>
+                <w:szCs w:val="17"/>
               </w:rPr>
               <w:t>Deterministic companion metric</w:t>
             </w:r>
@@ -7891,11 +8860,13 @@
                 <w:color w:val="000000"/>
                 <w:sz w:val="17"/>
               </w:rPr>
-            </w:pPr>
-            <w:r>
-              <w:rPr>
-                <w:rFonts w:cs="Arial"/>
-                <w:sz w:val="17"/>
+              <w:spacing w:before="0" w:after="0" w:line="240" w:lineRule="auto"/>
+            </w:pPr>
+            <w:r>
+              <w:rPr>
+                <w:rFonts w:cs="Arial"/>
+                <w:sz w:val="17"/>
+                <w:szCs w:val="17"/>
               </w:rPr>
               <w:t>fs_deterministic_nonstationary</w:t>
             </w:r>
@@ -7919,11 +8890,13 @@
                 <w:color w:val="000000"/>
                 <w:sz w:val="17"/>
               </w:rPr>
-            </w:pPr>
-            <w:r>
-              <w:rPr>
-                <w:rFonts w:cs="Arial"/>
-                <w:sz w:val="17"/>
+              <w:spacing w:before="0" w:after="0" w:line="240" w:lineRule="auto"/>
+            </w:pPr>
+            <w:r>
+              <w:rPr>
+                <w:rFonts w:cs="Arial"/>
+                <w:sz w:val="17"/>
+                <w:szCs w:val="17"/>
               </w:rPr>
               <w:t>Connects probability results to familiar engineering checks</w:t>
             </w:r>
@@ -7952,11 +8925,13 @@
                 <w:color w:val="000000"/>
                 <w:sz w:val="17"/>
               </w:rPr>
-            </w:pPr>
-            <w:r>
-              <w:rPr>
-                <w:rFonts w:cs="Arial"/>
-                <w:sz w:val="17"/>
+              <w:spacing w:before="0" w:after="0" w:line="240" w:lineRule="auto"/>
+            </w:pPr>
+            <w:r>
+              <w:rPr>
+                <w:rFonts w:cs="Arial"/>
+                <w:sz w:val="17"/>
+                <w:szCs w:val="17"/>
               </w:rPr>
               <w:t>Scenario summary</w:t>
             </w:r>
@@ -7980,11 +8955,13 @@
                 <w:color w:val="000000"/>
                 <w:sz w:val="17"/>
               </w:rPr>
-            </w:pPr>
-            <w:r>
-              <w:rPr>
-                <w:rFonts w:cs="Arial"/>
-                <w:sz w:val="17"/>
+              <w:spacing w:before="0" w:after="0" w:line="240" w:lineRule="auto"/>
+            </w:pPr>
+            <w:r>
+              <w:rPr>
+                <w:rFonts w:cs="Arial"/>
+                <w:sz w:val="17"/>
+                <w:szCs w:val="17"/>
               </w:rPr>
               <w:t>liquefaction_benchmark_summary.csv</w:t>
             </w:r>
@@ -8008,11 +8985,13 @@
                 <w:color w:val="000000"/>
                 <w:sz w:val="17"/>
               </w:rPr>
-            </w:pPr>
-            <w:r>
-              <w:rPr>
-                <w:rFonts w:cs="Arial"/>
-                <w:sz w:val="17"/>
+              <w:spacing w:before="0" w:after="0" w:line="240" w:lineRule="auto"/>
+            </w:pPr>
+            <w:r>
+              <w:rPr>
+                <w:rFonts w:cs="Arial"/>
+                <w:sz w:val="17"/>
+                <w:szCs w:val="17"/>
               </w:rPr>
               <w:t>Supports screening by maximum, mean and final-horizon probability</w:t>
             </w:r>
@@ -8041,11 +9020,13 @@
                 <w:color w:val="000000"/>
                 <w:sz w:val="17"/>
               </w:rPr>
-            </w:pPr>
-            <w:r>
-              <w:rPr>
-                <w:rFonts w:cs="Arial"/>
-                <w:sz w:val="17"/>
+              <w:spacing w:before="0" w:after="0" w:line="240" w:lineRule="auto"/>
+            </w:pPr>
+            <w:r>
+              <w:rPr>
+                <w:rFonts w:cs="Arial"/>
+                <w:sz w:val="17"/>
+                <w:szCs w:val="17"/>
               </w:rPr>
               <w:t>Editable code and figures</w:t>
             </w:r>
@@ -8069,11 +9050,13 @@
                 <w:color w:val="000000"/>
                 <w:sz w:val="17"/>
               </w:rPr>
-            </w:pPr>
-            <w:r>
-              <w:rPr>
-                <w:rFonts w:cs="Arial"/>
-                <w:sz w:val="17"/>
+              <w:spacing w:before="0" w:after="0" w:line="240" w:lineRule="auto"/>
+            </w:pPr>
+            <w:r>
+              <w:rPr>
+                <w:rFonts w:cs="Arial"/>
+                <w:sz w:val="17"/>
+                <w:szCs w:val="17"/>
               </w:rPr>
               <w:t>Python script plus PNG/SVG figures</w:t>
             </w:r>
@@ -8097,11 +9080,13 @@
                 <w:color w:val="000000"/>
                 <w:sz w:val="17"/>
               </w:rPr>
-            </w:pPr>
-            <w:r>
-              <w:rPr>
-                <w:rFonts w:cs="Arial"/>
-                <w:sz w:val="17"/>
+              <w:spacing w:before="0" w:after="0" w:line="240" w:lineRule="auto"/>
+            </w:pPr>
+            <w:r>
+              <w:rPr>
+                <w:rFonts w:cs="Arial"/>
+                <w:sz w:val="17"/>
+                <w:szCs w:val="17"/>
               </w:rPr>
               <w:t>Allows reviewer reruns and figure regeneration</w:t>
             </w:r>
@@ -8160,8 +9145,7 @@
     </w:p>
     <w:tbl>
       <w:tblPr>
-        <w:tblStyle w:val="TableGrid"/>
-        <w:tblW w:w="0" w:type="auto"/>
+        <w:tblStyle w:val="PlainTable2"/>
         <w:jc w:val="center"/>
         <w:tblBorders>
           <w:top w:val="single" w:sz="2" w:space="0" w:color="000000"/>
@@ -8172,6 +9156,14 @@
           <w:insideV w:val="single" w:sz="2" w:space="0" w:color="000000"/>
         </w:tblBorders>
         <w:tblLook w:val="04A0" w:firstRow="1" w:lastRow="0" w:firstColumn="1" w:lastColumn="0" w:noHBand="0" w:noVBand="1"/>
+        <w:tblW w:w="5000" w:type="pct"/>
+        <w:tblLayout w:type="autofit"/>
+        <w:tblCellMar>
+          <w:top w:w="40" w:type="dxa"/>
+          <w:bottom w:w="40" w:type="dxa"/>
+          <w:left w:w="60" w:type="dxa"/>
+          <w:right w:w="60" w:type="dxa"/>
+        </w:tblCellMar>
       </w:tblPr>
       <w:tblGrid>
         <w:gridCol w:w="1872"/>
@@ -8182,8 +9174,8 @@
       </w:tblGrid>
       <w:tr>
         <w:trPr>
-          <w:tblHeader/>
           <w:jc w:val="center"/>
+          <w:tblHeader w:val="true"/>
         </w:trPr>
         <w:tc>
           <w:tcPr>
@@ -8204,12 +9196,15 @@
                 <w:color w:val="000000"/>
                 <w:sz w:val="17"/>
               </w:rPr>
-            </w:pPr>
-            <w:r>
-              <w:rPr>
-                <w:rFonts w:cs="Arial"/>
-                <w:b/>
-                <w:sz w:val="17"/>
+              <w:spacing w:before="0" w:after="0" w:line="240" w:lineRule="auto"/>
+            </w:pPr>
+            <w:r>
+              <w:rPr>
+                <w:rFonts w:cs="Arial"/>
+                <w:b w:val="1"/>
+                <w:bCs w:val="1"/>
+                <w:sz w:val="17"/>
+                <w:szCs w:val="17"/>
               </w:rPr>
               <w:t>Sample size</w:t>
             </w:r>
@@ -8234,12 +9229,15 @@
                 <w:color w:val="000000"/>
                 <w:sz w:val="17"/>
               </w:rPr>
-            </w:pPr>
-            <w:r>
-              <w:rPr>
-                <w:rFonts w:cs="Arial"/>
-                <w:b/>
-                <w:sz w:val="17"/>
+              <w:spacing w:before="0" w:after="0" w:line="240" w:lineRule="auto"/>
+            </w:pPr>
+            <w:r>
+              <w:rPr>
+                <w:rFonts w:cs="Arial"/>
+                <w:b w:val="1"/>
+                <w:bCs w:val="1"/>
+                <w:sz w:val="17"/>
+                <w:szCs w:val="17"/>
               </w:rPr>
               <w:t>Replicates</w:t>
             </w:r>
@@ -8264,12 +9262,15 @@
                 <w:color w:val="000000"/>
                 <w:sz w:val="17"/>
               </w:rPr>
-            </w:pPr>
-            <w:r>
-              <w:rPr>
-                <w:rFonts w:cs="Arial"/>
-                <w:b/>
-                <w:sz w:val="17"/>
+              <w:spacing w:before="0" w:after="0" w:line="240" w:lineRule="auto"/>
+            </w:pPr>
+            <w:r>
+              <w:rPr>
+                <w:rFonts w:cs="Arial"/>
+                <w:b w:val="1"/>
+                <w:bCs w:val="1"/>
+                <w:sz w:val="17"/>
+                <w:szCs w:val="17"/>
               </w:rPr>
               <w:t>Mean Pf</w:t>
             </w:r>
@@ -8294,12 +9295,15 @@
                 <w:color w:val="000000"/>
                 <w:sz w:val="17"/>
               </w:rPr>
-            </w:pPr>
-            <w:r>
-              <w:rPr>
-                <w:rFonts w:cs="Arial"/>
-                <w:b/>
-                <w:sz w:val="17"/>
+              <w:spacing w:before="0" w:after="0" w:line="240" w:lineRule="auto"/>
+            </w:pPr>
+            <w:r>
+              <w:rPr>
+                <w:rFonts w:cs="Arial"/>
+                <w:b w:val="1"/>
+                <w:bCs w:val="1"/>
+                <w:sz w:val="17"/>
+                <w:szCs w:val="17"/>
               </w:rPr>
               <w:t>Std. Pf</w:t>
             </w:r>
@@ -8324,12 +9328,15 @@
                 <w:color w:val="000000"/>
                 <w:sz w:val="17"/>
               </w:rPr>
-            </w:pPr>
-            <w:r>
-              <w:rPr>
-                <w:rFonts w:cs="Arial"/>
-                <w:b/>
-                <w:sz w:val="17"/>
+              <w:spacing w:before="0" w:after="0" w:line="240" w:lineRule="auto"/>
+            </w:pPr>
+            <w:r>
+              <w:rPr>
+                <w:rFonts w:cs="Arial"/>
+                <w:b w:val="1"/>
+                <w:bCs w:val="1"/>
+                <w:sz w:val="17"/>
+                <w:szCs w:val="17"/>
               </w:rPr>
               <w:t>Range</w:t>
             </w:r>
@@ -8358,11 +9365,13 @@
                 <w:color w:val="000000"/>
                 <w:sz w:val="17"/>
               </w:rPr>
-            </w:pPr>
-            <w:r>
-              <w:rPr>
-                <w:rFonts w:cs="Arial"/>
-                <w:sz w:val="17"/>
+              <w:spacing w:before="0" w:after="0" w:line="240" w:lineRule="auto"/>
+            </w:pPr>
+            <w:r>
+              <w:rPr>
+                <w:rFonts w:cs="Arial"/>
+                <w:sz w:val="17"/>
+                <w:szCs w:val="17"/>
               </w:rPr>
               <w:t>1000</w:t>
             </w:r>
@@ -8386,11 +9395,13 @@
                 <w:color w:val="000000"/>
                 <w:sz w:val="17"/>
               </w:rPr>
-            </w:pPr>
-            <w:r>
-              <w:rPr>
-                <w:rFonts w:cs="Arial"/>
-                <w:sz w:val="17"/>
+              <w:spacing w:before="0" w:after="0" w:line="240" w:lineRule="auto"/>
+            </w:pPr>
+            <w:r>
+              <w:rPr>
+                <w:rFonts w:cs="Arial"/>
+                <w:sz w:val="17"/>
+                <w:szCs w:val="17"/>
               </w:rPr>
               <w:t>5</w:t>
             </w:r>
@@ -8414,11 +9425,13 @@
                 <w:color w:val="000000"/>
                 <w:sz w:val="17"/>
               </w:rPr>
-            </w:pPr>
-            <w:r>
-              <w:rPr>
-                <w:rFonts w:cs="Arial"/>
-                <w:sz w:val="17"/>
+              <w:spacing w:before="0" w:after="0" w:line="240" w:lineRule="auto"/>
+            </w:pPr>
+            <w:r>
+              <w:rPr>
+                <w:rFonts w:cs="Arial"/>
+                <w:sz w:val="17"/>
+                <w:szCs w:val="17"/>
               </w:rPr>
               <w:t>0.9662</w:t>
             </w:r>
@@ -8442,11 +9455,13 @@
                 <w:color w:val="000000"/>
                 <w:sz w:val="17"/>
               </w:rPr>
-            </w:pPr>
-            <w:r>
-              <w:rPr>
-                <w:rFonts w:cs="Arial"/>
-                <w:sz w:val="17"/>
+              <w:spacing w:before="0" w:after="0" w:line="240" w:lineRule="auto"/>
+            </w:pPr>
+            <w:r>
+              <w:rPr>
+                <w:rFonts w:cs="Arial"/>
+                <w:sz w:val="17"/>
+                <w:szCs w:val="17"/>
               </w:rPr>
               <w:t>0.0126</w:t>
             </w:r>
@@ -8470,11 +9485,13 @@
                 <w:color w:val="000000"/>
                 <w:sz w:val="17"/>
               </w:rPr>
-            </w:pPr>
-            <w:r>
-              <w:rPr>
-                <w:rFonts w:cs="Arial"/>
-                <w:sz w:val="17"/>
+              <w:spacing w:before="0" w:after="0" w:line="240" w:lineRule="auto"/>
+            </w:pPr>
+            <w:r>
+              <w:rPr>
+                <w:rFonts w:cs="Arial"/>
+                <w:sz w:val="17"/>
+                <w:szCs w:val="17"/>
               </w:rPr>
               <w:t>0.9440-0.9750</w:t>
             </w:r>
@@ -8503,11 +9520,13 @@
                 <w:color w:val="000000"/>
                 <w:sz w:val="17"/>
               </w:rPr>
-            </w:pPr>
-            <w:r>
-              <w:rPr>
-                <w:rFonts w:cs="Arial"/>
-                <w:sz w:val="17"/>
+              <w:spacing w:before="0" w:after="0" w:line="240" w:lineRule="auto"/>
+            </w:pPr>
+            <w:r>
+              <w:rPr>
+                <w:rFonts w:cs="Arial"/>
+                <w:sz w:val="17"/>
+                <w:szCs w:val="17"/>
               </w:rPr>
               <w:t>3000</w:t>
             </w:r>
@@ -8531,11 +9550,13 @@
                 <w:color w:val="000000"/>
                 <w:sz w:val="17"/>
               </w:rPr>
-            </w:pPr>
-            <w:r>
-              <w:rPr>
-                <w:rFonts w:cs="Arial"/>
-                <w:sz w:val="17"/>
+              <w:spacing w:before="0" w:after="0" w:line="240" w:lineRule="auto"/>
+            </w:pPr>
+            <w:r>
+              <w:rPr>
+                <w:rFonts w:cs="Arial"/>
+                <w:sz w:val="17"/>
+                <w:szCs w:val="17"/>
               </w:rPr>
               <w:t>5</w:t>
             </w:r>
@@ -8559,11 +9580,13 @@
                 <w:color w:val="000000"/>
                 <w:sz w:val="17"/>
               </w:rPr>
-            </w:pPr>
-            <w:r>
-              <w:rPr>
-                <w:rFonts w:cs="Arial"/>
-                <w:sz w:val="17"/>
+              <w:spacing w:before="0" w:after="0" w:line="240" w:lineRule="auto"/>
+            </w:pPr>
+            <w:r>
+              <w:rPr>
+                <w:rFonts w:cs="Arial"/>
+                <w:sz w:val="17"/>
+                <w:szCs w:val="17"/>
               </w:rPr>
               <w:t>0.9643</w:t>
             </w:r>
@@ -8587,11 +9610,13 @@
                 <w:color w:val="000000"/>
                 <w:sz w:val="17"/>
               </w:rPr>
-            </w:pPr>
-            <w:r>
-              <w:rPr>
-                <w:rFonts w:cs="Arial"/>
-                <w:sz w:val="17"/>
+              <w:spacing w:before="0" w:after="0" w:line="240" w:lineRule="auto"/>
+            </w:pPr>
+            <w:r>
+              <w:rPr>
+                <w:rFonts w:cs="Arial"/>
+                <w:sz w:val="17"/>
+                <w:szCs w:val="17"/>
               </w:rPr>
               <w:t>0.0022</w:t>
             </w:r>
@@ -8615,11 +9640,13 @@
                 <w:color w:val="000000"/>
                 <w:sz w:val="17"/>
               </w:rPr>
-            </w:pPr>
-            <w:r>
-              <w:rPr>
-                <w:rFonts w:cs="Arial"/>
-                <w:sz w:val="17"/>
+              <w:spacing w:before="0" w:after="0" w:line="240" w:lineRule="auto"/>
+            </w:pPr>
+            <w:r>
+              <w:rPr>
+                <w:rFonts w:cs="Arial"/>
+                <w:sz w:val="17"/>
+                <w:szCs w:val="17"/>
               </w:rPr>
               <w:t>0.9627-0.9680</w:t>
             </w:r>
@@ -8648,11 +9675,13 @@
                 <w:color w:val="000000"/>
                 <w:sz w:val="17"/>
               </w:rPr>
-            </w:pPr>
-            <w:r>
-              <w:rPr>
-                <w:rFonts w:cs="Arial"/>
-                <w:sz w:val="17"/>
+              <w:spacing w:before="0" w:after="0" w:line="240" w:lineRule="auto"/>
+            </w:pPr>
+            <w:r>
+              <w:rPr>
+                <w:rFonts w:cs="Arial"/>
+                <w:sz w:val="17"/>
+                <w:szCs w:val="17"/>
               </w:rPr>
               <w:t>6000</w:t>
             </w:r>
@@ -8676,11 +9705,13 @@
                 <w:color w:val="000000"/>
                 <w:sz w:val="17"/>
               </w:rPr>
-            </w:pPr>
-            <w:r>
-              <w:rPr>
-                <w:rFonts w:cs="Arial"/>
-                <w:sz w:val="17"/>
+              <w:spacing w:before="0" w:after="0" w:line="240" w:lineRule="auto"/>
+            </w:pPr>
+            <w:r>
+              <w:rPr>
+                <w:rFonts w:cs="Arial"/>
+                <w:sz w:val="17"/>
+                <w:szCs w:val="17"/>
               </w:rPr>
               <w:t>5</w:t>
             </w:r>
@@ -8704,11 +9735,13 @@
                 <w:color w:val="000000"/>
                 <w:sz w:val="17"/>
               </w:rPr>
-            </w:pPr>
-            <w:r>
-              <w:rPr>
-                <w:rFonts w:cs="Arial"/>
-                <w:sz w:val="17"/>
+              <w:spacing w:before="0" w:after="0" w:line="240" w:lineRule="auto"/>
+            </w:pPr>
+            <w:r>
+              <w:rPr>
+                <w:rFonts w:cs="Arial"/>
+                <w:sz w:val="17"/>
+                <w:szCs w:val="17"/>
               </w:rPr>
               <w:t>0.9632</w:t>
             </w:r>
@@ -8732,11 +9765,13 @@
                 <w:color w:val="000000"/>
                 <w:sz w:val="17"/>
               </w:rPr>
-            </w:pPr>
-            <w:r>
-              <w:rPr>
-                <w:rFonts w:cs="Arial"/>
-                <w:sz w:val="17"/>
+              <w:spacing w:before="0" w:after="0" w:line="240" w:lineRule="auto"/>
+            </w:pPr>
+            <w:r>
+              <w:rPr>
+                <w:rFonts w:cs="Arial"/>
+                <w:sz w:val="17"/>
+                <w:szCs w:val="17"/>
               </w:rPr>
               <w:t>0.0018</w:t>
             </w:r>
@@ -8760,11 +9795,13 @@
                 <w:color w:val="000000"/>
                 <w:sz w:val="17"/>
               </w:rPr>
-            </w:pPr>
-            <w:r>
-              <w:rPr>
-                <w:rFonts w:cs="Arial"/>
-                <w:sz w:val="17"/>
+              <w:spacing w:before="0" w:after="0" w:line="240" w:lineRule="auto"/>
+            </w:pPr>
+            <w:r>
+              <w:rPr>
+                <w:rFonts w:cs="Arial"/>
+                <w:sz w:val="17"/>
+                <w:szCs w:val="17"/>
               </w:rPr>
               <w:t>0.9610-0.9653</w:t>
             </w:r>
@@ -8793,11 +9830,13 @@
                 <w:color w:val="000000"/>
                 <w:sz w:val="17"/>
               </w:rPr>
-            </w:pPr>
-            <w:r>
-              <w:rPr>
-                <w:rFonts w:cs="Arial"/>
-                <w:sz w:val="17"/>
+              <w:spacing w:before="0" w:after="0" w:line="240" w:lineRule="auto"/>
+            </w:pPr>
+            <w:r>
+              <w:rPr>
+                <w:rFonts w:cs="Arial"/>
+                <w:sz w:val="17"/>
+                <w:szCs w:val="17"/>
               </w:rPr>
               <w:t>12000</w:t>
             </w:r>
@@ -8821,11 +9860,13 @@
                 <w:color w:val="000000"/>
                 <w:sz w:val="17"/>
               </w:rPr>
-            </w:pPr>
-            <w:r>
-              <w:rPr>
-                <w:rFonts w:cs="Arial"/>
-                <w:sz w:val="17"/>
+              <w:spacing w:before="0" w:after="0" w:line="240" w:lineRule="auto"/>
+            </w:pPr>
+            <w:r>
+              <w:rPr>
+                <w:rFonts w:cs="Arial"/>
+                <w:sz w:val="17"/>
+                <w:szCs w:val="17"/>
               </w:rPr>
               <w:t>5</w:t>
             </w:r>
@@ -8849,11 +9890,13 @@
                 <w:color w:val="000000"/>
                 <w:sz w:val="17"/>
               </w:rPr>
-            </w:pPr>
-            <w:r>
-              <w:rPr>
-                <w:rFonts w:cs="Arial"/>
-                <w:sz w:val="17"/>
+              <w:spacing w:before="0" w:after="0" w:line="240" w:lineRule="auto"/>
+            </w:pPr>
+            <w:r>
+              <w:rPr>
+                <w:rFonts w:cs="Arial"/>
+                <w:sz w:val="17"/>
+                <w:szCs w:val="17"/>
               </w:rPr>
               <w:t>0.9627</w:t>
             </w:r>
@@ -8877,11 +9920,13 @@
                 <w:color w:val="000000"/>
                 <w:sz w:val="17"/>
               </w:rPr>
-            </w:pPr>
-            <w:r>
-              <w:rPr>
-                <w:rFonts w:cs="Arial"/>
-                <w:sz w:val="17"/>
+              <w:spacing w:before="0" w:after="0" w:line="240" w:lineRule="auto"/>
+            </w:pPr>
+            <w:r>
+              <w:rPr>
+                <w:rFonts w:cs="Arial"/>
+                <w:sz w:val="17"/>
+                <w:szCs w:val="17"/>
               </w:rPr>
               <w:t>0.0016</w:t>
             </w:r>
@@ -8905,11 +9950,13 @@
                 <w:color w:val="000000"/>
                 <w:sz w:val="17"/>
               </w:rPr>
-            </w:pPr>
-            <w:r>
-              <w:rPr>
-                <w:rFonts w:cs="Arial"/>
-                <w:sz w:val="17"/>
+              <w:spacing w:before="0" w:after="0" w:line="240" w:lineRule="auto"/>
+            </w:pPr>
+            <w:r>
+              <w:rPr>
+                <w:rFonts w:cs="Arial"/>
+                <w:sz w:val="17"/>
+                <w:szCs w:val="17"/>
               </w:rPr>
               <w:t>0.9608-0.9642</w:t>
             </w:r>
@@ -9004,8 +10051,7 @@
     </w:p>
     <w:tbl>
       <w:tblPr>
-        <w:tblStyle w:val="TableGrid"/>
-        <w:tblW w:w="0" w:type="auto"/>
+        <w:tblStyle w:val="PlainTable2"/>
         <w:jc w:val="center"/>
         <w:tblBorders>
           <w:top w:val="single" w:sz="2" w:space="0" w:color="000000"/>
@@ -9016,6 +10062,14 @@
           <w:insideV w:val="single" w:sz="2" w:space="0" w:color="000000"/>
         </w:tblBorders>
         <w:tblLook w:val="04A0" w:firstRow="1" w:lastRow="0" w:firstColumn="1" w:lastColumn="0" w:noHBand="0" w:noVBand="1"/>
+        <w:tblW w:w="5000" w:type="pct"/>
+        <w:tblLayout w:type="autofit"/>
+        <w:tblCellMar>
+          <w:top w:w="40" w:type="dxa"/>
+          <w:bottom w:w="40" w:type="dxa"/>
+          <w:left w:w="60" w:type="dxa"/>
+          <w:right w:w="60" w:type="dxa"/>
+        </w:tblCellMar>
       </w:tblPr>
       <w:tblGrid>
         <w:gridCol w:w="2340"/>
@@ -9025,8 +10079,8 @@
       </w:tblGrid>
       <w:tr>
         <w:trPr>
-          <w:tblHeader/>
           <w:jc w:val="center"/>
+          <w:tblHeader w:val="true"/>
         </w:trPr>
         <w:tc>
           <w:tcPr>
@@ -9047,12 +10101,15 @@
                 <w:color w:val="000000"/>
                 <w:sz w:val="17"/>
               </w:rPr>
-            </w:pPr>
-            <w:r>
-              <w:rPr>
-                <w:rFonts w:cs="Arial"/>
-                <w:b/>
-                <w:sz w:val="17"/>
+              <w:spacing w:before="0" w:after="0" w:line="240" w:lineRule="auto"/>
+            </w:pPr>
+            <w:r>
+              <w:rPr>
+                <w:rFonts w:cs="Arial"/>
+                <w:b w:val="1"/>
+                <w:bCs w:val="1"/>
+                <w:sz w:val="17"/>
+                <w:szCs w:val="17"/>
               </w:rPr>
               <w:t>External observation</w:t>
             </w:r>
@@ -9077,12 +10134,15 @@
                 <w:color w:val="000000"/>
                 <w:sz w:val="17"/>
               </w:rPr>
-            </w:pPr>
-            <w:r>
-              <w:rPr>
-                <w:rFonts w:cs="Arial"/>
-                <w:b/>
-                <w:sz w:val="17"/>
+              <w:spacing w:before="0" w:after="0" w:line="240" w:lineRule="auto"/>
+            </w:pPr>
+            <w:r>
+              <w:rPr>
+                <w:rFonts w:cs="Arial"/>
+                <w:b w:val="1"/>
+                <w:bCs w:val="1"/>
+                <w:sz w:val="17"/>
+                <w:szCs w:val="17"/>
               </w:rPr>
               <w:t>Representative source</w:t>
             </w:r>
@@ -9107,12 +10167,15 @@
                 <w:color w:val="000000"/>
                 <w:sz w:val="17"/>
               </w:rPr>
-            </w:pPr>
-            <w:r>
-              <w:rPr>
-                <w:rFonts w:cs="Arial"/>
-                <w:b/>
-                <w:sz w:val="17"/>
+              <w:spacing w:before="0" w:after="0" w:line="240" w:lineRule="auto"/>
+            </w:pPr>
+            <w:r>
+              <w:rPr>
+                <w:rFonts w:cs="Arial"/>
+                <w:b w:val="1"/>
+                <w:bCs w:val="1"/>
+                <w:sz w:val="17"/>
+                <w:szCs w:val="17"/>
               </w:rPr>
               <w:t>Benchmark counterpart</w:t>
             </w:r>
@@ -9137,12 +10200,15 @@
                 <w:color w:val="000000"/>
                 <w:sz w:val="17"/>
               </w:rPr>
-            </w:pPr>
-            <w:r>
-              <w:rPr>
-                <w:rFonts w:cs="Arial"/>
-                <w:b/>
-                <w:sz w:val="17"/>
+              <w:spacing w:before="0" w:after="0" w:line="240" w:lineRule="auto"/>
+            </w:pPr>
+            <w:r>
+              <w:rPr>
+                <w:rFonts w:cs="Arial"/>
+                <w:b w:val="1"/>
+                <w:bCs w:val="1"/>
+                <w:sz w:val="17"/>
+                <w:szCs w:val="17"/>
               </w:rPr>
               <w:t>Interpretation</w:t>
             </w:r>
@@ -9171,11 +10237,13 @@
                 <w:color w:val="000000"/>
                 <w:sz w:val="17"/>
               </w:rPr>
-            </w:pPr>
-            <w:r>
-              <w:rPr>
-                <w:rFonts w:cs="Arial"/>
-                <w:sz w:val="17"/>
+              <w:spacing w:before="0" w:after="0" w:line="240" w:lineRule="auto"/>
+            </w:pPr>
+            <w:r>
+              <w:rPr>
+                <w:rFonts w:cs="Arial"/>
+                <w:sz w:val="17"/>
+                <w:szCs w:val="17"/>
               </w:rPr>
               <w:t>Groundwater depth affects liquefaction probability</w:t>
             </w:r>
@@ -9193,16 +10261,21 @@
             </w:tcMar>
           </w:tcPr>
           <w:p>
-            <w:r>
-              <w:rPr>
-                <w:sz w:val="17"/>
+            <w:pPr>
+              <w:spacing w:before="0" w:after="0" w:line="240" w:lineRule="auto"/>
+            </w:pPr>
+            <w:r>
+              <w:rPr>
                 <w:lang w:val="es-PA"/>
+                <w:sz w:val="17"/>
+                <w:szCs w:val="17"/>
               </w:rPr>
               <w:t xml:space="preserve">Holzer et al. (2011); Cruz et al. </w:t>
             </w:r>
             <w:r>
               <w:rPr>
                 <w:sz w:val="17"/>
+                <w:szCs w:val="17"/>
               </w:rPr>
               <w:t>(2024)</w:t>
             </w:r>
@@ -9226,11 +10299,13 @@
                 <w:color w:val="000000"/>
                 <w:sz w:val="17"/>
               </w:rPr>
-            </w:pPr>
-            <w:r>
-              <w:rPr>
-                <w:rFonts w:cs="Arial"/>
-                <w:sz w:val="17"/>
+              <w:spacing w:before="0" w:after="0" w:line="240" w:lineRule="auto"/>
+            </w:pPr>
+            <w:r>
+              <w:rPr>
+                <w:rFonts w:cs="Arial"/>
+                <w:sz w:val="17"/>
+                <w:szCs w:val="17"/>
               </w:rPr>
               <w:t>Stationary, rising, seasonal and extreme zw(t) paths</w:t>
             </w:r>
@@ -9248,9 +10323,13 @@
             </w:tcMar>
           </w:tcPr>
           <w:p>
-            <w:r>
-              <w:rPr>
-                <w:sz w:val="17"/>
+            <w:pPr>
+              <w:spacing w:before="0" w:after="0" w:line="240" w:lineRule="auto"/>
+            </w:pPr>
+            <w:r>
+              <w:rPr>
+                <w:sz w:val="17"/>
+                <w:szCs w:val="17"/>
               </w:rPr>
               <w:t>Supports treating groundwater as a non-stationary state variable, without implying site calibration</w:t>
             </w:r>
@@ -9279,11 +10358,13 @@
                 <w:color w:val="000000"/>
                 <w:sz w:val="17"/>
               </w:rPr>
-            </w:pPr>
-            <w:r>
-              <w:rPr>
-                <w:rFonts w:cs="Arial"/>
-                <w:sz w:val="17"/>
+              <w:spacing w:before="0" w:after="0" w:line="240" w:lineRule="auto"/>
+            </w:pPr>
+            <w:r>
+              <w:rPr>
+                <w:rFonts w:cs="Arial"/>
+                <w:sz w:val="17"/>
+                <w:szCs w:val="17"/>
               </w:rPr>
               <w:t>Fines content changes triggering assessment</w:t>
             </w:r>
@@ -9301,9 +10382,13 @@
             </w:tcMar>
           </w:tcPr>
           <w:p>
-            <w:r>
-              <w:rPr>
-                <w:sz w:val="17"/>
+            <w:pPr>
+              <w:spacing w:before="0" w:after="0" w:line="240" w:lineRule="auto"/>
+            </w:pPr>
+            <w:r>
+              <w:rPr>
+                <w:sz w:val="17"/>
+                <w:szCs w:val="17"/>
               </w:rPr>
               <w:t>Lee et al. (2020); Yang and Wei (2024)</w:t>
             </w:r>
@@ -9327,11 +10412,13 @@
                 <w:color w:val="000000"/>
                 <w:sz w:val="17"/>
               </w:rPr>
-            </w:pPr>
-            <w:r>
-              <w:rPr>
-                <w:rFonts w:cs="Arial"/>
-                <w:sz w:val="17"/>
+              <w:spacing w:before="0" w:after="0" w:line="240" w:lineRule="auto"/>
+            </w:pPr>
+            <w:r>
+              <w:rPr>
+                <w:rFonts w:cs="Arial"/>
+                <w:sz w:val="17"/>
+                <w:szCs w:val="17"/>
               </w:rPr>
               <w:t>Constant, fines accumulation and fines washout scenarios</w:t>
             </w:r>
@@ -9349,9 +10436,13 @@
             </w:tcMar>
           </w:tcPr>
           <w:p>
-            <w:r>
-              <w:rPr>
-                <w:sz w:val="17"/>
+            <w:pPr>
+              <w:spacing w:before="0" w:after="0" w:line="240" w:lineRule="auto"/>
+            </w:pPr>
+            <w:r>
+              <w:rPr>
+                <w:sz w:val="17"/>
+                <w:szCs w:val="17"/>
               </w:rPr>
               <w:t>Supports gradation sensitivity, while preserving site-calibration caution</w:t>
             </w:r>
@@ -9380,11 +10471,13 @@
                 <w:color w:val="000000"/>
                 <w:sz w:val="17"/>
               </w:rPr>
-            </w:pPr>
-            <w:r>
-              <w:rPr>
-                <w:rFonts w:cs="Arial"/>
-                <w:sz w:val="17"/>
+              <w:spacing w:before="0" w:after="0" w:line="240" w:lineRule="auto"/>
+            </w:pPr>
+            <w:r>
+              <w:rPr>
+                <w:rFonts w:cs="Arial"/>
+                <w:sz w:val="17"/>
+                <w:szCs w:val="17"/>
               </w:rPr>
               <w:t>Probabilistic screening propagates subsurface uncertainty</w:t>
             </w:r>
@@ -9402,9 +10495,13 @@
             </w:tcMar>
           </w:tcPr>
           <w:p>
-            <w:r>
-              <w:rPr>
-                <w:sz w:val="17"/>
+            <w:pPr>
+              <w:spacing w:before="0" w:after="0" w:line="240" w:lineRule="auto"/>
+            </w:pPr>
+            <w:r>
+              <w:rPr>
+                <w:sz w:val="17"/>
+                <w:szCs w:val="17"/>
               </w:rPr>
               <w:t>Greenfield et al. (2024); USGS (2025)</w:t>
             </w:r>
@@ -9428,11 +10525,13 @@
                 <w:color w:val="000000"/>
                 <w:sz w:val="17"/>
               </w:rPr>
-            </w:pPr>
-            <w:r>
-              <w:rPr>
-                <w:rFonts w:cs="Arial"/>
-                <w:sz w:val="17"/>
+              <w:spacing w:before="0" w:after="0" w:line="240" w:lineRule="auto"/>
+            </w:pPr>
+            <w:r>
+              <w:rPr>
+                <w:rFonts w:cs="Arial"/>
+                <w:sz w:val="17"/>
+                <w:szCs w:val="17"/>
               </w:rPr>
               <w:t>Monte Carlo layer-time-scenario estimates with confidence intervals</w:t>
             </w:r>
@@ -9450,9 +10549,13 @@
             </w:tcMar>
           </w:tcPr>
           <w:p>
-            <w:r>
-              <w:rPr>
-                <w:sz w:val="17"/>
+            <w:pPr>
+              <w:spacing w:before="0" w:after="0" w:line="240" w:lineRule="auto"/>
+            </w:pPr>
+            <w:r>
+              <w:rPr>
+                <w:sz w:val="17"/>
+                <w:szCs w:val="17"/>
               </w:rPr>
               <w:t>Supports reporting Pf(t), confidence intervals and profile-level diagnostics as screening outputs</w:t>
             </w:r>
@@ -9481,11 +10584,13 @@
                 <w:color w:val="000000"/>
                 <w:sz w:val="17"/>
               </w:rPr>
-            </w:pPr>
-            <w:r>
-              <w:rPr>
-                <w:rFonts w:cs="Arial"/>
-                <w:sz w:val="17"/>
+              <w:spacing w:before="0" w:after="0" w:line="240" w:lineRule="auto"/>
+            </w:pPr>
+            <w:r>
+              <w:rPr>
+                <w:rFonts w:cs="Arial"/>
+                <w:sz w:val="17"/>
+                <w:szCs w:val="17"/>
               </w:rPr>
               <w:t>Infrastructure decisions require horizon-aware metrics</w:t>
             </w:r>
@@ -9509,11 +10614,13 @@
                 <w:color w:val="000000"/>
                 <w:sz w:val="17"/>
               </w:rPr>
-            </w:pPr>
-            <w:r>
-              <w:rPr>
-                <w:rFonts w:cs="Arial"/>
-                <w:sz w:val="17"/>
+              <w:spacing w:before="0" w:after="0" w:line="240" w:lineRule="auto"/>
+            </w:pPr>
+            <w:r>
+              <w:rPr>
+                <w:rFonts w:cs="Arial"/>
+                <w:sz w:val="17"/>
+                <w:szCs w:val="17"/>
               </w:rPr>
               <w:t>Kramer and Mayfield (2007); Phoon and Ching (2015)</w:t>
             </w:r>
@@ -9537,11 +10644,13 @@
                 <w:color w:val="000000"/>
                 <w:sz w:val="17"/>
               </w:rPr>
-            </w:pPr>
-            <w:r>
-              <w:rPr>
-                <w:rFonts w:cs="Arial"/>
-                <w:sz w:val="17"/>
+              <w:spacing w:before="0" w:after="0" w:line="240" w:lineRule="auto"/>
+            </w:pPr>
+            <w:r>
+              <w:rPr>
+                <w:rFonts w:cs="Arial"/>
+                <w:sz w:val="17"/>
+                <w:szCs w:val="17"/>
               </w:rPr>
               <w:t>Maximum, mean and final-horizon probabilities</w:t>
             </w:r>
@@ -9565,11 +10674,13 @@
                 <w:color w:val="000000"/>
                 <w:sz w:val="17"/>
               </w:rPr>
-            </w:pPr>
-            <w:r>
-              <w:rPr>
-                <w:rFonts w:cs="Arial"/>
-                <w:sz w:val="17"/>
+              <w:spacing w:before="0" w:after="0" w:line="240" w:lineRule="auto"/>
+            </w:pPr>
+            <w:r>
+              <w:rPr>
+                <w:rFonts w:cs="Arial"/>
+                <w:sz w:val="17"/>
+                <w:szCs w:val="17"/>
               </w:rPr>
               <w:t>Connects benchmark outputs to risk prioritisation</w:t>
             </w:r>
@@ -9625,39 +10736,39 @@
           <w:lang w:val="es-PA" w:eastAsia="es-PA"/>
         </w:rPr>
         <w:drawing>
-          <wp:inline distT="0" distB="0" distL="0" distR="0">
-            <wp:extent cx="5623560" cy="3442063"/>
-            <wp:effectExtent l="0" t="0" r="0" b="0"/>
-            <wp:docPr id="4" name="Picture 4"/>
-            <wp:cNvGraphicFramePr>
-              <a:graphicFrameLocks xmlns:a="http://schemas.openxmlformats.org/drawingml/2006/main" noChangeAspect="1"/>
-            </wp:cNvGraphicFramePr>
-            <a:graphic xmlns:a="http://schemas.openxmlformats.org/drawingml/2006/main">
-              <a:graphicData uri="http://schemas.openxmlformats.org/drawingml/2006/picture">
-                <pic:pic xmlns:pic="http://schemas.openxmlformats.org/drawingml/2006/picture">
-                  <pic:nvPicPr>
-                    <pic:cNvPr id="0" name="fig04_global_sensitivity_rank.png"/>
-                    <pic:cNvPicPr/>
-                  </pic:nvPicPr>
-                  <pic:blipFill>
-                    <a:blip r:embed="rId9"/>
-                    <a:stretch>
-                      <a:fillRect/>
-                    </a:stretch>
-                  </pic:blipFill>
-                  <pic:spPr>
-                    <a:xfrm>
-                      <a:off x="0" y="0"/>
-                      <a:ext cx="5623560" cy="3442063"/>
-                    </a:xfrm>
-                    <a:prstGeom prst="rect">
-                      <a:avLst/>
-                    </a:prstGeom>
-                  </pic:spPr>
-                </pic:pic>
-              </a:graphicData>
-            </a:graphic>
-          </wp:inline>
+          <ns2:inline distT="0" distB="0" distL="0" distR="0">
+            <ns2:extent cx="5623560" cy="3442063"/>
+            <ns2:effectExtent l="0" t="0" r="0" b="0"/>
+            <ns2:docPr id="4" name="Picture 4"/>
+            <ns2:cNvGraphicFramePr>
+              <ns3:graphicFrameLocks noChangeAspect="1"/>
+            </ns2:cNvGraphicFramePr>
+            <ns3:graphic>
+              <ns3:graphicData uri="http://schemas.openxmlformats.org/drawingml/2006/picture">
+                <ns4:pic>
+                  <ns4:nvPicPr>
+                    <ns4:cNvPr id="0" name="fig04_global_sensitivity_rank.png"/>
+                    <ns4:cNvPicPr/>
+                  </ns4:nvPicPr>
+                  <ns4:blipFill>
+                    <ns3:blip r:embed="rId9"/>
+                    <ns3:stretch>
+                      <ns3:fillRect/>
+                    </ns3:stretch>
+                  </ns4:blipFill>
+                  <ns4:spPr>
+                    <ns3:xfrm>
+                      <ns3:off x="0" y="0"/>
+                      <ns3:ext cx="5623560" cy="3442063"/>
+                    </ns3:xfrm>
+                    <ns3:prstGeom prst="rect">
+                      <ns3:avLst/>
+                    </ns3:prstGeom>
+                  </ns4:spPr>
+                </ns4:pic>
+              </ns3:graphicData>
+            </ns3:graphic>
+          </ns2:inline>
         </w:drawing>
       </w:r>
     </w:p>
@@ -9706,8 +10817,7 @@
     </w:p>
     <w:tbl>
       <w:tblPr>
-        <w:tblStyle w:val="TableGrid"/>
-        <w:tblW w:w="0" w:type="auto"/>
+        <w:tblStyle w:val="PlainTable2"/>
         <w:jc w:val="center"/>
         <w:tblBorders>
           <w:top w:val="single" w:sz="2" w:space="0" w:color="000000"/>
@@ -9718,6 +10828,14 @@
           <w:insideV w:val="single" w:sz="2" w:space="0" w:color="000000"/>
         </w:tblBorders>
         <w:tblLook w:val="04A0" w:firstRow="1" w:lastRow="0" w:firstColumn="1" w:lastColumn="0" w:noHBand="0" w:noVBand="1"/>
+        <w:tblW w:w="5000" w:type="pct"/>
+        <w:tblLayout w:type="autofit"/>
+        <w:tblCellMar>
+          <w:top w:w="40" w:type="dxa"/>
+          <w:bottom w:w="40" w:type="dxa"/>
+          <w:left w:w="60" w:type="dxa"/>
+          <w:right w:w="60" w:type="dxa"/>
+        </w:tblCellMar>
       </w:tblPr>
       <w:tblGrid>
         <w:gridCol w:w="2340"/>
@@ -9727,8 +10845,8 @@
       </w:tblGrid>
       <w:tr>
         <w:trPr>
-          <w:tblHeader/>
           <w:jc w:val="center"/>
+          <w:tblHeader w:val="true"/>
         </w:trPr>
         <w:tc>
           <w:tcPr>
@@ -9749,12 +10867,15 @@
                 <w:color w:val="000000"/>
                 <w:sz w:val="17"/>
               </w:rPr>
-            </w:pPr>
-            <w:r>
-              <w:rPr>
-                <w:rFonts w:cs="Arial"/>
-                <w:b/>
-                <w:sz w:val="17"/>
+              <w:spacing w:before="0" w:after="0" w:line="240" w:lineRule="auto"/>
+            </w:pPr>
+            <w:r>
+              <w:rPr>
+                <w:rFonts w:cs="Arial"/>
+                <w:b w:val="1"/>
+                <w:bCs w:val="1"/>
+                <w:sz w:val="17"/>
+                <w:szCs w:val="17"/>
               </w:rPr>
               <w:t>Variable</w:t>
             </w:r>
@@ -9779,12 +10900,15 @@
                 <w:color w:val="000000"/>
                 <w:sz w:val="17"/>
               </w:rPr>
-            </w:pPr>
-            <w:r>
-              <w:rPr>
-                <w:rFonts w:cs="Arial"/>
-                <w:b/>
-                <w:sz w:val="17"/>
+              <w:spacing w:before="0" w:after="0" w:line="240" w:lineRule="auto"/>
+            </w:pPr>
+            <w:r>
+              <w:rPr>
+                <w:rFonts w:cs="Arial"/>
+                <w:b w:val="1"/>
+                <w:bCs w:val="1"/>
+                <w:sz w:val="17"/>
+                <w:szCs w:val="17"/>
               </w:rPr>
               <w:t>Pearson with Pf</w:t>
             </w:r>
@@ -9809,12 +10933,15 @@
                 <w:color w:val="000000"/>
                 <w:sz w:val="17"/>
               </w:rPr>
-            </w:pPr>
-            <w:r>
-              <w:rPr>
-                <w:rFonts w:cs="Arial"/>
-                <w:b/>
-                <w:sz w:val="17"/>
+              <w:spacing w:before="0" w:after="0" w:line="240" w:lineRule="auto"/>
+            </w:pPr>
+            <w:r>
+              <w:rPr>
+                <w:rFonts w:cs="Arial"/>
+                <w:b w:val="1"/>
+                <w:bCs w:val="1"/>
+                <w:sz w:val="17"/>
+                <w:szCs w:val="17"/>
               </w:rPr>
               <w:t>Spearman with Pf</w:t>
             </w:r>
@@ -9839,12 +10966,15 @@
                 <w:color w:val="000000"/>
                 <w:sz w:val="17"/>
               </w:rPr>
-            </w:pPr>
-            <w:r>
-              <w:rPr>
-                <w:rFonts w:cs="Arial"/>
-                <w:b/>
-                <w:sz w:val="17"/>
+              <w:spacing w:before="0" w:after="0" w:line="240" w:lineRule="auto"/>
+            </w:pPr>
+            <w:r>
+              <w:rPr>
+                <w:rFonts w:cs="Arial"/>
+                <w:b w:val="1"/>
+                <w:bCs w:val="1"/>
+                <w:sz w:val="17"/>
+                <w:szCs w:val="17"/>
               </w:rPr>
               <w:t>Absolute Spearman</w:t>
             </w:r>
@@ -9867,9 +10997,13 @@
             </w:tcMar>
           </w:tcPr>
           <w:p>
-            <w:r>
-              <w:rPr>
-                <w:sz w:val="17"/>
+            <w:pPr>
+              <w:spacing w:before="0" w:after="0" w:line="240" w:lineRule="auto"/>
+            </w:pPr>
+            <w:r>
+              <w:rPr>
+                <w:sz w:val="17"/>
+                <w:szCs w:val="17"/>
               </w:rPr>
               <w:t>deterministic FS</w:t>
             </w:r>
@@ -9893,11 +11027,13 @@
                 <w:color w:val="000000"/>
                 <w:sz w:val="17"/>
               </w:rPr>
-            </w:pPr>
-            <w:r>
-              <w:rPr>
-                <w:rFonts w:cs="Arial"/>
-                <w:sz w:val="17"/>
+              <w:spacing w:before="0" w:after="0" w:line="240" w:lineRule="auto"/>
+            </w:pPr>
+            <w:r>
+              <w:rPr>
+                <w:rFonts w:cs="Arial"/>
+                <w:sz w:val="17"/>
+                <w:szCs w:val="17"/>
               </w:rPr>
               <w:t>-0.967</w:t>
             </w:r>
@@ -9921,11 +11057,13 @@
                 <w:color w:val="000000"/>
                 <w:sz w:val="17"/>
               </w:rPr>
-            </w:pPr>
-            <w:r>
-              <w:rPr>
-                <w:rFonts w:cs="Arial"/>
-                <w:sz w:val="17"/>
+              <w:spacing w:before="0" w:after="0" w:line="240" w:lineRule="auto"/>
+            </w:pPr>
+            <w:r>
+              <w:rPr>
+                <w:rFonts w:cs="Arial"/>
+                <w:sz w:val="17"/>
+                <w:szCs w:val="17"/>
               </w:rPr>
               <w:t>-0.998</w:t>
             </w:r>
@@ -9949,11 +11087,13 @@
                 <w:color w:val="000000"/>
                 <w:sz w:val="17"/>
               </w:rPr>
-            </w:pPr>
-            <w:r>
-              <w:rPr>
-                <w:rFonts w:cs="Arial"/>
-                <w:sz w:val="17"/>
+              <w:spacing w:before="0" w:after="0" w:line="240" w:lineRule="auto"/>
+            </w:pPr>
+            <w:r>
+              <w:rPr>
+                <w:rFonts w:cs="Arial"/>
+                <w:sz w:val="17"/>
+                <w:szCs w:val="17"/>
               </w:rPr>
               <w:t>0.998</w:t>
             </w:r>
@@ -9982,11 +11122,13 @@
                 <w:color w:val="000000"/>
                 <w:sz w:val="17"/>
               </w:rPr>
-            </w:pPr>
-            <w:r>
-              <w:rPr>
-                <w:rFonts w:cs="Arial"/>
-                <w:sz w:val="17"/>
+              <w:spacing w:before="0" w:after="0" w:line="240" w:lineRule="auto"/>
+            </w:pPr>
+            <w:r>
+              <w:rPr>
+                <w:rFonts w:cs="Arial"/>
+                <w:sz w:val="17"/>
+                <w:szCs w:val="17"/>
               </w:rPr>
               <w:t>crr</w:t>
             </w:r>
@@ -10010,11 +11152,13 @@
                 <w:color w:val="000000"/>
                 <w:sz w:val="17"/>
               </w:rPr>
-            </w:pPr>
-            <w:r>
-              <w:rPr>
-                <w:rFonts w:cs="Arial"/>
-                <w:sz w:val="17"/>
+              <w:spacing w:before="0" w:after="0" w:line="240" w:lineRule="auto"/>
+            </w:pPr>
+            <w:r>
+              <w:rPr>
+                <w:rFonts w:cs="Arial"/>
+                <w:sz w:val="17"/>
+                <w:szCs w:val="17"/>
               </w:rPr>
               <w:t>-0.955</w:t>
             </w:r>
@@ -10038,11 +11182,13 @@
                 <w:color w:val="000000"/>
                 <w:sz w:val="17"/>
               </w:rPr>
-            </w:pPr>
-            <w:r>
-              <w:rPr>
-                <w:rFonts w:cs="Arial"/>
-                <w:sz w:val="17"/>
+              <w:spacing w:before="0" w:after="0" w:line="240" w:lineRule="auto"/>
+            </w:pPr>
+            <w:r>
+              <w:rPr>
+                <w:rFonts w:cs="Arial"/>
+                <w:sz w:val="17"/>
+                <w:szCs w:val="17"/>
               </w:rPr>
               <w:t>-0.950</w:t>
             </w:r>
@@ -10066,11 +11212,13 @@
                 <w:color w:val="000000"/>
                 <w:sz w:val="17"/>
               </w:rPr>
-            </w:pPr>
-            <w:r>
-              <w:rPr>
-                <w:rFonts w:cs="Arial"/>
-                <w:sz w:val="17"/>
+              <w:spacing w:before="0" w:after="0" w:line="240" w:lineRule="auto"/>
+            </w:pPr>
+            <w:r>
+              <w:rPr>
+                <w:rFonts w:cs="Arial"/>
+                <w:sz w:val="17"/>
+                <w:szCs w:val="17"/>
               </w:rPr>
               <w:t>0.950</w:t>
             </w:r>
@@ -10099,11 +11247,13 @@
                 <w:color w:val="000000"/>
                 <w:sz w:val="17"/>
               </w:rPr>
-            </w:pPr>
-            <w:r>
-              <w:rPr>
-                <w:rFonts w:cs="Arial"/>
-                <w:sz w:val="17"/>
+              <w:spacing w:before="0" w:after="0" w:line="240" w:lineRule="auto"/>
+            </w:pPr>
+            <w:r>
+              <w:rPr>
+                <w:rFonts w:cs="Arial"/>
+                <w:sz w:val="17"/>
+                <w:szCs w:val="17"/>
               </w:rPr>
               <w:t>n1_60cs</w:t>
             </w:r>
@@ -10127,11 +11277,13 @@
                 <w:color w:val="000000"/>
                 <w:sz w:val="17"/>
               </w:rPr>
-            </w:pPr>
-            <w:r>
-              <w:rPr>
-                <w:rFonts w:cs="Arial"/>
-                <w:sz w:val="17"/>
+              <w:spacing w:before="0" w:after="0" w:line="240" w:lineRule="auto"/>
+            </w:pPr>
+            <w:r>
+              <w:rPr>
+                <w:rFonts w:cs="Arial"/>
+                <w:sz w:val="17"/>
+                <w:szCs w:val="17"/>
               </w:rPr>
               <w:t>-0.959</w:t>
             </w:r>
@@ -10155,11 +11307,13 @@
                 <w:color w:val="000000"/>
                 <w:sz w:val="17"/>
               </w:rPr>
-            </w:pPr>
-            <w:r>
-              <w:rPr>
-                <w:rFonts w:cs="Arial"/>
-                <w:sz w:val="17"/>
+              <w:spacing w:before="0" w:after="0" w:line="240" w:lineRule="auto"/>
+            </w:pPr>
+            <w:r>
+              <w:rPr>
+                <w:rFonts w:cs="Arial"/>
+                <w:sz w:val="17"/>
+                <w:szCs w:val="17"/>
               </w:rPr>
               <w:t>-0.947</w:t>
             </w:r>
@@ -10183,11 +11337,13 @@
                 <w:color w:val="000000"/>
                 <w:sz w:val="17"/>
               </w:rPr>
-            </w:pPr>
-            <w:r>
-              <w:rPr>
-                <w:rFonts w:cs="Arial"/>
-                <w:sz w:val="17"/>
+              <w:spacing w:before="0" w:after="0" w:line="240" w:lineRule="auto"/>
+            </w:pPr>
+            <w:r>
+              <w:rPr>
+                <w:rFonts w:cs="Arial"/>
+                <w:sz w:val="17"/>
+                <w:szCs w:val="17"/>
               </w:rPr>
               <w:t>0.947</w:t>
             </w:r>
@@ -10216,11 +11372,13 @@
                 <w:color w:val="000000"/>
                 <w:sz w:val="17"/>
               </w:rPr>
-            </w:pPr>
-            <w:r>
-              <w:rPr>
-                <w:rFonts w:cs="Arial"/>
-                <w:sz w:val="17"/>
+              <w:spacing w:before="0" w:after="0" w:line="240" w:lineRule="auto"/>
+            </w:pPr>
+            <w:r>
+              <w:rPr>
+                <w:rFonts w:cs="Arial"/>
+                <w:sz w:val="17"/>
+                <w:szCs w:val="17"/>
               </w:rPr>
               <w:t>fc_pct</w:t>
             </w:r>
@@ -10244,11 +11402,13 @@
                 <w:color w:val="000000"/>
                 <w:sz w:val="17"/>
               </w:rPr>
-            </w:pPr>
-            <w:r>
-              <w:rPr>
-                <w:rFonts w:cs="Arial"/>
-                <w:sz w:val="17"/>
+              <w:spacing w:before="0" w:after="0" w:line="240" w:lineRule="auto"/>
+            </w:pPr>
+            <w:r>
+              <w:rPr>
+                <w:rFonts w:cs="Arial"/>
+                <w:sz w:val="17"/>
+                <w:szCs w:val="17"/>
               </w:rPr>
               <w:t>-0.946</w:t>
             </w:r>
@@ -10272,11 +11432,13 @@
                 <w:color w:val="000000"/>
                 <w:sz w:val="17"/>
               </w:rPr>
-            </w:pPr>
-            <w:r>
-              <w:rPr>
-                <w:rFonts w:cs="Arial"/>
-                <w:sz w:val="17"/>
+              <w:spacing w:before="0" w:after="0" w:line="240" w:lineRule="auto"/>
+            </w:pPr>
+            <w:r>
+              <w:rPr>
+                <w:rFonts w:cs="Arial"/>
+                <w:sz w:val="17"/>
+                <w:szCs w:val="17"/>
               </w:rPr>
               <w:t>-0.944</w:t>
             </w:r>
@@ -10300,11 +11462,13 @@
                 <w:color w:val="000000"/>
                 <w:sz w:val="17"/>
               </w:rPr>
-            </w:pPr>
-            <w:r>
-              <w:rPr>
-                <w:rFonts w:cs="Arial"/>
-                <w:sz w:val="17"/>
+              <w:spacing w:before="0" w:after="0" w:line="240" w:lineRule="auto"/>
+            </w:pPr>
+            <w:r>
+              <w:rPr>
+                <w:rFonts w:cs="Arial"/>
+                <w:sz w:val="17"/>
+                <w:szCs w:val="17"/>
               </w:rPr>
               <w:t>0.944</w:t>
             </w:r>
@@ -10333,11 +11497,13 @@
                 <w:color w:val="000000"/>
                 <w:sz w:val="17"/>
               </w:rPr>
-            </w:pPr>
-            <w:r>
-              <w:rPr>
-                <w:rFonts w:cs="Arial"/>
-                <w:sz w:val="17"/>
+              <w:spacing w:before="0" w:after="0" w:line="240" w:lineRule="auto"/>
+            </w:pPr>
+            <w:r>
+              <w:rPr>
+                <w:rFonts w:cs="Arial"/>
+                <w:sz w:val="17"/>
+                <w:szCs w:val="17"/>
               </w:rPr>
               <w:t>z_mid_m</w:t>
             </w:r>
@@ -10361,11 +11527,13 @@
                 <w:color w:val="000000"/>
                 <w:sz w:val="17"/>
               </w:rPr>
-            </w:pPr>
-            <w:r>
-              <w:rPr>
-                <w:rFonts w:cs="Arial"/>
-                <w:sz w:val="17"/>
+              <w:spacing w:before="0" w:after="0" w:line="240" w:lineRule="auto"/>
+            </w:pPr>
+            <w:r>
+              <w:rPr>
+                <w:rFonts w:cs="Arial"/>
+                <w:sz w:val="17"/>
+                <w:szCs w:val="17"/>
               </w:rPr>
               <w:t>-0.950</w:t>
             </w:r>
@@ -10389,11 +11557,13 @@
                 <w:color w:val="000000"/>
                 <w:sz w:val="17"/>
               </w:rPr>
-            </w:pPr>
-            <w:r>
-              <w:rPr>
-                <w:rFonts w:cs="Arial"/>
-                <w:sz w:val="17"/>
+              <w:spacing w:before="0" w:after="0" w:line="240" w:lineRule="auto"/>
+            </w:pPr>
+            <w:r>
+              <w:rPr>
+                <w:rFonts w:cs="Arial"/>
+                <w:sz w:val="17"/>
+                <w:szCs w:val="17"/>
               </w:rPr>
               <w:t>-0.941</w:t>
             </w:r>
@@ -10417,11 +11587,13 @@
                 <w:color w:val="000000"/>
                 <w:sz w:val="17"/>
               </w:rPr>
-            </w:pPr>
-            <w:r>
-              <w:rPr>
-                <w:rFonts w:cs="Arial"/>
-                <w:sz w:val="17"/>
+              <w:spacing w:before="0" w:after="0" w:line="240" w:lineRule="auto"/>
+            </w:pPr>
+            <w:r>
+              <w:rPr>
+                <w:rFonts w:cs="Arial"/>
+                <w:sz w:val="17"/>
+                <w:szCs w:val="17"/>
               </w:rPr>
               <w:t>0.941</w:t>
             </w:r>
@@ -10450,11 +11622,13 @@
                 <w:color w:val="000000"/>
                 <w:sz w:val="17"/>
               </w:rPr>
-            </w:pPr>
-            <w:r>
-              <w:rPr>
-                <w:rFonts w:cs="Arial"/>
-                <w:sz w:val="17"/>
+              <w:spacing w:before="0" w:after="0" w:line="240" w:lineRule="auto"/>
+            </w:pPr>
+            <w:r>
+              <w:rPr>
+                <w:rFonts w:cs="Arial"/>
+                <w:sz w:val="17"/>
+                <w:szCs w:val="17"/>
               </w:rPr>
               <w:t>csr</w:t>
             </w:r>
@@ -10478,11 +11652,13 @@
                 <w:color w:val="000000"/>
                 <w:sz w:val="17"/>
               </w:rPr>
-            </w:pPr>
-            <w:r>
-              <w:rPr>
-                <w:rFonts w:cs="Arial"/>
-                <w:sz w:val="17"/>
+              <w:spacing w:before="0" w:after="0" w:line="240" w:lineRule="auto"/>
+            </w:pPr>
+            <w:r>
+              <w:rPr>
+                <w:rFonts w:cs="Arial"/>
+                <w:sz w:val="17"/>
+                <w:szCs w:val="17"/>
               </w:rPr>
               <w:t>-0.580</w:t>
             </w:r>
@@ -10506,11 +11682,13 @@
                 <w:color w:val="000000"/>
                 <w:sz w:val="17"/>
               </w:rPr>
-            </w:pPr>
-            <w:r>
-              <w:rPr>
-                <w:rFonts w:cs="Arial"/>
-                <w:sz w:val="17"/>
+              <w:spacing w:before="0" w:after="0" w:line="240" w:lineRule="auto"/>
+            </w:pPr>
+            <w:r>
+              <w:rPr>
+                <w:rFonts w:cs="Arial"/>
+                <w:sz w:val="17"/>
+                <w:szCs w:val="17"/>
               </w:rPr>
               <w:t>-0.543</w:t>
             </w:r>
@@ -10534,11 +11712,13 @@
                 <w:color w:val="000000"/>
                 <w:sz w:val="17"/>
               </w:rPr>
-            </w:pPr>
-            <w:r>
-              <w:rPr>
-                <w:rFonts w:cs="Arial"/>
-                <w:sz w:val="17"/>
+              <w:spacing w:before="0" w:after="0" w:line="240" w:lineRule="auto"/>
+            </w:pPr>
+            <w:r>
+              <w:rPr>
+                <w:rFonts w:cs="Arial"/>
+                <w:sz w:val="17"/>
+                <w:szCs w:val="17"/>
               </w:rPr>
               <w:t>0.543</w:t>
             </w:r>
@@ -10567,11 +11747,13 @@
                 <w:color w:val="000000"/>
                 <w:sz w:val="17"/>
               </w:rPr>
-            </w:pPr>
-            <w:r>
-              <w:rPr>
-                <w:rFonts w:cs="Arial"/>
-                <w:sz w:val="17"/>
+              <w:spacing w:before="0" w:after="0" w:line="240" w:lineRule="auto"/>
+            </w:pPr>
+            <w:r>
+              <w:rPr>
+                <w:rFonts w:cs="Arial"/>
+                <w:sz w:val="17"/>
+                <w:szCs w:val="17"/>
               </w:rPr>
               <w:t>gw_depth_m</w:t>
             </w:r>
@@ -10595,11 +11777,13 @@
                 <w:color w:val="000000"/>
                 <w:sz w:val="17"/>
               </w:rPr>
-            </w:pPr>
-            <w:r>
-              <w:rPr>
-                <w:rFonts w:cs="Arial"/>
-                <w:sz w:val="17"/>
+              <w:spacing w:before="0" w:after="0" w:line="240" w:lineRule="auto"/>
+            </w:pPr>
+            <w:r>
+              <w:rPr>
+                <w:rFonts w:cs="Arial"/>
+                <w:sz w:val="17"/>
+                <w:szCs w:val="17"/>
               </w:rPr>
               <w:t>-0.226</w:t>
             </w:r>
@@ -10623,11 +11807,13 @@
                 <w:color w:val="000000"/>
                 <w:sz w:val="17"/>
               </w:rPr>
-            </w:pPr>
-            <w:r>
-              <w:rPr>
-                <w:rFonts w:cs="Arial"/>
-                <w:sz w:val="17"/>
+              <w:spacing w:before="0" w:after="0" w:line="240" w:lineRule="auto"/>
+            </w:pPr>
+            <w:r>
+              <w:rPr>
+                <w:rFonts w:cs="Arial"/>
+                <w:sz w:val="17"/>
+                <w:szCs w:val="17"/>
               </w:rPr>
               <w:t>-0.246</w:t>
             </w:r>
@@ -10651,11 +11837,13 @@
                 <w:color w:val="000000"/>
                 <w:sz w:val="17"/>
               </w:rPr>
-            </w:pPr>
-            <w:r>
-              <w:rPr>
-                <w:rFonts w:cs="Arial"/>
-                <w:sz w:val="17"/>
+              <w:spacing w:before="0" w:after="0" w:line="240" w:lineRule="auto"/>
+            </w:pPr>
+            <w:r>
+              <w:rPr>
+                <w:rFonts w:cs="Arial"/>
+                <w:sz w:val="17"/>
+                <w:szCs w:val="17"/>
               </w:rPr>
               <w:t>0.246</w:t>
             </w:r>
@@ -10726,39 +11914,39 @@
           <w:lang w:val="es-PA" w:eastAsia="es-PA"/>
         </w:rPr>
         <w:drawing>
-          <wp:inline distT="0" distB="0" distL="0" distR="0">
-            <wp:extent cx="5623560" cy="3442063"/>
-            <wp:effectExtent l="0" t="0" r="0" b="0"/>
-            <wp:docPr id="5" name="Picture 5"/>
-            <wp:cNvGraphicFramePr>
-              <a:graphicFrameLocks xmlns:a="http://schemas.openxmlformats.org/drawingml/2006/main" noChangeAspect="1"/>
-            </wp:cNvGraphicFramePr>
-            <a:graphic xmlns:a="http://schemas.openxmlformats.org/drawingml/2006/main">
-              <a:graphicData uri="http://schemas.openxmlformats.org/drawingml/2006/picture">
-                <pic:pic xmlns:pic="http://schemas.openxmlformats.org/drawingml/2006/picture">
-                  <pic:nvPicPr>
-                    <pic:cNvPr id="0" name="Figure 5.png"/>
-                    <pic:cNvPicPr/>
-                  </pic:nvPicPr>
-                  <pic:blipFill>
-                    <a:blip r:embed="rId10"/>
-                    <a:stretch>
-                      <a:fillRect/>
-                    </a:stretch>
-                  </pic:blipFill>
-                  <pic:spPr>
-                    <a:xfrm>
-                      <a:off x="0" y="0"/>
-                      <a:ext cx="5623560" cy="3442063"/>
-                    </a:xfrm>
-                    <a:prstGeom prst="rect">
-                      <a:avLst/>
-                    </a:prstGeom>
-                  </pic:spPr>
-                </pic:pic>
-              </a:graphicData>
-            </a:graphic>
-          </wp:inline>
+          <ns2:inline distT="0" distB="0" distL="0" distR="0">
+            <ns2:extent cx="5623560" cy="3442063"/>
+            <ns2:effectExtent l="0" t="0" r="0" b="0"/>
+            <ns2:docPr id="5" name="Picture 5"/>
+            <ns2:cNvGraphicFramePr>
+              <ns3:graphicFrameLocks noChangeAspect="1"/>
+            </ns2:cNvGraphicFramePr>
+            <ns3:graphic>
+              <ns3:graphicData uri="http://schemas.openxmlformats.org/drawingml/2006/picture">
+                <ns4:pic>
+                  <ns4:nvPicPr>
+                    <ns4:cNvPr id="0" name="Figure 5.png"/>
+                    <ns4:cNvPicPr/>
+                  </ns4:nvPicPr>
+                  <ns4:blipFill>
+                    <ns3:blip r:embed="rId10"/>
+                    <ns3:stretch>
+                      <ns3:fillRect/>
+                    </ns3:stretch>
+                  </ns4:blipFill>
+                  <ns4:spPr>
+                    <ns3:xfrm>
+                      <ns3:off x="0" y="0"/>
+                      <ns3:ext cx="5623560" cy="3442063"/>
+                    </ns3:xfrm>
+                    <ns3:prstGeom prst="rect">
+                      <ns3:avLst/>
+                    </ns3:prstGeom>
+                  </ns4:spPr>
+                </ns4:pic>
+              </ns3:graphicData>
+            </ns3:graphic>
+          </ns2:inline>
         </w:drawing>
       </w:r>
     </w:p>
@@ -10827,7 +12015,7 @@
     </w:p>
     <w:tbl>
       <w:tblPr>
-        <w:tblW w:w="0" w:type="auto"/>
+        <w:tblStyle w:val="PlainTable2"/>
         <w:jc w:val="center"/>
         <w:tblBorders>
           <w:top w:val="single" w:sz="4" w:space="0" w:color="auto"/>
@@ -10837,11 +12025,15 @@
           <w:insideH w:val="single" w:sz="4" w:space="0" w:color="auto"/>
           <w:insideV w:val="single" w:sz="4" w:space="0" w:color="auto"/>
         </w:tblBorders>
+        <w:tblLook w:val="0000" w:firstRow="0" w:lastRow="0" w:firstColumn="0" w:lastColumn="0" w:noHBand="0" w:noVBand="0"/>
+        <w:tblW w:w="5000" w:type="pct"/>
+        <w:tblLayout w:type="autofit"/>
         <w:tblCellMar>
-          <w:left w:w="70" w:type="dxa"/>
-          <w:right w:w="70" w:type="dxa"/>
+          <w:top w:w="40" w:type="dxa"/>
+          <w:bottom w:w="40" w:type="dxa"/>
+          <w:left w:w="60" w:type="dxa"/>
+          <w:right w:w="60" w:type="dxa"/>
         </w:tblCellMar>
-        <w:tblLook w:val="0000" w:firstRow="0" w:lastRow="0" w:firstColumn="0" w:lastColumn="0" w:noHBand="0" w:noVBand="0"/>
       </w:tblPr>
       <w:tblGrid>
         <w:gridCol w:w="1358"/>
@@ -10855,8 +12047,8 @@
       </w:tblGrid>
       <w:tr>
         <w:trPr>
-          <w:tblHeader/>
           <w:jc w:val="center"/>
+          <w:tblHeader w:val="true"/>
         </w:trPr>
         <w:tc>
           <w:tcPr>
@@ -10871,12 +12063,14 @@
           </w:tcPr>
           <w:p>
             <w:pPr>
-              <w:spacing w:after="0"/>
-            </w:pPr>
-            <w:r>
-              <w:rPr>
-                <w:b/>
-                <w:sz w:val="15"/>
+              <w:spacing w:before="0" w:after="0" w:line="240" w:lineRule="auto"/>
+            </w:pPr>
+            <w:r>
+              <w:rPr>
+                <w:b w:val="1"/>
+                <w:bCs w:val="1"/>
+                <w:sz w:val="17"/>
+                <w:szCs w:val="17"/>
               </w:rPr>
               <w:t>Check</w:t>
             </w:r>
@@ -10895,16 +12089,18 @@
           </w:tcPr>
           <w:p>
             <w:pPr>
-              <w:spacing w:after="0"/>
               <w:rPr>
                 <w:b/>
                 <w:sz w:val="16"/>
               </w:rPr>
-            </w:pPr>
-            <w:r>
-              <w:rPr>
-                <w:b/>
-                <w:sz w:val="15"/>
+              <w:spacing w:before="0" w:after="0" w:line="240" w:lineRule="auto"/>
+            </w:pPr>
+            <w:r>
+              <w:rPr>
+                <w:b w:val="1"/>
+                <w:bCs w:val="1"/>
+                <w:sz w:val="17"/>
+                <w:szCs w:val="17"/>
               </w:rPr>
               <w:t>n</w:t>
             </w:r>
@@ -10923,16 +12119,18 @@
           </w:tcPr>
           <w:p>
             <w:pPr>
-              <w:spacing w:after="0"/>
               <w:rPr>
                 <w:b/>
                 <w:sz w:val="16"/>
               </w:rPr>
-            </w:pPr>
-            <w:r>
-              <w:rPr>
-                <w:b/>
-                <w:sz w:val="15"/>
+              <w:spacing w:before="0" w:after="0" w:line="240" w:lineRule="auto"/>
+            </w:pPr>
+            <w:r>
+              <w:rPr>
+                <w:b w:val="1"/>
+                <w:bCs w:val="1"/>
+                <w:sz w:val="17"/>
+                <w:szCs w:val="17"/>
               </w:rPr>
               <w:t>Liq.</w:t>
             </w:r>
@@ -10951,16 +12149,18 @@
           </w:tcPr>
           <w:p>
             <w:pPr>
-              <w:spacing w:after="0"/>
               <w:rPr>
                 <w:b/>
                 <w:sz w:val="16"/>
               </w:rPr>
-            </w:pPr>
-            <w:r>
-              <w:rPr>
-                <w:b/>
-                <w:sz w:val="15"/>
+              <w:spacing w:before="0" w:after="0" w:line="240" w:lineRule="auto"/>
+            </w:pPr>
+            <w:r>
+              <w:rPr>
+                <w:b w:val="1"/>
+                <w:bCs w:val="1"/>
+                <w:sz w:val="17"/>
+                <w:szCs w:val="17"/>
               </w:rPr>
               <w:t>Non-liq.</w:t>
             </w:r>
@@ -10979,16 +12179,18 @@
           </w:tcPr>
           <w:p>
             <w:pPr>
-              <w:spacing w:after="0"/>
               <w:rPr>
                 <w:b/>
                 <w:sz w:val="16"/>
               </w:rPr>
-            </w:pPr>
-            <w:r>
-              <w:rPr>
-                <w:b/>
-                <w:sz w:val="15"/>
+              <w:spacing w:before="0" w:after="0" w:line="240" w:lineRule="auto"/>
+            </w:pPr>
+            <w:r>
+              <w:rPr>
+                <w:b w:val="1"/>
+                <w:bCs w:val="1"/>
+                <w:sz w:val="17"/>
+                <w:szCs w:val="17"/>
               </w:rPr>
               <w:t>Mean liq.</w:t>
             </w:r>
@@ -11007,16 +12209,18 @@
           </w:tcPr>
           <w:p>
             <w:pPr>
-              <w:spacing w:after="0"/>
               <w:rPr>
                 <w:b/>
                 <w:sz w:val="16"/>
               </w:rPr>
-            </w:pPr>
-            <w:r>
-              <w:rPr>
-                <w:b/>
-                <w:sz w:val="15"/>
+              <w:spacing w:before="0" w:after="0" w:line="240" w:lineRule="auto"/>
+            </w:pPr>
+            <w:r>
+              <w:rPr>
+                <w:b w:val="1"/>
+                <w:bCs w:val="1"/>
+                <w:sz w:val="17"/>
+                <w:szCs w:val="17"/>
               </w:rPr>
               <w:t>Mean non-liq.</w:t>
             </w:r>
@@ -11035,16 +12239,18 @@
           </w:tcPr>
           <w:p>
             <w:pPr>
-              <w:spacing w:after="0"/>
               <w:rPr>
                 <w:b/>
                 <w:sz w:val="16"/>
               </w:rPr>
-            </w:pPr>
-            <w:r>
-              <w:rPr>
-                <w:b/>
-                <w:sz w:val="15"/>
+              <w:spacing w:before="0" w:after="0" w:line="240" w:lineRule="auto"/>
+            </w:pPr>
+            <w:r>
+              <w:rPr>
+                <w:b w:val="1"/>
+                <w:bCs w:val="1"/>
+                <w:sz w:val="17"/>
+                <w:szCs w:val="17"/>
               </w:rPr>
               <w:t>Median liq.</w:t>
             </w:r>
@@ -11063,16 +12269,18 @@
           </w:tcPr>
           <w:p>
             <w:pPr>
-              <w:spacing w:after="0"/>
               <w:rPr>
                 <w:b/>
                 <w:sz w:val="16"/>
               </w:rPr>
-            </w:pPr>
-            <w:r>
-              <w:rPr>
-                <w:b/>
-                <w:sz w:val="15"/>
+              <w:spacing w:before="0" w:after="0" w:line="240" w:lineRule="auto"/>
+            </w:pPr>
+            <w:r>
+              <w:rPr>
+                <w:b w:val="1"/>
+                <w:bCs w:val="1"/>
+                <w:sz w:val="17"/>
+                <w:szCs w:val="17"/>
               </w:rPr>
               <w:t>AUC</w:t>
             </w:r>
@@ -11096,14 +12304,15 @@
           </w:tcPr>
           <w:p>
             <w:pPr>
-              <w:spacing w:after="0"/>
               <w:rPr>
                 <w:sz w:val="16"/>
               </w:rPr>
-            </w:pPr>
-            <w:r>
-              <w:rPr>
-                <w:sz w:val="15"/>
+              <w:spacing w:before="0" w:after="0" w:line="240" w:lineRule="auto"/>
+            </w:pPr>
+            <w:r>
+              <w:rPr>
+                <w:sz w:val="17"/>
+                <w:szCs w:val="17"/>
               </w:rPr>
               <w:t>Combined score</w:t>
             </w:r>
@@ -11122,14 +12331,15 @@
           </w:tcPr>
           <w:p>
             <w:pPr>
-              <w:spacing w:after="0"/>
               <w:rPr>
                 <w:sz w:val="16"/>
               </w:rPr>
-            </w:pPr>
-            <w:r>
-              <w:rPr>
-                <w:sz w:val="15"/>
+              <w:spacing w:before="0" w:after="0" w:line="240" w:lineRule="auto"/>
+            </w:pPr>
+            <w:r>
+              <w:rPr>
+                <w:sz w:val="17"/>
+                <w:szCs w:val="17"/>
               </w:rPr>
               <w:t>234</w:t>
             </w:r>
@@ -11148,14 +12358,15 @@
           </w:tcPr>
           <w:p>
             <w:pPr>
-              <w:spacing w:after="0"/>
               <w:rPr>
                 <w:sz w:val="16"/>
               </w:rPr>
-            </w:pPr>
-            <w:r>
-              <w:rPr>
-                <w:sz w:val="15"/>
+              <w:spacing w:before="0" w:after="0" w:line="240" w:lineRule="auto"/>
+            </w:pPr>
+            <w:r>
+              <w:rPr>
+                <w:sz w:val="17"/>
+                <w:szCs w:val="17"/>
               </w:rPr>
               <w:t>136</w:t>
             </w:r>
@@ -11174,14 +12385,15 @@
           </w:tcPr>
           <w:p>
             <w:pPr>
-              <w:spacing w:after="0"/>
               <w:rPr>
                 <w:sz w:val="16"/>
               </w:rPr>
-            </w:pPr>
-            <w:r>
-              <w:rPr>
-                <w:sz w:val="15"/>
+              <w:spacing w:before="0" w:after="0" w:line="240" w:lineRule="auto"/>
+            </w:pPr>
+            <w:r>
+              <w:rPr>
+                <w:sz w:val="17"/>
+                <w:szCs w:val="17"/>
               </w:rPr>
               <w:t>98</w:t>
             </w:r>
@@ -11200,14 +12412,15 @@
           </w:tcPr>
           <w:p>
             <w:pPr>
-              <w:spacing w:after="0"/>
               <w:rPr>
                 <w:sz w:val="16"/>
               </w:rPr>
-            </w:pPr>
-            <w:r>
-              <w:rPr>
-                <w:sz w:val="15"/>
+              <w:spacing w:before="0" w:after="0" w:line="240" w:lineRule="auto"/>
+            </w:pPr>
+            <w:r>
+              <w:rPr>
+                <w:sz w:val="17"/>
+                <w:szCs w:val="17"/>
               </w:rPr>
               <w:t>0.250</w:t>
             </w:r>
@@ -11226,14 +12439,15 @@
           </w:tcPr>
           <w:p>
             <w:pPr>
-              <w:spacing w:after="0"/>
               <w:rPr>
                 <w:sz w:val="16"/>
               </w:rPr>
-            </w:pPr>
-            <w:r>
-              <w:rPr>
-                <w:sz w:val="15"/>
+              <w:spacing w:before="0" w:after="0" w:line="240" w:lineRule="auto"/>
+            </w:pPr>
+            <w:r>
+              <w:rPr>
+                <w:sz w:val="17"/>
+                <w:szCs w:val="17"/>
               </w:rPr>
               <w:t>-0.347</w:t>
             </w:r>
@@ -11252,14 +12466,15 @@
           </w:tcPr>
           <w:p>
             <w:pPr>
-              <w:spacing w:after="0"/>
               <w:rPr>
                 <w:sz w:val="16"/>
               </w:rPr>
-            </w:pPr>
-            <w:r>
-              <w:rPr>
-                <w:sz w:val="15"/>
+              <w:spacing w:before="0" w:after="0" w:line="240" w:lineRule="auto"/>
+            </w:pPr>
+            <w:r>
+              <w:rPr>
+                <w:sz w:val="17"/>
+                <w:szCs w:val="17"/>
               </w:rPr>
               <w:t>0.243</w:t>
             </w:r>
@@ -11278,14 +12493,15 @@
           </w:tcPr>
           <w:p>
             <w:pPr>
-              <w:spacing w:after="0"/>
               <w:rPr>
                 <w:sz w:val="16"/>
               </w:rPr>
-            </w:pPr>
-            <w:r>
-              <w:rPr>
-                <w:sz w:val="15"/>
+              <w:spacing w:before="0" w:after="0" w:line="240" w:lineRule="auto"/>
+            </w:pPr>
+            <w:r>
+              <w:rPr>
+                <w:sz w:val="17"/>
+                <w:szCs w:val="17"/>
               </w:rPr>
               <w:t>0.811</w:t>
             </w:r>
@@ -11309,14 +12525,15 @@
           </w:tcPr>
           <w:p>
             <w:pPr>
-              <w:spacing w:after="0"/>
               <w:rPr>
                 <w:sz w:val="16"/>
               </w:rPr>
-            </w:pPr>
-            <w:r>
-              <w:rPr>
-                <w:sz w:val="15"/>
+              <w:spacing w:before="0" w:after="0" w:line="240" w:lineRule="auto"/>
+            </w:pPr>
+            <w:r>
+              <w:rPr>
+                <w:sz w:val="17"/>
+                <w:szCs w:val="17"/>
               </w:rPr>
               <w:t>DPT/N120 score</w:t>
             </w:r>
@@ -11335,14 +12552,15 @@
           </w:tcPr>
           <w:p>
             <w:pPr>
-              <w:spacing w:after="0"/>
               <w:rPr>
                 <w:sz w:val="16"/>
               </w:rPr>
-            </w:pPr>
-            <w:r>
-              <w:rPr>
-                <w:sz w:val="15"/>
+              <w:spacing w:before="0" w:after="0" w:line="240" w:lineRule="auto"/>
+            </w:pPr>
+            <w:r>
+              <w:rPr>
+                <w:sz w:val="17"/>
+                <w:szCs w:val="17"/>
               </w:rPr>
               <w:t>234</w:t>
             </w:r>
@@ -11361,14 +12579,15 @@
           </w:tcPr>
           <w:p>
             <w:pPr>
-              <w:spacing w:after="0"/>
               <w:rPr>
                 <w:sz w:val="16"/>
               </w:rPr>
-            </w:pPr>
-            <w:r>
-              <w:rPr>
-                <w:sz w:val="15"/>
+              <w:spacing w:before="0" w:after="0" w:line="240" w:lineRule="auto"/>
+            </w:pPr>
+            <w:r>
+              <w:rPr>
+                <w:sz w:val="17"/>
+                <w:szCs w:val="17"/>
               </w:rPr>
               <w:t>136</w:t>
             </w:r>
@@ -11387,14 +12606,15 @@
           </w:tcPr>
           <w:p>
             <w:pPr>
-              <w:spacing w:after="0"/>
               <w:rPr>
                 <w:sz w:val="16"/>
               </w:rPr>
-            </w:pPr>
-            <w:r>
-              <w:rPr>
-                <w:sz w:val="15"/>
+              <w:spacing w:before="0" w:after="0" w:line="240" w:lineRule="auto"/>
+            </w:pPr>
+            <w:r>
+              <w:rPr>
+                <w:sz w:val="17"/>
+                <w:szCs w:val="17"/>
               </w:rPr>
               <w:t>98</w:t>
             </w:r>
@@ -11413,14 +12633,15 @@
           </w:tcPr>
           <w:p>
             <w:pPr>
-              <w:spacing w:after="0"/>
               <w:rPr>
                 <w:sz w:val="16"/>
               </w:rPr>
-            </w:pPr>
-            <w:r>
-              <w:rPr>
-                <w:sz w:val="15"/>
+              <w:spacing w:before="0" w:after="0" w:line="240" w:lineRule="auto"/>
+            </w:pPr>
+            <w:r>
+              <w:rPr>
+                <w:sz w:val="17"/>
+                <w:szCs w:val="17"/>
               </w:rPr>
               <w:t>0.219</w:t>
             </w:r>
@@ -11439,14 +12660,15 @@
           </w:tcPr>
           <w:p>
             <w:pPr>
-              <w:spacing w:after="0"/>
               <w:rPr>
                 <w:sz w:val="16"/>
               </w:rPr>
-            </w:pPr>
-            <w:r>
-              <w:rPr>
-                <w:sz w:val="15"/>
+              <w:spacing w:before="0" w:after="0" w:line="240" w:lineRule="auto"/>
+            </w:pPr>
+            <w:r>
+              <w:rPr>
+                <w:sz w:val="17"/>
+                <w:szCs w:val="17"/>
               </w:rPr>
               <w:t>-0.304</w:t>
             </w:r>
@@ -11465,14 +12687,15 @@
           </w:tcPr>
           <w:p>
             <w:pPr>
-              <w:spacing w:after="0"/>
               <w:rPr>
                 <w:sz w:val="16"/>
               </w:rPr>
-            </w:pPr>
-            <w:r>
-              <w:rPr>
-                <w:sz w:val="15"/>
+              <w:spacing w:before="0" w:after="0" w:line="240" w:lineRule="auto"/>
+            </w:pPr>
+            <w:r>
+              <w:rPr>
+                <w:sz w:val="17"/>
+                <w:szCs w:val="17"/>
               </w:rPr>
               <w:t>0.124</w:t>
             </w:r>
@@ -11491,14 +12714,15 @@
           </w:tcPr>
           <w:p>
             <w:pPr>
-              <w:spacing w:after="0"/>
               <w:rPr>
                 <w:sz w:val="16"/>
               </w:rPr>
-            </w:pPr>
-            <w:r>
-              <w:rPr>
-                <w:sz w:val="15"/>
+              <w:spacing w:before="0" w:after="0" w:line="240" w:lineRule="auto"/>
+            </w:pPr>
+            <w:r>
+              <w:rPr>
+                <w:sz w:val="17"/>
+                <w:szCs w:val="17"/>
               </w:rPr>
               <w:t>0.778</w:t>
             </w:r>
@@ -11522,14 +12746,15 @@
           </w:tcPr>
           <w:p>
             <w:pPr>
-              <w:spacing w:after="0"/>
               <w:rPr>
                 <w:sz w:val="16"/>
               </w:rPr>
-            </w:pPr>
-            <w:r>
-              <w:rPr>
-                <w:sz w:val="15"/>
+              <w:spacing w:before="0" w:after="0" w:line="240" w:lineRule="auto"/>
+            </w:pPr>
+            <w:r>
+              <w:rPr>
+                <w:sz w:val="17"/>
+                <w:szCs w:val="17"/>
               </w:rPr>
               <w:t>Vs score</w:t>
             </w:r>
@@ -11548,14 +12773,15 @@
           </w:tcPr>
           <w:p>
             <w:pPr>
-              <w:spacing w:after="0"/>
               <w:rPr>
                 <w:sz w:val="16"/>
               </w:rPr>
-            </w:pPr>
-            <w:r>
-              <w:rPr>
-                <w:sz w:val="15"/>
+              <w:spacing w:before="0" w:after="0" w:line="240" w:lineRule="auto"/>
+            </w:pPr>
+            <w:r>
+              <w:rPr>
+                <w:sz w:val="17"/>
+                <w:szCs w:val="17"/>
               </w:rPr>
               <w:t>234</w:t>
             </w:r>
@@ -11574,14 +12800,15 @@
           </w:tcPr>
           <w:p>
             <w:pPr>
-              <w:spacing w:after="0"/>
               <w:rPr>
                 <w:sz w:val="16"/>
               </w:rPr>
-            </w:pPr>
-            <w:r>
-              <w:rPr>
-                <w:sz w:val="15"/>
+              <w:spacing w:before="0" w:after="0" w:line="240" w:lineRule="auto"/>
+            </w:pPr>
+            <w:r>
+              <w:rPr>
+                <w:sz w:val="17"/>
+                <w:szCs w:val="17"/>
               </w:rPr>
               <w:t>136</w:t>
             </w:r>
@@ -11600,14 +12827,15 @@
           </w:tcPr>
           <w:p>
             <w:pPr>
-              <w:spacing w:after="0"/>
               <w:rPr>
                 <w:sz w:val="16"/>
               </w:rPr>
-            </w:pPr>
-            <w:r>
-              <w:rPr>
-                <w:sz w:val="15"/>
+              <w:spacing w:before="0" w:after="0" w:line="240" w:lineRule="auto"/>
+            </w:pPr>
+            <w:r>
+              <w:rPr>
+                <w:sz w:val="17"/>
+                <w:szCs w:val="17"/>
               </w:rPr>
               <w:t>98</w:t>
             </w:r>
@@ -11626,14 +12854,15 @@
           </w:tcPr>
           <w:p>
             <w:pPr>
-              <w:spacing w:after="0"/>
               <w:rPr>
                 <w:sz w:val="16"/>
               </w:rPr>
-            </w:pPr>
-            <w:r>
-              <w:rPr>
-                <w:sz w:val="15"/>
+              <w:spacing w:before="0" w:after="0" w:line="240" w:lineRule="auto"/>
+            </w:pPr>
+            <w:r>
+              <w:rPr>
+                <w:sz w:val="17"/>
+                <w:szCs w:val="17"/>
               </w:rPr>
               <w:t>0.237</w:t>
             </w:r>
@@ -11652,14 +12881,15 @@
           </w:tcPr>
           <w:p>
             <w:pPr>
-              <w:spacing w:after="0"/>
               <w:rPr>
                 <w:sz w:val="16"/>
               </w:rPr>
-            </w:pPr>
-            <w:r>
-              <w:rPr>
-                <w:sz w:val="15"/>
+              <w:spacing w:before="0" w:after="0" w:line="240" w:lineRule="auto"/>
+            </w:pPr>
+            <w:r>
+              <w:rPr>
+                <w:sz w:val="17"/>
+                <w:szCs w:val="17"/>
               </w:rPr>
               <w:t>-0.328</w:t>
             </w:r>
@@ -11678,14 +12908,15 @@
           </w:tcPr>
           <w:p>
             <w:pPr>
-              <w:spacing w:after="0"/>
               <w:rPr>
                 <w:sz w:val="16"/>
               </w:rPr>
-            </w:pPr>
-            <w:r>
-              <w:rPr>
-                <w:sz w:val="15"/>
+              <w:spacing w:before="0" w:after="0" w:line="240" w:lineRule="auto"/>
+            </w:pPr>
+            <w:r>
+              <w:rPr>
+                <w:sz w:val="17"/>
+                <w:szCs w:val="17"/>
               </w:rPr>
               <w:t>0.207</w:t>
             </w:r>
@@ -11704,14 +12935,15 @@
           </w:tcPr>
           <w:p>
             <w:pPr>
-              <w:spacing w:after="0"/>
               <w:rPr>
                 <w:sz w:val="16"/>
               </w:rPr>
-            </w:pPr>
-            <w:r>
-              <w:rPr>
-                <w:sz w:val="15"/>
+              <w:spacing w:before="0" w:after="0" w:line="240" w:lineRule="auto"/>
+            </w:pPr>
+            <w:r>
+              <w:rPr>
+                <w:sz w:val="17"/>
+                <w:szCs w:val="17"/>
               </w:rPr>
               <w:t>0.796</w:t>
             </w:r>
@@ -11735,14 +12967,15 @@
           </w:tcPr>
           <w:p>
             <w:pPr>
-              <w:spacing w:after="0"/>
               <w:rPr>
                 <w:sz w:val="16"/>
               </w:rPr>
-            </w:pPr>
-            <w:r>
-              <w:rPr>
-                <w:sz w:val="15"/>
+              <w:spacing w:before="0" w:after="0" w:line="240" w:lineRule="auto"/>
+            </w:pPr>
+            <w:r>
+              <w:rPr>
+                <w:sz w:val="17"/>
+                <w:szCs w:val="17"/>
               </w:rPr>
               <w:t>Demand index</w:t>
             </w:r>
@@ -11761,14 +12994,15 @@
           </w:tcPr>
           <w:p>
             <w:pPr>
-              <w:spacing w:after="0"/>
               <w:rPr>
                 <w:sz w:val="16"/>
               </w:rPr>
-            </w:pPr>
-            <w:r>
-              <w:rPr>
-                <w:sz w:val="15"/>
+              <w:spacing w:before="0" w:after="0" w:line="240" w:lineRule="auto"/>
+            </w:pPr>
+            <w:r>
+              <w:rPr>
+                <w:sz w:val="17"/>
+                <w:szCs w:val="17"/>
               </w:rPr>
               <w:t>234</w:t>
             </w:r>
@@ -11787,14 +13021,15 @@
           </w:tcPr>
           <w:p>
             <w:pPr>
-              <w:spacing w:after="0"/>
               <w:rPr>
                 <w:sz w:val="16"/>
               </w:rPr>
-            </w:pPr>
-            <w:r>
-              <w:rPr>
-                <w:sz w:val="15"/>
+              <w:spacing w:before="0" w:after="0" w:line="240" w:lineRule="auto"/>
+            </w:pPr>
+            <w:r>
+              <w:rPr>
+                <w:sz w:val="17"/>
+                <w:szCs w:val="17"/>
               </w:rPr>
               <w:t>136</w:t>
             </w:r>
@@ -11813,14 +13048,15 @@
           </w:tcPr>
           <w:p>
             <w:pPr>
-              <w:spacing w:after="0"/>
               <w:rPr>
                 <w:sz w:val="16"/>
               </w:rPr>
-            </w:pPr>
-            <w:r>
-              <w:rPr>
-                <w:sz w:val="15"/>
+              <w:spacing w:before="0" w:after="0" w:line="240" w:lineRule="auto"/>
+            </w:pPr>
+            <w:r>
+              <w:rPr>
+                <w:sz w:val="17"/>
+                <w:szCs w:val="17"/>
               </w:rPr>
               <w:t>98</w:t>
             </w:r>
@@ -11839,14 +13075,15 @@
           </w:tcPr>
           <w:p>
             <w:pPr>
-              <w:spacing w:after="0"/>
               <w:rPr>
                 <w:sz w:val="16"/>
               </w:rPr>
-            </w:pPr>
-            <w:r>
-              <w:rPr>
-                <w:sz w:val="15"/>
+              <w:spacing w:before="0" w:after="0" w:line="240" w:lineRule="auto"/>
+            </w:pPr>
+            <w:r>
+              <w:rPr>
+                <w:sz w:val="17"/>
+                <w:szCs w:val="17"/>
               </w:rPr>
               <w:t>0.132</w:t>
             </w:r>
@@ -11865,14 +13102,15 @@
           </w:tcPr>
           <w:p>
             <w:pPr>
-              <w:spacing w:after="0"/>
               <w:rPr>
                 <w:sz w:val="16"/>
               </w:rPr>
-            </w:pPr>
-            <w:r>
-              <w:rPr>
-                <w:sz w:val="15"/>
+              <w:spacing w:before="0" w:after="0" w:line="240" w:lineRule="auto"/>
+            </w:pPr>
+            <w:r>
+              <w:rPr>
+                <w:sz w:val="17"/>
+                <w:szCs w:val="17"/>
               </w:rPr>
               <w:t>-0.183</w:t>
             </w:r>
@@ -11891,14 +13129,15 @@
           </w:tcPr>
           <w:p>
             <w:pPr>
-              <w:spacing w:after="0"/>
               <w:rPr>
                 <w:sz w:val="16"/>
               </w:rPr>
-            </w:pPr>
-            <w:r>
-              <w:rPr>
-                <w:sz w:val="15"/>
+              <w:spacing w:before="0" w:after="0" w:line="240" w:lineRule="auto"/>
+            </w:pPr>
+            <w:r>
+              <w:rPr>
+                <w:sz w:val="17"/>
+                <w:szCs w:val="17"/>
               </w:rPr>
               <w:t>-0.095</w:t>
             </w:r>
@@ -11917,14 +13156,15 @@
           </w:tcPr>
           <w:p>
             <w:pPr>
-              <w:spacing w:after="0"/>
               <w:rPr>
                 <w:sz w:val="16"/>
               </w:rPr>
-            </w:pPr>
-            <w:r>
-              <w:rPr>
-                <w:sz w:val="15"/>
+              <w:spacing w:before="0" w:after="0" w:line="240" w:lineRule="auto"/>
+            </w:pPr>
+            <w:r>
+              <w:rPr>
+                <w:sz w:val="17"/>
+                <w:szCs w:val="17"/>
               </w:rPr>
               <w:t>0.605</w:t>
             </w:r>
@@ -11948,14 +13188,15 @@
           </w:tcPr>
           <w:p>
             <w:pPr>
-              <w:spacing w:after="0"/>
               <w:rPr>
                 <w:sz w:val="16"/>
               </w:rPr>
-            </w:pPr>
-            <w:r>
-              <w:rPr>
-                <w:sz w:val="15"/>
+              <w:spacing w:before="0" w:after="0" w:line="240" w:lineRule="auto"/>
+            </w:pPr>
+            <w:r>
+              <w:rPr>
+                <w:sz w:val="17"/>
+                <w:szCs w:val="17"/>
               </w:rPr>
               <w:t>Groundwater index</w:t>
             </w:r>
@@ -11974,14 +13215,15 @@
           </w:tcPr>
           <w:p>
             <w:pPr>
-              <w:spacing w:after="0"/>
               <w:rPr>
                 <w:sz w:val="16"/>
               </w:rPr>
-            </w:pPr>
-            <w:r>
-              <w:rPr>
-                <w:sz w:val="15"/>
+              <w:spacing w:before="0" w:after="0" w:line="240" w:lineRule="auto"/>
+            </w:pPr>
+            <w:r>
+              <w:rPr>
+                <w:sz w:val="17"/>
+                <w:szCs w:val="17"/>
               </w:rPr>
               <w:t>234</w:t>
             </w:r>
@@ -12000,14 +13242,15 @@
           </w:tcPr>
           <w:p>
             <w:pPr>
-              <w:spacing w:after="0"/>
               <w:rPr>
                 <w:sz w:val="16"/>
               </w:rPr>
-            </w:pPr>
-            <w:r>
-              <w:rPr>
-                <w:sz w:val="15"/>
+              <w:spacing w:before="0" w:after="0" w:line="240" w:lineRule="auto"/>
+            </w:pPr>
+            <w:r>
+              <w:rPr>
+                <w:sz w:val="17"/>
+                <w:szCs w:val="17"/>
               </w:rPr>
               <w:t>136</w:t>
             </w:r>
@@ -12026,14 +13269,15 @@
           </w:tcPr>
           <w:p>
             <w:pPr>
-              <w:spacing w:after="0"/>
               <w:rPr>
                 <w:sz w:val="16"/>
               </w:rPr>
-            </w:pPr>
-            <w:r>
-              <w:rPr>
-                <w:sz w:val="15"/>
+              <w:spacing w:before="0" w:after="0" w:line="240" w:lineRule="auto"/>
+            </w:pPr>
+            <w:r>
+              <w:rPr>
+                <w:sz w:val="17"/>
+                <w:szCs w:val="17"/>
               </w:rPr>
               <w:t>98</w:t>
             </w:r>
@@ -12052,14 +13296,15 @@
           </w:tcPr>
           <w:p>
             <w:pPr>
-              <w:spacing w:after="0"/>
               <w:rPr>
                 <w:sz w:val="16"/>
               </w:rPr>
-            </w:pPr>
-            <w:r>
-              <w:rPr>
-                <w:sz w:val="15"/>
+              <w:spacing w:before="0" w:after="0" w:line="240" w:lineRule="auto"/>
+            </w:pPr>
+            <w:r>
+              <w:rPr>
+                <w:sz w:val="17"/>
+                <w:szCs w:val="17"/>
               </w:rPr>
               <w:t>0.243</w:t>
             </w:r>
@@ -12078,14 +13323,15 @@
           </w:tcPr>
           <w:p>
             <w:pPr>
-              <w:spacing w:after="0"/>
               <w:rPr>
                 <w:sz w:val="16"/>
               </w:rPr>
-            </w:pPr>
-            <w:r>
-              <w:rPr>
-                <w:sz w:val="15"/>
+              <w:spacing w:before="0" w:after="0" w:line="240" w:lineRule="auto"/>
+            </w:pPr>
+            <w:r>
+              <w:rPr>
+                <w:sz w:val="17"/>
+                <w:szCs w:val="17"/>
               </w:rPr>
               <w:t>-0.337</w:t>
             </w:r>
@@ -12104,14 +13350,15 @@
           </w:tcPr>
           <w:p>
             <w:pPr>
-              <w:spacing w:after="0"/>
               <w:rPr>
                 <w:sz w:val="16"/>
               </w:rPr>
-            </w:pPr>
-            <w:r>
-              <w:rPr>
-                <w:sz w:val="15"/>
+              <w:spacing w:before="0" w:after="0" w:line="240" w:lineRule="auto"/>
+            </w:pPr>
+            <w:r>
+              <w:rPr>
+                <w:sz w:val="17"/>
+                <w:szCs w:val="17"/>
               </w:rPr>
               <w:t>0.496</w:t>
             </w:r>
@@ -12130,14 +13377,15 @@
           </w:tcPr>
           <w:p>
             <w:pPr>
-              <w:spacing w:after="0"/>
               <w:rPr>
                 <w:sz w:val="16"/>
               </w:rPr>
-            </w:pPr>
-            <w:r>
-              <w:rPr>
-                <w:sz w:val="15"/>
+              <w:spacing w:before="0" w:after="0" w:line="240" w:lineRule="auto"/>
+            </w:pPr>
+            <w:r>
+              <w:rPr>
+                <w:sz w:val="17"/>
+                <w:szCs w:val="17"/>
               </w:rPr>
               <w:t>0.674</w:t>
             </w:r>
@@ -12279,43 +13527,43 @@
           <w:lang w:val="es-PA" w:eastAsia="es-PA"/>
         </w:rPr>
         <w:drawing>
-          <wp:inline distT="0" distB="0" distL="0" distR="0">
-            <wp:extent cx="5623560" cy="3566160"/>
-            <wp:effectExtent l="0" t="0" r="6350" b="0"/>
-            <wp:docPr id="6" name="Picture 6"/>
-            <wp:cNvGraphicFramePr/>
-            <a:graphic xmlns:a="http://schemas.openxmlformats.org/drawingml/2006/main">
-              <a:graphicData uri="http://schemas.openxmlformats.org/drawingml/2006/picture">
-                <pic:pic xmlns:pic="http://schemas.openxmlformats.org/drawingml/2006/picture">
-                  <pic:nvPicPr>
-                    <pic:cNvPr id="6" name=""/>
-                    <pic:cNvPicPr/>
-                  </pic:nvPicPr>
-                  <pic:blipFill>
-                    <a:blip r:embed="rId11">
-                      <a:extLst>
-                        <a:ext uri="{28A0092B-C50C-407E-A947-70E740481C1C}">
-                          <a14:useLocalDpi xmlns:a14="http://schemas.microsoft.com/office/drawing/2010/main" val="0"/>
-                        </a:ext>
-                      </a:extLst>
-                    </a:blip>
-                    <a:stretch>
-                      <a:fillRect/>
-                    </a:stretch>
-                  </pic:blipFill>
-                  <pic:spPr>
-                    <a:xfrm>
-                      <a:off x="0" y="0"/>
-                      <a:ext cx="5623560" cy="3566160"/>
-                    </a:xfrm>
-                    <a:prstGeom prst="rect">
-                      <a:avLst/>
-                    </a:prstGeom>
-                  </pic:spPr>
-                </pic:pic>
-              </a:graphicData>
-            </a:graphic>
-          </wp:inline>
+          <ns2:inline distT="0" distB="0" distL="0" distR="0">
+            <ns2:extent cx="5623560" cy="3566160"/>
+            <ns2:effectExtent l="0" t="0" r="6350" b="0"/>
+            <ns2:docPr id="6" name="Picture 6"/>
+            <ns2:cNvGraphicFramePr/>
+            <ns3:graphic>
+              <ns3:graphicData uri="http://schemas.openxmlformats.org/drawingml/2006/picture">
+                <ns4:pic>
+                  <ns4:nvPicPr>
+                    <ns4:cNvPr id="6" name=""/>
+                    <ns4:cNvPicPr/>
+                  </ns4:nvPicPr>
+                  <ns4:blipFill>
+                    <ns3:blip r:embed="rId11">
+                      <ns3:extLst>
+                        <ns3:ext uri="{28A0092B-C50C-407E-A947-70E740481C1C}">
+                          <ns6:useLocalDpi val="0"/>
+                        </ns3:ext>
+                      </ns3:extLst>
+                    </ns3:blip>
+                    <ns3:stretch>
+                      <ns3:fillRect/>
+                    </ns3:stretch>
+                  </ns4:blipFill>
+                  <ns4:spPr>
+                    <ns3:xfrm>
+                      <ns3:off x="0" y="0"/>
+                      <ns3:ext cx="5623560" cy="3566160"/>
+                    </ns3:xfrm>
+                    <ns3:prstGeom prst="rect">
+                      <ns3:avLst/>
+                    </ns3:prstGeom>
+                  </ns4:spPr>
+                </ns4:pic>
+              </ns3:graphicData>
+            </ns3:graphic>
+          </ns2:inline>
         </w:drawing>
       </w:r>
     </w:p>
@@ -12378,43 +13626,43 @@
           <w:lang w:val="es-PA" w:eastAsia="es-PA"/>
         </w:rPr>
         <w:drawing>
-          <wp:inline distT="0" distB="0" distL="0" distR="0">
-            <wp:extent cx="5623560" cy="3684905"/>
-            <wp:effectExtent l="0" t="0" r="6350" b="0"/>
-            <wp:docPr id="7" name="Picture 7"/>
-            <wp:cNvGraphicFramePr/>
-            <a:graphic xmlns:a="http://schemas.openxmlformats.org/drawingml/2006/main">
-              <a:graphicData uri="http://schemas.openxmlformats.org/drawingml/2006/picture">
-                <pic:pic xmlns:pic="http://schemas.openxmlformats.org/drawingml/2006/picture">
-                  <pic:nvPicPr>
-                    <pic:cNvPr id="7" name=""/>
-                    <pic:cNvPicPr/>
-                  </pic:nvPicPr>
-                  <pic:blipFill>
-                    <a:blip r:embed="rId12">
-                      <a:extLst>
-                        <a:ext uri="{28A0092B-C50C-407E-A947-70E740481C1C}">
-                          <a14:useLocalDpi xmlns:a14="http://schemas.microsoft.com/office/drawing/2010/main" val="0"/>
-                        </a:ext>
-                      </a:extLst>
-                    </a:blip>
-                    <a:stretch>
-                      <a:fillRect/>
-                    </a:stretch>
-                  </pic:blipFill>
-                  <pic:spPr>
-                    <a:xfrm>
-                      <a:off x="0" y="0"/>
-                      <a:ext cx="5623560" cy="3684905"/>
-                    </a:xfrm>
-                    <a:prstGeom prst="rect">
-                      <a:avLst/>
-                    </a:prstGeom>
-                  </pic:spPr>
-                </pic:pic>
-              </a:graphicData>
-            </a:graphic>
-          </wp:inline>
+          <ns2:inline distT="0" distB="0" distL="0" distR="0">
+            <ns2:extent cx="5623560" cy="3684905"/>
+            <ns2:effectExtent l="0" t="0" r="6350" b="0"/>
+            <ns2:docPr id="7" name="Picture 7"/>
+            <ns2:cNvGraphicFramePr/>
+            <ns3:graphic>
+              <ns3:graphicData uri="http://schemas.openxmlformats.org/drawingml/2006/picture">
+                <ns4:pic>
+                  <ns4:nvPicPr>
+                    <ns4:cNvPr id="7" name=""/>
+                    <ns4:cNvPicPr/>
+                  </ns4:nvPicPr>
+                  <ns4:blipFill>
+                    <ns3:blip r:embed="rId12">
+                      <ns3:extLst>
+                        <ns3:ext uri="{28A0092B-C50C-407E-A947-70E740481C1C}">
+                          <ns6:useLocalDpi val="0"/>
+                        </ns3:ext>
+                      </ns3:extLst>
+                    </ns3:blip>
+                    <ns3:stretch>
+                      <ns3:fillRect/>
+                    </ns3:stretch>
+                  </ns4:blipFill>
+                  <ns4:spPr>
+                    <ns3:xfrm>
+                      <ns3:off x="0" y="0"/>
+                      <ns3:ext cx="5623560" cy="3684905"/>
+                    </ns3:xfrm>
+                    <ns3:prstGeom prst="rect">
+                      <ns3:avLst/>
+                    </ns3:prstGeom>
+                  </ns4:spPr>
+                </ns4:pic>
+              </ns3:graphicData>
+            </ns3:graphic>
+          </ns2:inline>
         </w:drawing>
       </w:r>
     </w:p>
@@ -12477,43 +13725,43 @@
           <w:lang w:val="es-PA" w:eastAsia="es-PA"/>
         </w:rPr>
         <w:drawing>
-          <wp:inline distT="0" distB="0" distL="0" distR="0">
-            <wp:extent cx="5623560" cy="3684905"/>
-            <wp:effectExtent l="0" t="0" r="6350" b="0"/>
-            <wp:docPr id="8" name="Picture 8"/>
-            <wp:cNvGraphicFramePr/>
-            <a:graphic xmlns:a="http://schemas.openxmlformats.org/drawingml/2006/main">
-              <a:graphicData uri="http://schemas.openxmlformats.org/drawingml/2006/picture">
-                <pic:pic xmlns:pic="http://schemas.openxmlformats.org/drawingml/2006/picture">
-                  <pic:nvPicPr>
-                    <pic:cNvPr id="8" name=""/>
-                    <pic:cNvPicPr/>
-                  </pic:nvPicPr>
-                  <pic:blipFill>
-                    <a:blip r:embed="rId13">
-                      <a:extLst>
-                        <a:ext uri="{28A0092B-C50C-407E-A947-70E740481C1C}">
-                          <a14:useLocalDpi xmlns:a14="http://schemas.microsoft.com/office/drawing/2010/main" val="0"/>
-                        </a:ext>
-                      </a:extLst>
-                    </a:blip>
-                    <a:stretch>
-                      <a:fillRect/>
-                    </a:stretch>
-                  </pic:blipFill>
-                  <pic:spPr>
-                    <a:xfrm>
-                      <a:off x="0" y="0"/>
-                      <a:ext cx="5623560" cy="3684905"/>
-                    </a:xfrm>
-                    <a:prstGeom prst="rect">
-                      <a:avLst/>
-                    </a:prstGeom>
-                  </pic:spPr>
-                </pic:pic>
-              </a:graphicData>
-            </a:graphic>
-          </wp:inline>
+          <ns2:inline distT="0" distB="0" distL="0" distR="0">
+            <ns2:extent cx="5623560" cy="3684905"/>
+            <ns2:effectExtent l="0" t="0" r="6350" b="0"/>
+            <ns2:docPr id="8" name="Picture 8"/>
+            <ns2:cNvGraphicFramePr/>
+            <ns3:graphic>
+              <ns3:graphicData uri="http://schemas.openxmlformats.org/drawingml/2006/picture">
+                <ns4:pic>
+                  <ns4:nvPicPr>
+                    <ns4:cNvPr id="8" name=""/>
+                    <ns4:cNvPicPr/>
+                  </ns4:nvPicPr>
+                  <ns4:blipFill>
+                    <ns3:blip r:embed="rId13">
+                      <ns3:extLst>
+                        <ns3:ext uri="{28A0092B-C50C-407E-A947-70E740481C1C}">
+                          <ns6:useLocalDpi val="0"/>
+                        </ns3:ext>
+                      </ns3:extLst>
+                    </ns3:blip>
+                    <ns3:stretch>
+                      <ns3:fillRect/>
+                    </ns3:stretch>
+                  </ns4:blipFill>
+                  <ns4:spPr>
+                    <ns3:xfrm>
+                      <ns3:off x="0" y="0"/>
+                      <ns3:ext cx="5623560" cy="3684905"/>
+                    </ns3:xfrm>
+                    <ns3:prstGeom prst="rect">
+                      <ns3:avLst/>
+                    </ns3:prstGeom>
+                  </ns4:spPr>
+                </ns4:pic>
+              </ns3:graphicData>
+            </ns3:graphic>
+          </ns2:inline>
         </w:drawing>
       </w:r>
     </w:p>
@@ -12576,43 +13824,43 @@
           <w:lang w:val="es-PA" w:eastAsia="es-PA"/>
         </w:rPr>
         <w:drawing>
-          <wp:inline distT="0" distB="0" distL="0" distR="0">
-            <wp:extent cx="5623560" cy="3566160"/>
-            <wp:effectExtent l="0" t="0" r="6350" b="0"/>
-            <wp:docPr id="9" name="Picture 9"/>
-            <wp:cNvGraphicFramePr/>
-            <a:graphic xmlns:a="http://schemas.openxmlformats.org/drawingml/2006/main">
-              <a:graphicData uri="http://schemas.openxmlformats.org/drawingml/2006/picture">
-                <pic:pic xmlns:pic="http://schemas.openxmlformats.org/drawingml/2006/picture">
-                  <pic:nvPicPr>
-                    <pic:cNvPr id="9" name=""/>
-                    <pic:cNvPicPr/>
-                  </pic:nvPicPr>
-                  <pic:blipFill>
-                    <a:blip r:embed="rId14">
-                      <a:extLst>
-                        <a:ext uri="{28A0092B-C50C-407E-A947-70E740481C1C}">
-                          <a14:useLocalDpi xmlns:a14="http://schemas.microsoft.com/office/drawing/2010/main" val="0"/>
-                        </a:ext>
-                      </a:extLst>
-                    </a:blip>
-                    <a:stretch>
-                      <a:fillRect/>
-                    </a:stretch>
-                  </pic:blipFill>
-                  <pic:spPr>
-                    <a:xfrm>
-                      <a:off x="0" y="0"/>
-                      <a:ext cx="5623560" cy="3566160"/>
-                    </a:xfrm>
-                    <a:prstGeom prst="rect">
-                      <a:avLst/>
-                    </a:prstGeom>
-                  </pic:spPr>
-                </pic:pic>
-              </a:graphicData>
-            </a:graphic>
-          </wp:inline>
+          <ns2:inline distT="0" distB="0" distL="0" distR="0">
+            <ns2:extent cx="5623560" cy="3566160"/>
+            <ns2:effectExtent l="0" t="0" r="6350" b="0"/>
+            <ns2:docPr id="9" name="Picture 9"/>
+            <ns2:cNvGraphicFramePr/>
+            <ns3:graphic>
+              <ns3:graphicData uri="http://schemas.openxmlformats.org/drawingml/2006/picture">
+                <ns4:pic>
+                  <ns4:nvPicPr>
+                    <ns4:cNvPr id="9" name=""/>
+                    <ns4:cNvPicPr/>
+                  </ns4:nvPicPr>
+                  <ns4:blipFill>
+                    <ns3:blip r:embed="rId14">
+                      <ns3:extLst>
+                        <ns3:ext uri="{28A0092B-C50C-407E-A947-70E740481C1C}">
+                          <ns6:useLocalDpi val="0"/>
+                        </ns3:ext>
+                      </ns3:extLst>
+                    </ns3:blip>
+                    <ns3:stretch>
+                      <ns3:fillRect/>
+                    </ns3:stretch>
+                  </ns4:blipFill>
+                  <ns4:spPr>
+                    <ns3:xfrm>
+                      <ns3:off x="0" y="0"/>
+                      <ns3:ext cx="5623560" cy="3566160"/>
+                    </ns3:xfrm>
+                    <ns3:prstGeom prst="rect">
+                      <ns3:avLst/>
+                    </ns3:prstGeom>
+                  </ns4:spPr>
+                </ns4:pic>
+              </ns3:graphicData>
+            </ns3:graphic>
+          </ns2:inline>
         </w:drawing>
       </w:r>
     </w:p>
